--- a/thesis/Defense_Content_Brief.docx
+++ b/thesis/Defense_Content_Brief.docx
@@ -609,7 +609,7 @@
                 <w:szCs w:val="24"/>
                 <w:rtl/>
               </w:rPr>
-              <w:t xml:space="preserve">۱ تا ۲</w:t>
+              <w:t xml:space="preserve">۱ و ۲</w:t>
             </w:r>
           </w:p>
         </w:tc>
@@ -711,7 +711,7 @@
                 <w:szCs w:val="24"/>
                 <w:rtl/>
               </w:rPr>
-              <w:t xml:space="preserve">مسئله و انگیزه</w:t>
+              <w:t xml:space="preserve">هفت اسلاید جداکننده</w:t>
             </w:r>
           </w:p>
         </w:tc>
@@ -743,7 +743,7 @@
                 <w:szCs w:val="24"/>
                 <w:rtl/>
               </w:rPr>
-              <w:t xml:space="preserve">۳</w:t>
+              <w:t xml:space="preserve">۳، ۵، ۸، ۱۱، ۱۴، ۱۷، ۱۹</w:t>
             </w:r>
           </w:p>
         </w:tc>
@@ -775,7 +775,7 @@
                 <w:szCs w:val="24"/>
                 <w:rtl/>
               </w:rPr>
-              <w:t xml:space="preserve">۱:۳۰</w:t>
+              <w:t xml:space="preserve">۳۵ ثانیه</w:t>
             </w:r>
           </w:p>
         </w:tc>
@@ -807,7 +807,7 @@
                 <w:szCs w:val="24"/>
                 <w:rtl/>
               </w:rPr>
-              <w:t xml:space="preserve">حلقه ۱</w:t>
+              <w:t xml:space="preserve">—</w:t>
             </w:r>
           </w:p>
         </w:tc>
@@ -845,7 +845,7 @@
                 <w:szCs w:val="24"/>
                 <w:rtl/>
               </w:rPr>
-              <w:t xml:space="preserve">هدف و پرسش‌ها</w:t>
+              <w:t xml:space="preserve">مسئله و انگیزه</w:t>
             </w:r>
           </w:p>
         </w:tc>
@@ -909,7 +909,7 @@
                 <w:szCs w:val="24"/>
                 <w:rtl/>
               </w:rPr>
-              <w:t xml:space="preserve">۱:۰۰</w:t>
+              <w:t xml:space="preserve">۱:۳۰</w:t>
             </w:r>
           </w:p>
         </w:tc>
@@ -979,7 +979,7 @@
                 <w:szCs w:val="24"/>
                 <w:rtl/>
               </w:rPr>
-              <w:t xml:space="preserve">کارهای پیشین</w:t>
+              <w:t xml:space="preserve">هدف و پرسش‌ها</w:t>
             </w:r>
           </w:p>
         </w:tc>
@@ -1011,7 +1011,7 @@
                 <w:szCs w:val="24"/>
                 <w:rtl/>
               </w:rPr>
-              <w:t xml:space="preserve">۵</w:t>
+              <w:t xml:space="preserve">۶</w:t>
             </w:r>
           </w:p>
         </w:tc>
@@ -1113,7 +1113,7 @@
                 <w:szCs w:val="24"/>
                 <w:rtl/>
               </w:rPr>
-              <w:t xml:space="preserve">روش: چهار مرحله</w:t>
+              <w:t xml:space="preserve">کارهای پیشین</w:t>
             </w:r>
           </w:p>
         </w:tc>
@@ -1145,7 +1145,7 @@
                 <w:szCs w:val="24"/>
                 <w:rtl/>
               </w:rPr>
-              <w:t xml:space="preserve">۶</w:t>
+              <w:t xml:space="preserve">۷</w:t>
             </w:r>
           </w:p>
         </w:tc>
@@ -1177,7 +1177,7 @@
                 <w:szCs w:val="24"/>
                 <w:rtl/>
               </w:rPr>
-              <w:t xml:space="preserve">۲:۰۰</w:t>
+              <w:t xml:space="preserve">۱:۰۰</w:t>
             </w:r>
           </w:p>
         </w:tc>
@@ -1209,7 +1209,7 @@
                 <w:szCs w:val="24"/>
                 <w:rtl/>
               </w:rPr>
-              <w:t xml:space="preserve">حلقه ۲</w:t>
+              <w:t xml:space="preserve">حلقه ۱</w:t>
             </w:r>
           </w:p>
         </w:tc>
@@ -1247,7 +1247,7 @@
                 <w:szCs w:val="24"/>
                 <w:rtl/>
               </w:rPr>
-              <w:t xml:space="preserve">سه روش موازی مرزیابی</w:t>
+              <w:t xml:space="preserve">روش: چهار مرحله</w:t>
             </w:r>
           </w:p>
         </w:tc>
@@ -1279,7 +1279,7 @@
                 <w:szCs w:val="24"/>
                 <w:rtl/>
               </w:rPr>
-              <w:t xml:space="preserve">۷</w:t>
+              <w:t xml:space="preserve">۹</w:t>
             </w:r>
           </w:p>
         </w:tc>
@@ -1311,7 +1311,7 @@
                 <w:szCs w:val="24"/>
                 <w:rtl/>
               </w:rPr>
-              <w:t xml:space="preserve">۱:۳۰</w:t>
+              <w:t xml:space="preserve">۲:۰۰</w:t>
             </w:r>
           </w:p>
         </w:tc>
@@ -1381,7 +1381,7 @@
                 <w:szCs w:val="24"/>
                 <w:rtl/>
               </w:rPr>
-              <w:t xml:space="preserve">نتایج: ظرف و دیسک</w:t>
+              <w:t xml:space="preserve">سه روش موازی مرزیابی</w:t>
             </w:r>
           </w:p>
         </w:tc>
@@ -1413,7 +1413,7 @@
                 <w:szCs w:val="24"/>
                 <w:rtl/>
               </w:rPr>
-              <w:t xml:space="preserve">۸</w:t>
+              <w:t xml:space="preserve">۱۰</w:t>
             </w:r>
           </w:p>
         </w:tc>
@@ -1445,7 +1445,7 @@
                 <w:szCs w:val="24"/>
                 <w:rtl/>
               </w:rPr>
-              <w:t xml:space="preserve">۱:۰۰</w:t>
+              <w:t xml:space="preserve">۱:۳۰</w:t>
             </w:r>
           </w:p>
         </w:tc>
@@ -1477,7 +1477,7 @@
                 <w:szCs w:val="24"/>
                 <w:rtl/>
               </w:rPr>
-              <w:t xml:space="preserve">حلقه ۳</w:t>
+              <w:t xml:space="preserve">حلقه ۲</w:t>
             </w:r>
           </w:p>
         </w:tc>
@@ -1515,7 +1515,7 @@
                 <w:szCs w:val="24"/>
                 <w:rtl/>
               </w:rPr>
-              <w:t xml:space="preserve">نتایج: قطر هاله و اثر ترکیب</w:t>
+              <w:t xml:space="preserve">نتایج: ظرف و دیسک</w:t>
             </w:r>
           </w:p>
         </w:tc>
@@ -1547,7 +1547,7 @@
                 <w:szCs w:val="24"/>
                 <w:rtl/>
               </w:rPr>
-              <w:t xml:space="preserve">۹</w:t>
+              <w:t xml:space="preserve">۱۲</w:t>
             </w:r>
           </w:p>
         </w:tc>
@@ -1579,7 +1579,7 @@
                 <w:szCs w:val="24"/>
                 <w:rtl/>
               </w:rPr>
-              <w:t xml:space="preserve">۱:۳۰</w:t>
+              <w:t xml:space="preserve">۱:۰۰</w:t>
             </w:r>
           </w:p>
         </w:tc>
@@ -1649,7 +1649,7 @@
                 <w:szCs w:val="24"/>
                 <w:rtl/>
               </w:rPr>
-              <w:t xml:space="preserve">ترجمه به زبان بالینی</w:t>
+              <w:t xml:space="preserve">نتایج: قطر هاله و اثر ترکیب</w:t>
             </w:r>
           </w:p>
         </w:tc>
@@ -1681,7 +1681,7 @@
                 <w:szCs w:val="24"/>
                 <w:rtl/>
               </w:rPr>
-              <w:t xml:space="preserve">۱۰</w:t>
+              <w:t xml:space="preserve">۱۳</w:t>
             </w:r>
           </w:p>
         </w:tc>
@@ -1713,7 +1713,7 @@
                 <w:szCs w:val="24"/>
                 <w:rtl/>
               </w:rPr>
-              <w:t xml:space="preserve">۲:۰۰</w:t>
+              <w:t xml:space="preserve">۱:۳۰</w:t>
             </w:r>
           </w:p>
         </w:tc>
@@ -1745,7 +1745,7 @@
                 <w:szCs w:val="24"/>
                 <w:rtl/>
               </w:rPr>
-              <w:t xml:space="preserve">حلقه ۴</w:t>
+              <w:t xml:space="preserve">حلقه ۳</w:t>
             </w:r>
           </w:p>
         </w:tc>
@@ -1783,7 +1783,7 @@
                 <w:szCs w:val="24"/>
                 <w:rtl/>
               </w:rPr>
-              <w:t xml:space="preserve">سقف قابل اثبات</w:t>
+              <w:t xml:space="preserve">ترجمه به زبان بالینی</w:t>
             </w:r>
           </w:p>
         </w:tc>
@@ -1815,7 +1815,7 @@
                 <w:szCs w:val="24"/>
                 <w:rtl/>
               </w:rPr>
-              <w:t xml:space="preserve">۱۱</w:t>
+              <w:t xml:space="preserve">۱۵</w:t>
             </w:r>
           </w:p>
         </w:tc>
@@ -1847,7 +1847,7 @@
                 <w:szCs w:val="24"/>
                 <w:rtl/>
               </w:rPr>
-              <w:t xml:space="preserve">۱:۳۰</w:t>
+              <w:t xml:space="preserve">۲:۰۰</w:t>
             </w:r>
           </w:p>
         </w:tc>
@@ -1917,7 +1917,7 @@
                 <w:szCs w:val="24"/>
                 <w:rtl/>
               </w:rPr>
-              <w:t xml:space="preserve">یافته اصلی</w:t>
+              <w:t xml:space="preserve">سقف قابل اثبات</w:t>
             </w:r>
           </w:p>
         </w:tc>
@@ -1949,7 +1949,7 @@
                 <w:szCs w:val="24"/>
                 <w:rtl/>
               </w:rPr>
-              <w:t xml:space="preserve">۱۲</w:t>
+              <w:t xml:space="preserve">۱۶</w:t>
             </w:r>
           </w:p>
         </w:tc>
@@ -1981,7 +1981,7 @@
                 <w:szCs w:val="24"/>
                 <w:rtl/>
               </w:rPr>
-              <w:t xml:space="preserve">۲:۳۰</w:t>
+              <w:t xml:space="preserve">۱:۳۰</w:t>
             </w:r>
           </w:p>
         </w:tc>
@@ -2013,7 +2013,7 @@
                 <w:szCs w:val="24"/>
                 <w:rtl/>
               </w:rPr>
-              <w:t xml:space="preserve">حلقه ۵</w:t>
+              <w:t xml:space="preserve">حلقه ۴</w:t>
             </w:r>
           </w:p>
         </w:tc>
@@ -2051,7 +2051,7 @@
                 <w:szCs w:val="24"/>
                 <w:rtl/>
               </w:rPr>
-              <w:t xml:space="preserve">محدودیت‌ها</w:t>
+              <w:t xml:space="preserve">یافته اصلی</w:t>
             </w:r>
           </w:p>
         </w:tc>
@@ -2083,7 +2083,7 @@
                 <w:szCs w:val="24"/>
                 <w:rtl/>
               </w:rPr>
-              <w:t xml:space="preserve">۱۳</w:t>
+              <w:t xml:space="preserve">۱۸</w:t>
             </w:r>
           </w:p>
         </w:tc>
@@ -2115,7 +2115,7 @@
                 <w:szCs w:val="24"/>
                 <w:rtl/>
               </w:rPr>
-              <w:t xml:space="preserve">۱:۰۰</w:t>
+              <w:t xml:space="preserve">۲:۳۰</w:t>
             </w:r>
           </w:p>
         </w:tc>
@@ -2185,7 +2185,7 @@
                 <w:szCs w:val="24"/>
                 <w:rtl/>
               </w:rPr>
-              <w:t xml:space="preserve">نتیجه‌گیری</w:t>
+              <w:t xml:space="preserve">محدودیت‌ها</w:t>
             </w:r>
           </w:p>
         </w:tc>
@@ -2217,7 +2217,7 @@
                 <w:szCs w:val="24"/>
                 <w:rtl/>
               </w:rPr>
-              <w:t xml:space="preserve">۱۴</w:t>
+              <w:t xml:space="preserve">۲۰</w:t>
             </w:r>
           </w:p>
         </w:tc>
@@ -2319,7 +2319,7 @@
                 <w:szCs w:val="24"/>
                 <w:rtl/>
               </w:rPr>
-              <w:t xml:space="preserve">کار آینده</w:t>
+              <w:t xml:space="preserve">نتیجه‌گیری</w:t>
             </w:r>
           </w:p>
         </w:tc>
@@ -2351,7 +2351,7 @@
                 <w:szCs w:val="24"/>
                 <w:rtl/>
               </w:rPr>
-              <w:t xml:space="preserve">۱۵</w:t>
+              <w:t xml:space="preserve">۲۱</w:t>
             </w:r>
           </w:p>
         </w:tc>
@@ -2453,6 +2453,140 @@
                 <w:szCs w:val="24"/>
                 <w:rtl/>
               </w:rPr>
+              <w:t xml:space="preserve">کار آینده</w:t>
+            </w:r>
+          </w:p>
+        </w:tc>
+        <w:tc>
+          <w:tcPr>
+            <w:tcW w:type="dxa" w:w="1360"/>
+            <w:tcMar>
+              <w:top w:type="dxa" w:w="50"/>
+              <w:left w:type="dxa" w:w="90"/>
+              <w:bottom w:type="dxa" w:w="50"/>
+              <w:right w:type="dxa" w:w="90"/>
+            </w:tcMar>
+            <w:vAlign w:val="center"/>
+          </w:tcPr>
+          <w:p>
+            <w:pPr>
+              <w:bidi/>
+              <w:spacing w:after="0" w:before="0" w:line="276" w:lineRule="auto"/>
+              <w:jc w:val="center"/>
+            </w:pPr>
+            <w:r>
+              <w:rPr>
+                <w:rFonts w:ascii="Times New Roman" w:cs="B Nazanin" w:eastAsia="Times New Roman" w:hAnsi="Times New Roman"/>
+                <w:b w:val="false"/>
+                <w:bCs w:val="false"/>
+                <w:i w:val="false"/>
+                <w:iCs w:val="false"/>
+                <w:sz w:val="22"/>
+                <w:szCs w:val="24"/>
+                <w:rtl/>
+              </w:rPr>
+              <w:t xml:space="preserve">۲۲</w:t>
+            </w:r>
+          </w:p>
+        </w:tc>
+        <w:tc>
+          <w:tcPr>
+            <w:tcW w:type="dxa" w:w="1530"/>
+            <w:tcMar>
+              <w:top w:type="dxa" w:w="50"/>
+              <w:left w:type="dxa" w:w="90"/>
+              <w:bottom w:type="dxa" w:w="50"/>
+              <w:right w:type="dxa" w:w="90"/>
+            </w:tcMar>
+            <w:vAlign w:val="center"/>
+          </w:tcPr>
+          <w:p>
+            <w:pPr>
+              <w:bidi/>
+              <w:spacing w:after="0" w:before="0" w:line="276" w:lineRule="auto"/>
+              <w:jc w:val="center"/>
+            </w:pPr>
+            <w:r>
+              <w:rPr>
+                <w:rFonts w:ascii="Times New Roman" w:cs="B Nazanin" w:eastAsia="Times New Roman" w:hAnsi="Times New Roman"/>
+                <w:b w:val="false"/>
+                <w:bCs w:val="false"/>
+                <w:i w:val="false"/>
+                <w:iCs w:val="false"/>
+                <w:sz w:val="22"/>
+                <w:szCs w:val="24"/>
+                <w:rtl/>
+              </w:rPr>
+              <w:t xml:space="preserve">۱:۰۰</w:t>
+            </w:r>
+          </w:p>
+        </w:tc>
+        <w:tc>
+          <w:tcPr>
+            <w:tcW w:type="dxa" w:w="2723"/>
+            <w:tcMar>
+              <w:top w:type="dxa" w:w="50"/>
+              <w:left w:type="dxa" w:w="90"/>
+              <w:bottom w:type="dxa" w:w="50"/>
+              <w:right w:type="dxa" w:w="90"/>
+            </w:tcMar>
+            <w:vAlign w:val="center"/>
+          </w:tcPr>
+          <w:p>
+            <w:pPr>
+              <w:bidi/>
+              <w:spacing w:after="0" w:before="0" w:line="276" w:lineRule="auto"/>
+              <w:jc w:val="center"/>
+            </w:pPr>
+            <w:r>
+              <w:rPr>
+                <w:rFonts w:ascii="Times New Roman" w:cs="B Nazanin" w:eastAsia="Times New Roman" w:hAnsi="Times New Roman"/>
+                <w:b w:val="false"/>
+                <w:bCs w:val="false"/>
+                <w:i w:val="false"/>
+                <w:iCs w:val="false"/>
+                <w:sz w:val="22"/>
+                <w:szCs w:val="24"/>
+                <w:rtl/>
+              </w:rPr>
+              <w:t xml:space="preserve">حلقه ۵</w:t>
+            </w:r>
+          </w:p>
+        </w:tc>
+      </w:tr>
+      <w:tr>
+        <w:trPr>
+          <w:cantSplit/>
+          <w:tblHeader w:val="false"/>
+        </w:trPr>
+        <w:tc>
+          <w:tcPr>
+            <w:tcW w:type="dxa" w:w="2891"/>
+            <w:tcMar>
+              <w:top w:type="dxa" w:w="50"/>
+              <w:left w:type="dxa" w:w="90"/>
+              <w:bottom w:type="dxa" w:w="50"/>
+              <w:right w:type="dxa" w:w="90"/>
+            </w:tcMar>
+            <w:vAlign w:val="center"/>
+          </w:tcPr>
+          <w:p>
+            <w:pPr>
+              <w:bidi/>
+              <w:spacing w:after="0" w:before="0" w:line="276" w:lineRule="auto"/>
+              <w:jc w:val="center"/>
+            </w:pPr>
+            <w:r>
+              <w:rPr>
+                <w:rFonts w:ascii="Times New Roman" w:cs="B Nazanin" w:eastAsia="Times New Roman" w:hAnsi="Times New Roman"/>
+                <w:b w:val="false"/>
+                <w:bCs w:val="false"/>
+                <w:i w:val="false"/>
+                <w:iCs w:val="false"/>
+                <w:sz w:val="22"/>
+                <w:szCs w:val="24"/>
+                <w:rtl/>
+              </w:rPr>
               <w:t xml:space="preserve">سپاسگزاری و پایان</w:t>
             </w:r>
           </w:p>
@@ -2485,7 +2619,7 @@
                 <w:szCs w:val="24"/>
                 <w:rtl/>
               </w:rPr>
-              <w:t xml:space="preserve">۱۶ تا ۱۷</w:t>
+              <w:t xml:space="preserve">۲۳ و ۲۴</w:t>
             </w:r>
           </w:p>
         </w:tc>
@@ -2619,7 +2753,7 @@
           <w:szCs w:val="30"/>
           <w:rtl/>
         </w:rPr>
-        <w:t xml:space="preserve">اسلاید ۳ — مسئله و انگیزه</w:t>
+        <w:t xml:space="preserve">اسلاید ۱ — عنوان</w:t>
       </w:r>
     </w:p>
     <w:p>
@@ -2652,7 +2786,7 @@
           <w:szCs w:val="26"/>
           <w:rtl/>
         </w:rPr>
-        <w:t xml:space="preserve">۱ دقیقه و ۳۰ ثانیه</w:t>
+        <w:t xml:space="preserve">۲۰ ثانیه</w:t>
       </w:r>
     </w:p>
     <w:p>
@@ -2693,49 +2827,7 @@
           <w:szCs w:val="26"/>
           <w:rtl/>
         </w:rPr>
-        <w:t xml:space="preserve">• چهار بند: مسئله، چرا اهمیت دارد، اشکال روش امروزی، کاری که کردیم.</w:t>
-      </w:r>
-    </w:p>
-    <w:p>
-      <w:pPr>
-        <w:bidi/>
-        <w:spacing w:after="70" w:before="0" w:line="276" w:lineRule="auto"/>
-        <w:ind w:left="340" w:hanging="180"/>
-        <w:jc w:val="both"/>
-      </w:pPr>
-      <w:r>
-        <w:rPr>
-          <w:rFonts w:ascii="Times New Roman" w:cs="B Nazanin" w:eastAsia="Times New Roman" w:hAnsi="Times New Roman"/>
-          <w:b w:val="false"/>
-          <w:bCs w:val="false"/>
-          <w:i w:val="false"/>
-          <w:iCs w:val="false"/>
-          <w:sz w:val="24"/>
-          <w:szCs w:val="26"/>
-          <w:rtl/>
-        </w:rPr>
-        <w:t xml:space="preserve">• یک کادر مجزا با عدد ۱٫۲۷ میلیون مرگ در سال ۲۰۱۹.</w:t>
-      </w:r>
-    </w:p>
-    <w:p>
-      <w:pPr>
-        <w:bidi/>
-        <w:spacing w:after="70" w:before="0" w:line="276" w:lineRule="auto"/>
-        <w:ind w:left="340" w:hanging="180"/>
-        <w:jc w:val="both"/>
-      </w:pPr>
-      <w:r>
-        <w:rPr>
-          <w:rFonts w:ascii="Times New Roman" w:cs="B Nazanin" w:eastAsia="Times New Roman" w:hAnsi="Times New Roman"/>
-          <w:b w:val="false"/>
-          <w:bCs w:val="false"/>
-          <w:i w:val="false"/>
-          <w:iCs w:val="false"/>
-          <w:sz w:val="24"/>
-          <w:szCs w:val="26"/>
-          <w:rtl/>
-        </w:rPr>
-        <w:t xml:space="preserve">• یک عکس واقعی ظرف پتری با دیسک‌ها.</w:t>
+        <w:t xml:space="preserve">• عنوان کامل و مصوب، نام، مقطع و رشته، استاد راهنما، دانشگاه و تاریخ.</w:t>
       </w:r>
     </w:p>
     <w:p>
@@ -2795,7 +2887,7 @@
           <w:p>
             <w:pPr>
               <w:bidi/>
-              <w:spacing w:after="100" w:before="0" w:line="276" w:lineRule="auto"/>
+              <w:spacing w:after="0" w:before="0" w:line="276" w:lineRule="auto"/>
               <w:jc w:val="both"/>
             </w:pPr>
             <w:r>
@@ -2809,67 +2901,7 @@
                 <w:szCs w:val="26"/>
                 <w:rtl/>
               </w:rPr>
-              <w:t xml:space="preserve">آزمون آنتی‌بیوگرام یکی از پرکاربردترین آزمون‌های میکروب‌شناسی است. روی محیط کشت، دیسک‌های آنتی‌بیوتیک گذاشته می‌شود. اگر دارو موثر باشد، دور دیسک یک ناحیه‌ی بدون رشد ایجاد می‌شود و قطر همین ناحیه، معیار تصمیم است.</w:t>
-            </w:r>
-          </w:p>
-          <w:p>
-            <w:pPr>
-              <w:bidi/>
-              <w:spacing w:after="100" w:before="0" w:line="276" w:lineRule="auto"/>
-              <w:jc w:val="both"/>
-            </w:pPr>
-            <w:r>
-              <w:rPr>
-                <w:rFonts w:ascii="Times New Roman" w:cs="B Nazanin" w:eastAsia="Times New Roman" w:hAnsi="Times New Roman"/>
-                <w:b w:val="false"/>
-                <w:bCs w:val="false"/>
-                <w:i w:val="false"/>
-                <w:iCs w:val="false"/>
-                <w:sz w:val="24"/>
-                <w:szCs w:val="26"/>
-                <w:rtl/>
-              </w:rPr>
-              <w:t xml:space="preserve">این قطر بعضاً همچنان با خط‌کش و به دست کارشناس اندازه گرفته می‌شود. سه اشکال دارد: وقت‌گیر است، به تجربه‌ی فرد وابسته است، و ثبت دیجیتالی ندارد که بعداً قابل بازبینی باشد.</w:t>
-            </w:r>
-          </w:p>
-          <w:p>
-            <w:pPr>
-              <w:bidi/>
-              <w:spacing w:after="100" w:before="0" w:line="276" w:lineRule="auto"/>
-              <w:jc w:val="both"/>
-            </w:pPr>
-            <w:r>
-              <w:rPr>
-                <w:rFonts w:ascii="Times New Roman" w:cs="B Nazanin" w:eastAsia="Times New Roman" w:hAnsi="Times New Roman"/>
-                <w:b w:val="false"/>
-                <w:bCs w:val="false"/>
-                <w:i w:val="false"/>
-                <w:iCs w:val="false"/>
-                <w:sz w:val="24"/>
-                <w:szCs w:val="26"/>
-                <w:rtl/>
-              </w:rPr>
-              <w:t xml:space="preserve">یک برآورد جهانی می‌گوید در سال ۲۰۱۹ نزدیک به ۱٫۲۷ میلیون مرگ مستقیماً از مقاومت آنتی‌بیوتیکی ناشی شده است. [مکث]</w:t>
-            </w:r>
-          </w:p>
-          <w:p>
-            <w:pPr>
-              <w:bidi/>
-              <w:spacing w:after="0" w:before="0" w:line="276" w:lineRule="auto"/>
-              <w:jc w:val="both"/>
-            </w:pPr>
-            <w:r>
-              <w:rPr>
-                <w:rFonts w:ascii="Times New Roman" w:cs="B Nazanin" w:eastAsia="Times New Roman" w:hAnsi="Times New Roman"/>
-                <w:b w:val="false"/>
-                <w:bCs w:val="false"/>
-                <w:i w:val="false"/>
-                <w:iCs w:val="false"/>
-                <w:sz w:val="24"/>
-                <w:szCs w:val="26"/>
-                <w:rtl/>
-              </w:rPr>
-              <w:t xml:space="preserve">کاری که کردم این است: سامانه‌ای ساختم که همین اندازه‌گیری را از روی یک عکس معمولی و به صورت خودکار انجام می‌دهد.</w:t>
+              <w:t xml:space="preserve">با سلام و احترام. من مهیار حدادها هستم، دانشجوی کارشناسی مهندسی پزشکی. این پروژه با راهنمایی جناب آقای دکتر یزدچی انجام شده و عنوانش «طراحی و پیاده‌سازی سامانه هوشمند تحلیل خودکار آزمون آنتی‌بیوگرام» است. با اجازه‌ی استادان شروع می‌کنم.</w:t>
             </w:r>
           </w:p>
         </w:tc>
@@ -2905,7 +2937,7 @@
           <w:szCs w:val="26"/>
           <w:rtl/>
         </w:rPr>
-        <w:t xml:space="preserve">«حالا بگذارید دقیق بگویم این پژوهش دنبال پاسخ چه پرسش‌هایی بوده است.»</w:t>
+        <w:t xml:space="preserve">«ارائه هفت بخش دارد.»</w:t>
       </w:r>
     </w:p>
     <w:p>
@@ -2928,7 +2960,7 @@
           <w:szCs w:val="30"/>
           <w:rtl/>
         </w:rPr>
-        <w:t xml:space="preserve">اسلاید ۴ — هدف و پرسش‌های پژوهش</w:t>
+        <w:t xml:space="preserve">اسلاید ۲ — فهرست ارائه</w:t>
       </w:r>
     </w:p>
     <w:p>
@@ -2961,7 +2993,7 @@
           <w:szCs w:val="26"/>
           <w:rtl/>
         </w:rPr>
-        <w:t xml:space="preserve">۱ دقیقه</w:t>
+        <w:t xml:space="preserve">۴۰ ثانیه</w:t>
       </w:r>
     </w:p>
     <w:p>
@@ -3002,7 +3034,7 @@
           <w:szCs w:val="26"/>
           <w:rtl/>
         </w:rPr>
-        <w:t xml:space="preserve">• سه کارت، هر کدام یک پرسش به صورت جمله‌ی پرسشی.</w:t>
+        <w:t xml:space="preserve">• هفت بند شماره‌دار با زیرعنوان و زمان هر بخش.</w:t>
       </w:r>
     </w:p>
     <w:p>
@@ -3023,7 +3055,7 @@
           <w:szCs w:val="26"/>
           <w:rtl/>
         </w:rPr>
-        <w:t xml:space="preserve">• پرسش سوم باید از دو تای دیگر برجسته‌تر دیده شود.</w:t>
+        <w:t xml:space="preserve">• مدت کل ارائه در یک سطر پایین.</w:t>
       </w:r>
     </w:p>
     <w:p>
@@ -3097,13 +3129,13 @@
                 <w:szCs w:val="26"/>
                 <w:rtl/>
               </w:rPr>
-              <w:t xml:space="preserve">پروژه سه پرسش دارد.</w:t>
-            </w:r>
-          </w:p>
-          <w:p>
-            <w:pPr>
-              <w:bidi/>
-              <w:spacing w:after="100" w:before="0" w:line="276" w:lineRule="auto"/>
+              <w:t xml:space="preserve">ارائه هفت بخش دارد. اول مسئله و انگیزه، بعد هدف و کارهای پیشین. سپس روش پیشنهادی و نتایج. بعد تفسیر بالینی و یافته‌ی اصلی. و در پایان محدودیت‌ها و جمع‌بندی.</w:t>
+            </w:r>
+          </w:p>
+          <w:p>
+            <w:pPr>
+              <w:bidi/>
+              <w:spacing w:after="0" w:before="0" w:line="276" w:lineRule="auto"/>
               <w:jc w:val="both"/>
             </w:pPr>
             <w:r>
@@ -3117,67 +3149,7 @@
                 <w:szCs w:val="26"/>
                 <w:rtl/>
               </w:rPr>
-              <w:t xml:space="preserve">پرسش اول: آیا می‌توان قطر هاله را از یک عکس معمولی و بدون تجهیزات ویژه اندازه گرفت؟</w:t>
-            </w:r>
-          </w:p>
-          <w:p>
-            <w:pPr>
-              <w:bidi/>
-              <w:spacing w:after="100" w:before="0" w:line="276" w:lineRule="auto"/>
-              <w:jc w:val="both"/>
-            </w:pPr>
-            <w:r>
-              <w:rPr>
-                <w:rFonts w:ascii="Times New Roman" w:cs="B Nazanin" w:eastAsia="Times New Roman" w:hAnsi="Times New Roman"/>
-                <w:b w:val="false"/>
-                <w:bCs w:val="false"/>
-                <w:i w:val="false"/>
-                <w:iCs w:val="false"/>
-                <w:sz w:val="24"/>
-                <w:szCs w:val="26"/>
-                <w:rtl/>
-              </w:rPr>
-              <w:t xml:space="preserve">پرسش دوم: دقت این اندازه‌گیری در برابر خوانش کارشناس چقدر است؟</w:t>
-            </w:r>
-          </w:p>
-          <w:p>
-            <w:pPr>
-              <w:bidi/>
-              <w:spacing w:after="100" w:before="0" w:line="276" w:lineRule="auto"/>
-              <w:jc w:val="both"/>
-            </w:pPr>
-            <w:r>
-              <w:rPr>
-                <w:rFonts w:ascii="Times New Roman" w:cs="B Nazanin" w:eastAsia="Times New Roman" w:hAnsi="Times New Roman"/>
-                <w:b w:val="false"/>
-                <w:bCs w:val="false"/>
-                <w:i w:val="false"/>
-                <w:iCs w:val="false"/>
-                <w:sz w:val="24"/>
-                <w:szCs w:val="26"/>
-                <w:rtl/>
-              </w:rPr>
-              <w:t xml:space="preserve">پرسش سوم، که مهم‌ترین است: آیا این دقت برای تصمیم بالینی کافی است؟ و اگر کافی نیست، مانع دقیقاً کجاست؟</w:t>
-            </w:r>
-          </w:p>
-          <w:p>
-            <w:pPr>
-              <w:bidi/>
-              <w:spacing w:after="0" w:before="0" w:line="276" w:lineRule="auto"/>
-              <w:jc w:val="both"/>
-            </w:pPr>
-            <w:r>
-              <w:rPr>
-                <w:rFonts w:ascii="Times New Roman" w:cs="B Nazanin" w:eastAsia="Times New Roman" w:hAnsi="Times New Roman"/>
-                <w:b w:val="false"/>
-                <w:bCs w:val="false"/>
-                <w:i w:val="false"/>
-                <w:iCs w:val="false"/>
-                <w:sz w:val="24"/>
-                <w:szCs w:val="26"/>
-                <w:rtl/>
-              </w:rPr>
-              <w:t xml:space="preserve">پاسخ پرسش سوم را صادقانه خواهم داد، چه مثبت باشد چه منفی.</w:t>
+              <w:t xml:space="preserve">ارائه حدود بیست دقیقه است و در پایان آماده‌ی پرسش‌های شما هستم.</w:t>
             </w:r>
           </w:p>
         </w:tc>
@@ -3213,7 +3185,7 @@
           <w:szCs w:val="26"/>
           <w:rtl/>
         </w:rPr>
-        <w:t xml:space="preserve">«برای اینکه معلوم شود این پرسش‌ها تازه‌اند یا نه، اول ببینیم دیگران چه کرده‌اند.»</w:t>
+        <w:t xml:space="preserve">«شروع می‌کنیم از مسئله.»</w:t>
       </w:r>
     </w:p>
     <w:p>
@@ -3236,7 +3208,7 @@
           <w:szCs w:val="30"/>
           <w:rtl/>
         </w:rPr>
-        <w:t xml:space="preserve">اسلاید ۵ — کارهای پیشین و جای این پژوهش</w:t>
+        <w:t xml:space="preserve">اسلاید ۳ — جداکننده — مسئله و انگیزه</w:t>
       </w:r>
     </w:p>
     <w:p>
@@ -3269,7 +3241,7 @@
           <w:szCs w:val="26"/>
           <w:rtl/>
         </w:rPr>
-        <w:t xml:space="preserve">۱ دقیقه</w:t>
+        <w:t xml:space="preserve">۵ ثانیه</w:t>
       </w:r>
     </w:p>
     <w:p>
@@ -3310,7 +3282,7 @@
           <w:szCs w:val="26"/>
           <w:rtl/>
         </w:rPr>
-        <w:t xml:space="preserve">• چهار کارت: ابزارهای متن‌باز، یادگیری عمیق، روش‌های نوری جایگزین، جای این پژوهش.</w:t>
+        <w:t xml:space="preserve">• همان فهرست، بند ۱ پررنگ و شش بند دیگر خاکستری.</w:t>
       </w:r>
     </w:p>
     <w:p>
@@ -3331,7 +3303,7 @@
           <w:szCs w:val="26"/>
           <w:rtl/>
         </w:rPr>
-        <w:t xml:space="preserve">• عدد کلیدی هر دسته روی همان کارت.</w:t>
+        <w:t xml:space="preserve">• عنوان: بخش ۱ از ۷ — حدود ۱۹ دقیقه تا پایان.</w:t>
       </w:r>
     </w:p>
     <w:p>
@@ -3391,7 +3363,7 @@
           <w:p>
             <w:pPr>
               <w:bidi/>
-              <w:spacing w:after="100" w:before="0" w:line="276" w:lineRule="auto"/>
+              <w:spacing w:after="0" w:before="0" w:line="276" w:lineRule="auto"/>
               <w:jc w:val="both"/>
             </w:pPr>
             <w:r>
@@ -3405,87 +3377,7 @@
                 <w:szCs w:val="26"/>
                 <w:rtl/>
               </w:rPr>
-              <w:t xml:space="preserve">کارهای پیشین سه دسته‌اند.</w:t>
-            </w:r>
-          </w:p>
-          <w:p>
-            <w:pPr>
-              <w:bidi/>
-              <w:spacing w:after="100" w:before="0" w:line="276" w:lineRule="auto"/>
-              <w:jc w:val="both"/>
-            </w:pPr>
-            <w:r>
-              <w:rPr>
-                <w:rFonts w:ascii="Times New Roman" w:cs="B Nazanin" w:eastAsia="Times New Roman" w:hAnsi="Times New Roman"/>
-                <w:b w:val="false"/>
-                <w:bCs w:val="false"/>
-                <w:i w:val="false"/>
-                <w:iCs w:val="false"/>
-                <w:sz w:val="24"/>
-                <w:szCs w:val="26"/>
-                <w:rtl/>
-              </w:rPr>
-              <w:t xml:space="preserve">دسته‌ی اول ابزارهای متن‌باز با روش‌های کلاسیک است. شاخص‌ترینش AntibiogramJ است که توافق حدود ۸۷ درصد گزارش کرده. از نظر فناوری نزدیک‌ترین کار به پروژه‌ی من است.</w:t>
-            </w:r>
-          </w:p>
-          <w:p>
-            <w:pPr>
-              <w:bidi/>
-              <w:spacing w:after="100" w:before="0" w:line="276" w:lineRule="auto"/>
-              <w:jc w:val="both"/>
-            </w:pPr>
-            <w:r>
-              <w:rPr>
-                <w:rFonts w:ascii="Times New Roman" w:cs="B Nazanin" w:eastAsia="Times New Roman" w:hAnsi="Times New Roman"/>
-                <w:b w:val="false"/>
-                <w:bCs w:val="false"/>
-                <w:i w:val="false"/>
-                <w:iCs w:val="false"/>
-                <w:sz w:val="24"/>
-                <w:szCs w:val="26"/>
-                <w:rtl/>
-              </w:rPr>
-              <w:t xml:space="preserve">دسته‌ی دوم یادگیری عمیق است. یک برنامه‌ی تلفن همراه توافق ۹۸ درصد گزارش کرده است. باید صریح بگویم: این دسته از سامانه‌ی من دقیق‌تر است.</w:t>
-            </w:r>
-          </w:p>
-          <w:p>
-            <w:pPr>
-              <w:bidi/>
-              <w:spacing w:after="100" w:before="0" w:line="276" w:lineRule="auto"/>
-              <w:jc w:val="both"/>
-            </w:pPr>
-            <w:r>
-              <w:rPr>
-                <w:rFonts w:ascii="Times New Roman" w:cs="B Nazanin" w:eastAsia="Times New Roman" w:hAnsi="Times New Roman"/>
-                <w:b w:val="false"/>
-                <w:bCs w:val="false"/>
-                <w:i w:val="false"/>
-                <w:iCs w:val="false"/>
-                <w:sz w:val="24"/>
-                <w:szCs w:val="26"/>
-                <w:rtl/>
-              </w:rPr>
-              <w:t xml:space="preserve">دسته‌ی سوم به جای بهبود تحلیل، خود تصویربرداری را عوض می‌کند. کیم و همکاران با تصویربرداری لکه‌ی لیزری داروی موثر را در کمتر از سه ساعت یافتند.</w:t>
-            </w:r>
-          </w:p>
-          <w:p>
-            <w:pPr>
-              <w:bidi/>
-              <w:spacing w:after="0" w:before="0" w:line="276" w:lineRule="auto"/>
-              <w:jc w:val="both"/>
-            </w:pPr>
-            <w:r>
-              <w:rPr>
-                <w:rFonts w:ascii="Times New Roman" w:cs="B Nazanin" w:eastAsia="Times New Roman" w:hAnsi="Times New Roman"/>
-                <w:b w:val="false"/>
-                <w:bCs w:val="false"/>
-                <w:i w:val="false"/>
-                <w:iCs w:val="false"/>
-                <w:sz w:val="24"/>
-                <w:szCs w:val="26"/>
-                <w:rtl/>
-              </w:rPr>
-              <w:t xml:space="preserve">پس سهم کار من دقت بیشتر نیست. دو چیز دیگر است: یک زنجیره‌ی کاملاً قطعی، و اندازه‌گیری علتی که خطای باقی‌مانده را می‌سازد.</w:t>
+              <w:t xml:space="preserve">می‌رویم سراغ بخش اول: مسئله و انگیزه.</w:t>
             </w:r>
           </w:p>
         </w:tc>
@@ -3521,7 +3413,7 @@
           <w:szCs w:val="26"/>
           <w:rtl/>
         </w:rPr>
-        <w:t xml:space="preserve">«حالا ببینیم آن زنجیره چگونه کار می‌کند.»</w:t>
+        <w:t xml:space="preserve">بلافاصله به اسلاید بعد بروید.</w:t>
       </w:r>
     </w:p>
     <w:p>
@@ -3544,7 +3436,7 @@
           <w:szCs w:val="30"/>
           <w:rtl/>
         </w:rPr>
-        <w:t xml:space="preserve">اسلاید ۶ — روش پیشنهادی: چهار مرحله</w:t>
+        <w:t xml:space="preserve">اسلاید ۴ — مسئله و انگیزه</w:t>
       </w:r>
     </w:p>
     <w:p>
@@ -3577,7 +3469,7 @@
           <w:szCs w:val="26"/>
           <w:rtl/>
         </w:rPr>
-        <w:t xml:space="preserve">۲ دقیقه</w:t>
+        <w:t xml:space="preserve">۱ دقیقه و ۳۰ ثانیه</w:t>
       </w:r>
     </w:p>
     <w:p>
@@ -3618,7 +3510,7 @@
           <w:szCs w:val="26"/>
           <w:rtl/>
         </w:rPr>
-        <w:t xml:space="preserve">• چهار جعبه‌ی شماره‌دار با پیکان، از راست به چپ.</w:t>
+        <w:t xml:space="preserve">• چهار بند: مسئله، چرا اهمیت دارد، اشکال روش امروزی، کاری که کردیم.</w:t>
       </w:r>
     </w:p>
     <w:p>
@@ -3639,7 +3531,28 @@
           <w:szCs w:val="26"/>
           <w:rtl/>
         </w:rPr>
-        <w:t xml:space="preserve">• زیر هر جعبه یک سطر توضیح.</w:t>
+        <w:t xml:space="preserve">• یک کادر مجزا با عدد ۱٫۲۷ میلیون مرگ در سال ۲۰۱۹.</w:t>
+      </w:r>
+    </w:p>
+    <w:p>
+      <w:pPr>
+        <w:bidi/>
+        <w:spacing w:after="70" w:before="0" w:line="276" w:lineRule="auto"/>
+        <w:ind w:left="340" w:hanging="180"/>
+        <w:jc w:val="both"/>
+      </w:pPr>
+      <w:r>
+        <w:rPr>
+          <w:rFonts w:ascii="Times New Roman" w:cs="B Nazanin" w:eastAsia="Times New Roman" w:hAnsi="Times New Roman"/>
+          <w:b w:val="false"/>
+          <w:bCs w:val="false"/>
+          <w:i w:val="false"/>
+          <w:iCs w:val="false"/>
+          <w:sz w:val="24"/>
+          <w:szCs w:val="26"/>
+          <w:rtl/>
+        </w:rPr>
+        <w:t xml:space="preserve">• یک عکس واقعی ظرف پتری با دیسک‌ها.</w:t>
       </w:r>
     </w:p>
     <w:p>
@@ -3713,7 +3626,7 @@
                 <w:szCs w:val="26"/>
                 <w:rtl/>
               </w:rPr>
-              <w:t xml:space="preserve">سامانه چهار مرحله دارد.</w:t>
+              <w:t xml:space="preserve">آزمون آنتی‌بیوگرام یکی از پرکاربردترین آزمون‌های میکروب‌شناسی است. روی محیط کشت، دیسک‌های آنتی‌بیوتیک گذاشته می‌شود. اگر دارو موثر باشد، دور دیسک یک ناحیه‌ی بدون رشد ایجاد می‌شود و قطر همین ناحیه، معیار تصمیم است.</w:t>
             </w:r>
           </w:p>
           <w:p>
@@ -3733,7 +3646,7 @@
                 <w:szCs w:val="26"/>
                 <w:rtl/>
               </w:rPr>
-              <w:t xml:space="preserve">مرحله‌ی اول، یافتن ظرف است. مکان و قطر ظرف پتری از تصویر به دست می‌آید و مقیاس کار از همان‌جا تعیین می‌شود.</w:t>
+              <w:t xml:space="preserve">این قطر بعضاً همچنان با خط‌کش و به دست کارشناس اندازه گرفته می‌شود. سه اشکال دارد: وقت‌گیر است، به تجربه‌ی فرد وابسته است، و ثبت دیجیتالی ندارد که بعداً قابل بازبینی باشد.</w:t>
             </w:r>
           </w:p>
           <w:p>
@@ -3753,13 +3666,13 @@
                 <w:szCs w:val="26"/>
                 <w:rtl/>
               </w:rPr>
-              <w:t xml:space="preserve">مرحله‌ی دوم، یافتن دیسک‌ها است. هر دیسک با ترکیب دو شاخه‌ی مستقل پیدا می‌شود. نکته‌ی مهم اینجاست: قطر دیسک با استاندارد ساخت شش میلی‌متر است. این تنها مرجع مطلق در کل تصویر است و ضریب تبدیل پیکسل به میلی‌متر از همین‌جا می‌آید.</w:t>
-            </w:r>
-          </w:p>
-          <w:p>
-            <w:pPr>
-              <w:bidi/>
-              <w:spacing w:after="100" w:before="0" w:line="276" w:lineRule="auto"/>
+              <w:t xml:space="preserve">یک برآورد جهانی می‌گوید در سال ۲۰۱۹ نزدیک به ۱٫۲۷ میلیون مرگ مستقیماً از مقاومت آنتی‌بیوتیکی ناشی شده است. [مکث]</w:t>
+            </w:r>
+          </w:p>
+          <w:p>
+            <w:pPr>
+              <w:bidi/>
+              <w:spacing w:after="0" w:before="0" w:line="276" w:lineRule="auto"/>
               <w:jc w:val="both"/>
             </w:pPr>
             <w:r>
@@ -3773,47 +3686,7 @@
                 <w:szCs w:val="26"/>
                 <w:rtl/>
               </w:rPr>
-              <w:t xml:space="preserve">مرحله‌ی سوم، تعیین مرز هاله است. سخت‌ترین مرحله است و اسلاید بعد به آن اختصاص دارد.</w:t>
-            </w:r>
-          </w:p>
-          <w:p>
-            <w:pPr>
-              <w:bidi/>
-              <w:spacing w:after="100" w:before="0" w:line="276" w:lineRule="auto"/>
-              <w:jc w:val="both"/>
-            </w:pPr>
-            <w:r>
-              <w:rPr>
-                <w:rFonts w:ascii="Times New Roman" w:cs="B Nazanin" w:eastAsia="Times New Roman" w:hAnsi="Times New Roman"/>
-                <w:b w:val="false"/>
-                <w:bCs w:val="false"/>
-                <w:i w:val="false"/>
-                <w:iCs w:val="false"/>
-                <w:sz w:val="24"/>
-                <w:szCs w:val="26"/>
-                <w:rtl/>
-              </w:rPr>
-              <w:t xml:space="preserve">مرحله‌ی چهارم، تفسیر بالینی است. قطر به دست آمده با جدول‌های نقطه‌ی شکست EUCAST نسخه‌ی شانزده سنجیده می‌شود.</w:t>
-            </w:r>
-          </w:p>
-          <w:p>
-            <w:pPr>
-              <w:bidi/>
-              <w:spacing w:after="0" w:before="0" w:line="276" w:lineRule="auto"/>
-              <w:jc w:val="both"/>
-            </w:pPr>
-            <w:r>
-              <w:rPr>
-                <w:rFonts w:ascii="Times New Roman" w:cs="B Nazanin" w:eastAsia="Times New Roman" w:hAnsi="Times New Roman"/>
-                <w:b w:val="false"/>
-                <w:bCs w:val="false"/>
-                <w:i w:val="false"/>
-                <w:iCs w:val="false"/>
-                <w:sz w:val="24"/>
-                <w:szCs w:val="26"/>
-                <w:rtl/>
-              </w:rPr>
-              <w:t xml:space="preserve">یک نکته‌ی طراحی هم اضافه کنم: هیچ پارامتری بر حسب پیکسل مطلق نوشته نشده. هر اندازه نسبت به قطر ظرف یا قطر دیسک بیان می‌شود، و به همین دلیل سامانه روی دوربین و فاصله‌ی متفاوت بدون تنظیم مجدد کار می‌کند.</w:t>
+              <w:t xml:space="preserve">کاری که کردم این است: سامانه‌ای ساختم که همین اندازه‌گیری را از روی یک عکس معمولی و به صورت خودکار انجام می‌دهد.</w:t>
             </w:r>
           </w:p>
         </w:tc>
@@ -3849,7 +3722,7 @@
           <w:szCs w:val="26"/>
           <w:rtl/>
         </w:rPr>
-        <w:t xml:space="preserve">«گفتم مرحله‌ی سوم سخت‌ترین است. بگذارید بگویم چرا و چه کردیم.»</w:t>
+        <w:t xml:space="preserve">«حالا بگذارید دقیق بگویم این پژوهش دنبال پاسخ چه پرسش‌هایی بوده است.»</w:t>
       </w:r>
     </w:p>
     <w:p>
@@ -3872,7 +3745,7 @@
           <w:szCs w:val="30"/>
           <w:rtl/>
         </w:rPr>
-        <w:t xml:space="preserve">اسلاید ۷ — مرحله سوم: سه روش موازی</w:t>
+        <w:t xml:space="preserve">اسلاید ۵ — جداکننده — هدف و کارهای پیشین</w:t>
       </w:r>
     </w:p>
     <w:p>
@@ -3905,7 +3778,7 @@
           <w:szCs w:val="26"/>
           <w:rtl/>
         </w:rPr>
-        <w:t xml:space="preserve">۱ دقیقه و ۳۰ ثانیه</w:t>
+        <w:t xml:space="preserve">۵ ثانیه</w:t>
       </w:r>
     </w:p>
     <w:p>
@@ -3946,7 +3819,7 @@
           <w:szCs w:val="26"/>
           <w:rtl/>
         </w:rPr>
-        <w:t xml:space="preserve">• سه کارت، هر کدام با دو عدد: پوشش و خطا.</w:t>
+        <w:t xml:space="preserve">• همان فهرست، بند ۲ پررنگ و شش بند دیگر خاکستری.</w:t>
       </w:r>
     </w:p>
     <w:p>
@@ -3967,7 +3840,7 @@
           <w:szCs w:val="26"/>
           <w:rtl/>
         </w:rPr>
-        <w:t xml:space="preserve">• یک جمله‌ی جمع‌بندی پایین اسلاید درباره‌ی مبادله‌ی پوشش و دقت.</w:t>
+        <w:t xml:space="preserve">• عنوان: بخش ۲ از ۷ — حدود ۱۷ دقیقه تا پایان.</w:t>
       </w:r>
     </w:p>
     <w:p>
@@ -4027,7 +3900,7 @@
           <w:p>
             <w:pPr>
               <w:bidi/>
-              <w:spacing w:after="100" w:before="0" w:line="276" w:lineRule="auto"/>
+              <w:spacing w:after="0" w:before="0" w:line="276" w:lineRule="auto"/>
               <w:jc w:val="both"/>
             </w:pPr>
             <w:r>
@@ -4041,87 +3914,7 @@
                 <w:szCs w:val="26"/>
                 <w:rtl/>
               </w:rPr>
-              <w:t xml:space="preserve">برای مرز هاله سه روش موازی ساختم.</w:t>
-            </w:r>
-          </w:p>
-          <w:p>
-            <w:pPr>
-              <w:bidi/>
-              <w:spacing w:after="100" w:before="0" w:line="276" w:lineRule="auto"/>
-              <w:jc w:val="both"/>
-            </w:pPr>
-            <w:r>
-              <w:rPr>
-                <w:rFonts w:ascii="Times New Roman" w:cs="B Nazanin" w:eastAsia="Times New Roman" w:hAnsi="Times New Roman"/>
-                <w:b w:val="false"/>
-                <w:bCs w:val="false"/>
-                <w:i w:val="false"/>
-                <w:iCs w:val="false"/>
-                <w:sz w:val="24"/>
-                <w:szCs w:val="26"/>
-                <w:rtl/>
-              </w:rPr>
-              <w:t xml:space="preserve">روش پروفایل شعاعی، روشنایی را روی شعاع‌های گوناگون دنبال می‌کند. بیشترین پوشش را دارد، ۵۷ هاله از ۶۳ هاله‌ی واقعی، اما کم‌دقت‌ترین است با خطای ۵٫۴۹ میلی‌متر.</w:t>
-            </w:r>
-          </w:p>
-          <w:p>
-            <w:pPr>
-              <w:bidi/>
-              <w:spacing w:after="100" w:before="0" w:line="276" w:lineRule="auto"/>
-              <w:jc w:val="both"/>
-            </w:pPr>
-            <w:r>
-              <w:rPr>
-                <w:rFonts w:ascii="Times New Roman" w:cs="B Nazanin" w:eastAsia="Times New Roman" w:hAnsi="Times New Roman"/>
-                <w:b w:val="false"/>
-                <w:bCs w:val="false"/>
-                <w:i w:val="false"/>
-                <w:iCs w:val="false"/>
-                <w:sz w:val="24"/>
-                <w:szCs w:val="26"/>
-                <w:rtl/>
-              </w:rPr>
-              <w:t xml:space="preserve">روش آستانه‌گذاری ناحیه‌ای روی ۲۶ دیسک فعال می‌شود و خطایش ۳٫۶۶ میلی‌متر است.</w:t>
-            </w:r>
-          </w:p>
-          <w:p>
-            <w:pPr>
-              <w:bidi/>
-              <w:spacing w:after="100" w:before="0" w:line="276" w:lineRule="auto"/>
-              <w:jc w:val="both"/>
-            </w:pPr>
-            <w:r>
-              <w:rPr>
-                <w:rFonts w:ascii="Times New Roman" w:cs="B Nazanin" w:eastAsia="Times New Roman" w:hAnsi="Times New Roman"/>
-                <w:b w:val="false"/>
-                <w:bCs w:val="false"/>
-                <w:i w:val="false"/>
-                <w:iCs w:val="false"/>
-                <w:sz w:val="24"/>
-                <w:szCs w:val="26"/>
-                <w:rtl/>
-              </w:rPr>
-              <w:t xml:space="preserve">روش رشد کنترل‌شده کم‌پوشش‌ترین است، فقط ۱۱ دیسک، و دقیق‌ترین: خطای ۱٫۰۸ میلی‌متر.</w:t>
-            </w:r>
-          </w:p>
-          <w:p>
-            <w:pPr>
-              <w:bidi/>
-              <w:spacing w:after="0" w:before="0" w:line="276" w:lineRule="auto"/>
-              <w:jc w:val="both"/>
-            </w:pPr>
-            <w:r>
-              <w:rPr>
-                <w:rFonts w:ascii="Times New Roman" w:cs="B Nazanin" w:eastAsia="Times New Roman" w:hAnsi="Times New Roman"/>
-                <w:b w:val="false"/>
-                <w:bCs w:val="false"/>
-                <w:i w:val="false"/>
-                <w:iCs w:val="false"/>
-                <w:sz w:val="24"/>
-                <w:szCs w:val="26"/>
-                <w:rtl/>
-              </w:rPr>
-              <w:t xml:space="preserve">الگو روشن است: هیچ روشی هم پوشش خوب دارد و هم دقت خوب. ترکیب این سه دقیقاً برای همین ساخته شد.</w:t>
+              <w:t xml:space="preserve">بخش دوم: هدف پژوهش و کارهای پیشین.</w:t>
             </w:r>
           </w:p>
         </w:tc>
@@ -4157,7 +3950,7 @@
           <w:szCs w:val="26"/>
           <w:rtl/>
         </w:rPr>
-        <w:t xml:space="preserve">«حالا ببینیم این سامانه در عمل چقدر دقیق است.»</w:t>
+        <w:t xml:space="preserve">بلافاصله به اسلاید بعد بروید.</w:t>
       </w:r>
     </w:p>
     <w:p>
@@ -4180,7 +3973,7 @@
           <w:szCs w:val="30"/>
           <w:rtl/>
         </w:rPr>
-        <w:t xml:space="preserve">اسلاید ۸ — نتایج: یافتن ظرف و یافتن دیسک</w:t>
+        <w:t xml:space="preserve">اسلاید ۶ — هدف و پرسش‌های پژوهش</w:t>
       </w:r>
     </w:p>
     <w:p>
@@ -4254,7 +4047,7 @@
           <w:szCs w:val="26"/>
           <w:rtl/>
         </w:rPr>
-        <w:t xml:space="preserve">• سه کارت: ظرف، دیسک، تشخیص وجود هاله.</w:t>
+        <w:t xml:space="preserve">• سه کارت، هر کدام یک پرسش به صورت جمله‌ی پرسشی.</w:t>
       </w:r>
     </w:p>
     <w:p>
@@ -4275,7 +4068,7 @@
           <w:szCs w:val="26"/>
           <w:rtl/>
         </w:rPr>
-        <w:t xml:space="preserve">• جمله‌ی احتیاط درباره‌ی یک آزمایشگاه بودن، روی همان اسلاید.</w:t>
+        <w:t xml:space="preserve">• پرسش سوم باید از دو تای دیگر برجسته‌تر دیده شود.</w:t>
       </w:r>
     </w:p>
     <w:p>
@@ -4349,7 +4142,7 @@
                 <w:szCs w:val="26"/>
                 <w:rtl/>
               </w:rPr>
-              <w:t xml:space="preserve">ارزیابی روی یک مجموعه‌ی مرجع مستقل با ۱۱ عکس و ۹۳ دیسک انجام شد.</w:t>
+              <w:t xml:space="preserve">پروژه سه پرسش دارد.</w:t>
             </w:r>
           </w:p>
           <w:p>
@@ -4369,7 +4162,7 @@
                 <w:szCs w:val="26"/>
                 <w:rtl/>
               </w:rPr>
-              <w:t xml:space="preserve">یافتن ظرف: در هر ۱۱ عکس ظرف درست پیدا شد. این عدد را باید با احتیاط خواند، چون هر ۱۱ عکس از یک آزمایشگاه و با یک شیوه‌ی عکس‌برداری تهیه شده‌اند.</w:t>
+              <w:t xml:space="preserve">پرسش اول: آیا می‌توان قطر هاله را از یک عکس معمولی و بدون تجهیزات ویژه اندازه گرفت؟</w:t>
             </w:r>
           </w:p>
           <w:p>
@@ -4389,13 +4182,13 @@
                 <w:szCs w:val="26"/>
                 <w:rtl/>
               </w:rPr>
-              <w:t xml:space="preserve">یافتن دیسک: امتیاز F1 برابر ۰٫۹۸۹ شد، با صحت کامل. یعنی هیچ مثبت کاذبی نماند و فقط دو دیسک از دست رفت.</w:t>
-            </w:r>
-          </w:p>
-          <w:p>
-            <w:pPr>
-              <w:bidi/>
-              <w:spacing w:after="0" w:before="0" w:line="276" w:lineRule="auto"/>
+              <w:t xml:space="preserve">پرسش دوم: دقت این اندازه‌گیری در برابر خوانش کارشناس چقدر است؟</w:t>
+            </w:r>
+          </w:p>
+          <w:p>
+            <w:pPr>
+              <w:bidi/>
+              <w:spacing w:after="100" w:before="0" w:line="276" w:lineRule="auto"/>
               <w:jc w:val="both"/>
             </w:pPr>
             <w:r>
@@ -4409,7 +4202,27 @@
                 <w:szCs w:val="26"/>
                 <w:rtl/>
               </w:rPr>
-              <w:t xml:space="preserve">تشخیص وجود هاله: دقت ۰٫۸۲۴ است. الگویش نامتقارن است؛ سامانه هاله‌ی واقعی را به ندرت از دست می‌دهد ولی گاهی هاله‌ای گزارش می‌کند که وجود ندارد.</w:t>
+              <w:t xml:space="preserve">پرسش سوم، که مهم‌ترین است: آیا این دقت برای تصمیم بالینی کافی است؟ و اگر کافی نیست، مانع دقیقاً کجاست؟</w:t>
+            </w:r>
+          </w:p>
+          <w:p>
+            <w:pPr>
+              <w:bidi/>
+              <w:spacing w:after="0" w:before="0" w:line="276" w:lineRule="auto"/>
+              <w:jc w:val="both"/>
+            </w:pPr>
+            <w:r>
+              <w:rPr>
+                <w:rFonts w:ascii="Times New Roman" w:cs="B Nazanin" w:eastAsia="Times New Roman" w:hAnsi="Times New Roman"/>
+                <w:b w:val="false"/>
+                <w:bCs w:val="false"/>
+                <w:i w:val="false"/>
+                <w:iCs w:val="false"/>
+                <w:sz w:val="24"/>
+                <w:szCs w:val="26"/>
+                <w:rtl/>
+              </w:rPr>
+              <w:t xml:space="preserve">پاسخ پرسش سوم را صادقانه خواهم داد، چه مثبت باشد چه منفی.</w:t>
             </w:r>
           </w:p>
         </w:tc>
@@ -4445,7 +4258,7 @@
           <w:szCs w:val="26"/>
           <w:rtl/>
         </w:rPr>
-        <w:t xml:space="preserve">«این دو مرحله عملاً حل شده‌اند. مرحله‌ی سوم داستان دیگری دارد.»</w:t>
+        <w:t xml:space="preserve">«برای اینکه معلوم شود این پرسش‌ها تازه‌اند یا نه، اول ببینیم دیگران چه کرده‌اند.»</w:t>
       </w:r>
     </w:p>
     <w:p>
@@ -4468,7 +4281,7 @@
           <w:szCs w:val="30"/>
           <w:rtl/>
         </w:rPr>
-        <w:t xml:space="preserve">اسلاید ۹ — نتایج: دقت قطر هاله و اثر ترکیب</w:t>
+        <w:t xml:space="preserve">اسلاید ۷ — کارهای پیشین و جای این پژوهش</w:t>
       </w:r>
     </w:p>
     <w:p>
@@ -4501,7 +4314,7 @@
           <w:szCs w:val="26"/>
           <w:rtl/>
         </w:rPr>
-        <w:t xml:space="preserve">۱ دقیقه و ۳۰ ثانیه</w:t>
+        <w:t xml:space="preserve">۱ دقیقه</w:t>
       </w:r>
     </w:p>
     <w:p>
@@ -4542,7 +4355,7 @@
           <w:szCs w:val="26"/>
           <w:rtl/>
         </w:rPr>
-        <w:t xml:space="preserve">• دو ستون: فقط روش شعاعی در ستون راست، ترکیب سه روش در ستون چپ.</w:t>
+        <w:t xml:space="preserve">• چهار کارت: ابزارهای متن‌باز، یادگیری عمیق، روش‌های نوری جایگزین، جای این پژوهش.</w:t>
       </w:r>
     </w:p>
     <w:p>
@@ -4563,7 +4376,7 @@
           <w:szCs w:val="26"/>
           <w:rtl/>
         </w:rPr>
-        <w:t xml:space="preserve">• سه معیار در هر ستون و یک سطر جمع‌بندی.</w:t>
+        <w:t xml:space="preserve">• عدد کلیدی هر دسته روی همان کارت.</w:t>
       </w:r>
     </w:p>
     <w:p>
@@ -4637,7 +4450,7 @@
                 <w:szCs w:val="26"/>
                 <w:rtl/>
               </w:rPr>
-              <w:t xml:space="preserve">حالا دقت عددی قطر هاله.</w:t>
+              <w:t xml:space="preserve">کارهای پیشین سه دسته‌اند.</w:t>
             </w:r>
           </w:p>
           <w:p>
@@ -4657,7 +4470,7 @@
                 <w:szCs w:val="26"/>
                 <w:rtl/>
               </w:rPr>
-              <w:t xml:space="preserve">اگر تنها روش پروفایل شعاعی به کار می‌رفت، خطای متوسط ۵٫۵۰ میلی‌متر می‌شد و دقت ۰٫۷۸۰.</w:t>
+              <w:t xml:space="preserve">دسته‌ی اول ابزارهای متن‌باز با روش‌های کلاسیک است. شاخص‌ترینش AntibiogramJ است که توافق حدود ۸۷ درصد گزارش کرده. از نظر فناوری نزدیک‌ترین کار به پروژه‌ی من است.</w:t>
             </w:r>
           </w:p>
           <w:p>
@@ -4677,7 +4490,7 @@
                 <w:szCs w:val="26"/>
                 <w:rtl/>
               </w:rPr>
-              <w:t xml:space="preserve">با ترکیب سه روش، خطای متوسط به ۳٫۸۵ میلی‌متر رسید و دقت به ۰٫۸۲۴. میانه‌ی خطا ۲٫۱۰ میلی‌متر است.</w:t>
+              <w:t xml:space="preserve">دسته‌ی دوم یادگیری عمیق است. یک برنامه‌ی تلفن همراه توافق ۹۸ درصد گزارش کرده است. باید صریح بگویم: این دسته از سامانه‌ی من دقیق‌تر است.</w:t>
             </w:r>
           </w:p>
           <w:p>
@@ -4697,7 +4510,7 @@
                 <w:szCs w:val="26"/>
                 <w:rtl/>
               </w:rPr>
-              <w:t xml:space="preserve">سه نکته: ترکیب سه هاله‌ی واقعی را بازیافت کرد، شمار موارد کاذب تغییر نکرد، و خطای عددی سی درصد کم شد. یعنی ترکیب روی هر سه معیار بهتر یا برابر است.</w:t>
+              <w:t xml:space="preserve">دسته‌ی سوم به جای بهبود تحلیل، خود تصویربرداری را عوض می‌کند. کیم و همکاران با تصویربرداری لکه‌ی لیزری داروی موثر را در کمتر از سه ساعت یافتند.</w:t>
             </w:r>
           </w:p>
           <w:p>
@@ -4717,7 +4530,7 @@
                 <w:szCs w:val="26"/>
                 <w:rtl/>
               </w:rPr>
-              <w:t xml:space="preserve">باید اضافه کنم که پراکندگی هنوز زیاد است؛ حدود توافق پهنایی نزدیک به ۲۳ میلی‌متر دارد. سوگیری اما تقریباً صفر است، یعنی خطا نظام‌مند نیست.</w:t>
+              <w:t xml:space="preserve">پس سهم کار من دقت بیشتر نیست. دو چیز دیگر است: یک زنجیره‌ی کاملاً قطعی، و اندازه‌گیری علتی که خطای باقی‌مانده را می‌سازد.</w:t>
             </w:r>
           </w:p>
         </w:tc>
@@ -4753,7 +4566,7 @@
           <w:szCs w:val="26"/>
           <w:rtl/>
         </w:rPr>
-        <w:t xml:space="preserve">«اما میلی‌متر برای آزمایشگاه نتیجه‌ی نهایی نیست. ببینیم این اعداد به زبان بالینی چه می‌شوند.»</w:t>
+        <w:t xml:space="preserve">«حالا ببینیم آن زنجیره چگونه کار می‌کند.»</w:t>
       </w:r>
     </w:p>
     <w:p>
@@ -4776,7 +4589,7 @@
           <w:szCs w:val="30"/>
           <w:rtl/>
         </w:rPr>
-        <w:t xml:space="preserve">اسلاید ۱۰ — ترجمه خطا به زبان بالینی</w:t>
+        <w:t xml:space="preserve">اسلاید ۸ — جداکننده — روش پیشنهادی</w:t>
       </w:r>
     </w:p>
     <w:p>
@@ -4809,7 +4622,7 @@
           <w:szCs w:val="26"/>
           <w:rtl/>
         </w:rPr>
-        <w:t xml:space="preserve">۲ دقیقه</w:t>
+        <w:t xml:space="preserve">۵ ثانیه</w:t>
       </w:r>
     </w:p>
     <w:p>
@@ -4850,7 +4663,7 @@
           <w:szCs w:val="26"/>
           <w:rtl/>
         </w:rPr>
-        <w:t xml:space="preserve">• سه عدد درشت: توافق دسته‌ای، خطای بسیار عمده، خطای عمده — هر کدام کنار سقف مرسومش.</w:t>
+        <w:t xml:space="preserve">• همان فهرست، بند ۳ پررنگ و شش بند دیگر خاکستری.</w:t>
       </w:r>
     </w:p>
     <w:p>
@@ -4871,7 +4684,7 @@
           <w:szCs w:val="26"/>
           <w:rtl/>
         </w:rPr>
-        <w:t xml:space="preserve">• یک نمودار ستونی: توافق دسته‌ای در برابر خطای متوسط.</w:t>
+        <w:t xml:space="preserve">• عنوان: بخش ۳ از ۷ — حدود ۱۵ دقیقه تا پایان.</w:t>
       </w:r>
     </w:p>
     <w:p>
@@ -4931,7 +4744,7 @@
           <w:p>
             <w:pPr>
               <w:bidi/>
-              <w:spacing w:after="100" w:before="0" w:line="276" w:lineRule="auto"/>
+              <w:spacing w:after="0" w:before="0" w:line="276" w:lineRule="auto"/>
               <w:jc w:val="both"/>
             </w:pPr>
             <w:r>
@@ -4945,87 +4758,7 @@
                 <w:szCs w:val="26"/>
                 <w:rtl/>
               </w:rPr>
-              <w:t xml:space="preserve">عدد میلی‌متری برای آزمایشگاه نتیجه‌ی نهایی نیست. آنچه به پزشک گزارش می‌شود یک دسته است: حساس، نیمه‌حساس، یا مقاوم.</w:t>
-            </w:r>
-          </w:p>
-          <w:p>
-            <w:pPr>
-              <w:bidi/>
-              <w:spacing w:after="100" w:before="0" w:line="276" w:lineRule="auto"/>
-              <w:jc w:val="both"/>
-            </w:pPr>
-            <w:r>
-              <w:rPr>
-                <w:rFonts w:ascii="Times New Roman" w:cs="B Nazanin" w:eastAsia="Times New Roman" w:hAnsi="Times New Roman"/>
-                <w:b w:val="false"/>
-                <w:bCs w:val="false"/>
-                <w:i w:val="false"/>
-                <w:iCs w:val="false"/>
-                <w:sz w:val="24"/>
-                <w:szCs w:val="26"/>
-                <w:rtl/>
-              </w:rPr>
-              <w:t xml:space="preserve">یک مانع داده اینجا بود. طبقه‌بندی به سه چیز نیاز دارد: قطر، گونه‌ی باکتری، و نام دارو. مرجع من تنها قطر را داشت. پس پرسش را عوض کردم: اگر نقطه‌ی شکست مربوطه هر کدام از ۳۴۹ نقطه‌ی شکست واقعی استاندارد باشد، خوانش سامانه چند درصد مواقع با خوانش کارشناس هم‌دسته می‌شود؟ این ۳۱٬۷۵۹ تصمیم شبیه‌سازی‌شده می‌سازد.</w:t>
-            </w:r>
-          </w:p>
-          <w:p>
-            <w:pPr>
-              <w:bidi/>
-              <w:spacing w:after="100" w:before="0" w:line="276" w:lineRule="auto"/>
-              <w:jc w:val="both"/>
-            </w:pPr>
-            <w:r>
-              <w:rPr>
-                <w:rFonts w:ascii="Times New Roman" w:cs="B Nazanin" w:eastAsia="Times New Roman" w:hAnsi="Times New Roman"/>
-                <w:b w:val="false"/>
-                <w:bCs w:val="false"/>
-                <w:i w:val="false"/>
-                <w:iCs w:val="false"/>
-                <w:sz w:val="24"/>
-                <w:szCs w:val="26"/>
-                <w:rtl/>
-              </w:rPr>
-              <w:t xml:space="preserve">نتیجه: توافق دسته‌ای ۸۳٫۲ درصد. خطای بسیار عمده ۶٫۱۹ درصد در برابر سقف مرسوم ۱٫۵ درصد. خطای عمده ۹٫۲۴ درصد در برابر سقف ۳ درصد.</w:t>
-            </w:r>
-          </w:p>
-          <w:p>
-            <w:pPr>
-              <w:bidi/>
-              <w:spacing w:after="100" w:before="0" w:line="276" w:lineRule="auto"/>
-              <w:jc w:val="both"/>
-            </w:pPr>
-            <w:r>
-              <w:rPr>
-                <w:rFonts w:ascii="Times New Roman" w:cs="B Nazanin" w:eastAsia="Times New Roman" w:hAnsi="Times New Roman"/>
-                <w:b w:val="false"/>
-                <w:bCs w:val="false"/>
-                <w:i w:val="false"/>
-                <w:iCs w:val="false"/>
-                <w:sz w:val="24"/>
-                <w:szCs w:val="26"/>
-                <w:rtl/>
-              </w:rPr>
-              <w:t xml:space="preserve">این را باید بدون تخفیف بگویم: سامانه در وضع فعلی به آستانه‌ی پذیرش بالینی نمی‌رسد. [مکث]</w:t>
-            </w:r>
-          </w:p>
-          <w:p>
-            <w:pPr>
-              <w:bidi/>
-              <w:spacing w:after="0" w:before="0" w:line="276" w:lineRule="auto"/>
-              <w:jc w:val="both"/>
-            </w:pPr>
-            <w:r>
-              <w:rPr>
-                <w:rFonts w:ascii="Times New Roman" w:cs="B Nazanin" w:eastAsia="Times New Roman" w:hAnsi="Times New Roman"/>
-                <w:b w:val="false"/>
-                <w:bCs w:val="false"/>
-                <w:i w:val="false"/>
-                <w:iCs w:val="false"/>
-                <w:sz w:val="24"/>
-                <w:szCs w:val="26"/>
-                <w:rtl/>
-              </w:rPr>
-              <w:t xml:space="preserve">اما نمودار نکته‌ی مهم‌تری دارد. اگر خطا از ۳٫۸۵ به ۰٫۹۶ میلی‌متر برسد، توافق از ۸۳ به ۹۶ درصد می‌رود و هر دو سقف برآورده می‌شوند. پس هدف مهندسی یک عدد مشخص است: خطای حدود یک میلی‌متر.</w:t>
+              <w:t xml:space="preserve">بخش سوم: روش پیشنهادی.</w:t>
             </w:r>
           </w:p>
         </w:tc>
@@ -5061,7 +4794,7 @@
           <w:szCs w:val="26"/>
           <w:rtl/>
         </w:rPr>
-        <w:t xml:space="preserve">«ولی پیش از پذیرفتن این هدف، باید بپرسیم سقف واقعی کجاست.»</w:t>
+        <w:t xml:space="preserve">بلافاصله به اسلاید بعد بروید.</w:t>
       </w:r>
     </w:p>
     <w:p>
@@ -5084,7 +4817,7 @@
           <w:szCs w:val="30"/>
           <w:rtl/>
         </w:rPr>
-        <w:t xml:space="preserve">اسلاید ۱۱ — سقف قابل اثبات: انسان در برابر انسان</w:t>
+        <w:t xml:space="preserve">اسلاید ۹ — روش پیشنهادی: چهار مرحله</w:t>
       </w:r>
     </w:p>
     <w:p>
@@ -5117,7 +4850,7 @@
           <w:szCs w:val="26"/>
           <w:rtl/>
         </w:rPr>
-        <w:t xml:space="preserve">۱ دقیقه و ۳۰ ثانیه</w:t>
+        <w:t xml:space="preserve">۲ دقیقه</w:t>
       </w:r>
     </w:p>
     <w:p>
@@ -5158,7 +4891,7 @@
           <w:szCs w:val="26"/>
           <w:rtl/>
         </w:rPr>
-        <w:t xml:space="preserve">• دو ستون: کارشناس با کارشناس در ستون راست، سامانه با کارشناس در ستون چپ.</w:t>
+        <w:t xml:space="preserve">• چهار جعبه‌ی شماره‌دار با پیکان، از راست به چپ.</w:t>
       </w:r>
     </w:p>
     <w:p>
@@ -5179,7 +4912,7 @@
           <w:szCs w:val="26"/>
           <w:rtl/>
         </w:rPr>
-        <w:t xml:space="preserve">• جمله‌ی نتیجه‌گیری در پایین.</w:t>
+        <w:t xml:space="preserve">• زیر هر جعبه یک سطر توضیح.</w:t>
       </w:r>
     </w:p>
     <w:p>
@@ -5253,7 +4986,7 @@
                 <w:szCs w:val="26"/>
                 <w:rtl/>
               </w:rPr>
-              <w:t xml:space="preserve">همه‌ی اعداد قبلی در برابر یک خوانش کارشناس سنجیده شده‌اند. تکرارپذیری خود آن خوانش چقدر است؟</w:t>
+              <w:t xml:space="preserve">سامانه چهار مرحله دارد.</w:t>
             </w:r>
           </w:p>
           <w:p>
@@ -5273,7 +5006,7 @@
                 <w:szCs w:val="26"/>
                 <w:rtl/>
               </w:rPr>
-              <w:t xml:space="preserve">کارشناسان اعلام کردند خوانششان تا دو میلی‌متر تغییر دارد. کارشناس دوم را شبیه‌سازی کردم و همان تحلیل دسته‌ای را دوباره اجرا کردم.</w:t>
+              <w:t xml:space="preserve">مرحله‌ی اول، یافتن ظرف است. مکان و قطر ظرف پتری از تصویر به دست می‌آید و مقیاس کار از همان‌جا تعیین می‌شود.</w:t>
             </w:r>
           </w:p>
           <w:p>
@@ -5293,7 +5026,7 @@
                 <w:szCs w:val="26"/>
                 <w:rtl/>
               </w:rPr>
-              <w:t xml:space="preserve">نتیجه دو چیز گفت. اول، توافق دو کارشناس انسانی با یکدیگر ۹۵٫۱ درصد است، نه صد درصد. پس سقف واقعی حدود ۹۲ تا ۹۶ درصد است و فاصله‌ی سامانه ده واحد است، نه هجده واحد.</w:t>
+              <w:t xml:space="preserve">مرحله‌ی دوم، یافتن دیسک‌ها است. هر دیسک با ترکیب دو شاخه‌ی مستقل پیدا می‌شود. نکته‌ی مهم اینجاست: قطر دیسک با استاندارد ساخت شش میلی‌متر است. این تنها مرجع مطلق در کل تصویر است و ضریب تبدیل پیکسل به میلی‌متر از همین‌جا می‌آید.</w:t>
             </w:r>
           </w:p>
           <w:p>
@@ -5313,13 +5046,13 @@
                 <w:szCs w:val="26"/>
                 <w:rtl/>
               </w:rPr>
-              <w:t xml:space="preserve">دوم، حتی دو کارشناس انسانی هم سقف ۱٫۵ درصدی خطای بسیار عمده را برآورده نمی‌کنند. آن سقف‌ها برای مقایسه با مرجع رقت در محیط مایع تعریف شده‌اند، نه با خوانش خط‌کشی یک کارشناس.</w:t>
-            </w:r>
-          </w:p>
-          <w:p>
-            <w:pPr>
-              <w:bidi/>
-              <w:spacing w:after="0" w:before="0" w:line="276" w:lineRule="auto"/>
+              <w:t xml:space="preserve">مرحله‌ی سوم، تعیین مرز هاله است. سخت‌ترین مرحله است و اسلاید بعد به آن اختصاص دارد.</w:t>
+            </w:r>
+          </w:p>
+          <w:p>
+            <w:pPr>
+              <w:bidi/>
+              <w:spacing w:after="100" w:before="0" w:line="276" w:lineRule="auto"/>
               <w:jc w:val="both"/>
             </w:pPr>
             <w:r>
@@ -5333,7 +5066,27 @@
                 <w:szCs w:val="26"/>
                 <w:rtl/>
               </w:rPr>
-              <w:t xml:space="preserve">یک نکته‌ی صادقانه هم اضافه کنم: با کم کردن سهم نویز مرجع، خطای سامانه فقط از ۳٫۸۵ به حدود ۳٫۷ میلی‌متر می‌آید. یعنی بیشتر خطا مال خود سامانه است و این نویز بهانه نیست.</w:t>
+              <w:t xml:space="preserve">مرحله‌ی چهارم، تفسیر بالینی است. قطر به دست آمده با جدول‌های نقطه‌ی شکست EUCAST نسخه‌ی شانزده سنجیده می‌شود.</w:t>
+            </w:r>
+          </w:p>
+          <w:p>
+            <w:pPr>
+              <w:bidi/>
+              <w:spacing w:after="0" w:before="0" w:line="276" w:lineRule="auto"/>
+              <w:jc w:val="both"/>
+            </w:pPr>
+            <w:r>
+              <w:rPr>
+                <w:rFonts w:ascii="Times New Roman" w:cs="B Nazanin" w:eastAsia="Times New Roman" w:hAnsi="Times New Roman"/>
+                <w:b w:val="false"/>
+                <w:bCs w:val="false"/>
+                <w:i w:val="false"/>
+                <w:iCs w:val="false"/>
+                <w:sz w:val="24"/>
+                <w:szCs w:val="26"/>
+                <w:rtl/>
+              </w:rPr>
+              <w:t xml:space="preserve">یک نکته‌ی طراحی هم اضافه کنم: هیچ پارامتری بر حسب پیکسل مطلق نوشته نشده. هر اندازه نسبت به قطر ظرف یا قطر دیسک بیان می‌شود، و به همین دلیل سامانه روی دوربین و فاصله‌ی متفاوت بدون تنظیم مجدد کار می‌کند.</w:t>
             </w:r>
           </w:p>
         </w:tc>
@@ -5369,7 +5122,7 @@
           <w:szCs w:val="26"/>
           <w:rtl/>
         </w:rPr>
-        <w:t xml:space="preserve">«پس خطا واقعی است. سوال بعدی این است که چرا همان‌جاست.»</w:t>
+        <w:t xml:space="preserve">«گفتم مرحله‌ی سوم سخت‌ترین است. بگذارید بگویم چرا و چه کردیم.»</w:t>
       </w:r>
     </w:p>
     <w:p>
@@ -5392,7 +5145,7 @@
           <w:szCs w:val="30"/>
           <w:rtl/>
         </w:rPr>
-        <w:t xml:space="preserve">اسلاید ۱۲ — یافته اصلی: سقفی که چهار روش مستقل به آن رسیدند</w:t>
+        <w:t xml:space="preserve">اسلاید ۱۰ — مرحله سوم: سه روش موازی</w:t>
       </w:r>
     </w:p>
     <w:p>
@@ -5425,7 +5178,7 @@
           <w:szCs w:val="26"/>
           <w:rtl/>
         </w:rPr>
-        <w:t xml:space="preserve">۲ دقیقه و ۳۰ ثانیه</w:t>
+        <w:t xml:space="preserve">۱ دقیقه و ۳۰ ثانیه</w:t>
       </w:r>
     </w:p>
     <w:p>
@@ -5466,7 +5219,7 @@
           <w:szCs w:val="26"/>
           <w:rtl/>
         </w:rPr>
-        <w:t xml:space="preserve">• چهار بند: الگوی تکرارشونده، عدد اندازه‌گیری‌شده، دو کنترل، دو راه استانداردی که رد شد.</w:t>
+        <w:t xml:space="preserve">• سه کارت، هر کدام با دو عدد: پوشش و خطا.</w:t>
       </w:r>
     </w:p>
     <w:p>
@@ -5487,7 +5240,7 @@
           <w:szCs w:val="26"/>
           <w:rtl/>
         </w:rPr>
-        <w:t xml:space="preserve">• یک کادر مجزا برای جمله‌ی کلیدی.</w:t>
+        <w:t xml:space="preserve">• یک جمله‌ی جمع‌بندی پایین اسلاید درباره‌ی مبادله‌ی پوشش و دقت.</w:t>
       </w:r>
     </w:p>
     <w:p>
@@ -5561,7 +5314,7 @@
                 <w:szCs w:val="26"/>
                 <w:rtl/>
               </w:rPr>
-              <w:t xml:space="preserve">و اینجا مهم‌ترین یافته‌ی پروژه است. [آرام]</w:t>
+              <w:t xml:space="preserve">برای مرز هاله سه روش موازی ساختم.</w:t>
             </w:r>
           </w:p>
           <w:p>
@@ -5581,7 +5334,7 @@
                 <w:szCs w:val="26"/>
                 <w:rtl/>
               </w:rPr>
-              <w:t xml:space="preserve">در طول کار سه بار یک الگوی یکسان رخ داد: یک روش جدید و دقیق ساختم، سنجیدم، و معلوم شد روی همان زیرمجموعه‌ی آسانی فعال می‌شود که روش‌های موجود از پیش خوب حل کرده بودند.</w:t>
+              <w:t xml:space="preserve">روش پروفایل شعاعی، روشنایی را روی شعاع‌های گوناگون دنبال می‌کند. بیشترین پوشش را دارد، ۵۷ هاله از ۶۳ هاله‌ی واقعی، اما کم‌دقت‌ترین است با خطای ۵٫۴۹ میلی‌متر.</w:t>
             </w:r>
           </w:p>
           <w:p>
@@ -5601,7 +5354,7 @@
                 <w:szCs w:val="26"/>
                 <w:rtl/>
               </w:rPr>
-              <w:t xml:space="preserve">بار چهارم ترتیب را عوض کردم. اول پیش‌فرض را سنجیدم و بعد تصمیم گرفتم که آیا ساختن روش تازه معنا دارد.</w:t>
+              <w:t xml:space="preserve">روش آستانه‌گذاری ناحیه‌ای روی ۲۶ دیسک فعال می‌شود و خطایش ۳٫۶۶ میلی‌متر است.</w:t>
             </w:r>
           </w:p>
           <w:p>
@@ -5621,13 +5374,13 @@
                 <w:szCs w:val="26"/>
                 <w:rtl/>
               </w:rPr>
-              <w:t xml:space="preserve">آنچه اندازه گرفتم این بود: روی نیمی از دیسک‌ها، داخل یک هاله‌ی واقعی که میانه‌ی قطرش ۲۳ میلی‌متر است، روشنایی متوسط تنها حدود سه دهم انحراف معیار فضایی خود محیط کشت با آن فرق دارد.</w:t>
-            </w:r>
-          </w:p>
-          <w:p>
-            <w:pPr>
-              <w:bidi/>
-              <w:spacing w:after="100" w:before="0" w:line="276" w:lineRule="auto"/>
+              <w:t xml:space="preserve">روش رشد کنترل‌شده کم‌پوشش‌ترین است، فقط ۱۱ دیسک، و دقیق‌ترین: خطای ۱٫۰۸ میلی‌متر.</w:t>
+            </w:r>
+          </w:p>
+          <w:p>
+            <w:pPr>
+              <w:bidi/>
+              <w:spacing w:after="0" w:before="0" w:line="276" w:lineRule="auto"/>
               <w:jc w:val="both"/>
             </w:pPr>
             <w:r>
@@ -5641,47 +5394,7 @@
                 <w:szCs w:val="26"/>
                 <w:rtl/>
               </w:rPr>
-              <w:t xml:space="preserve">دو کنترل انجام دادم تا مطمئن شوم این عدد مصنوع روش نیست. اول: مرجع داخل هاله در صفر درصد موارد بیرون هاله نیفتاده است. دوم: وقتی محل درست مرز را مجانی به الگوریتم دادم، جدایش به ۰٫۲۹ رسید، یعنی حتی کمتر.</w:t>
-            </w:r>
-          </w:p>
-          <w:p>
-            <w:pPr>
-              <w:bidi/>
-              <w:spacing w:after="100" w:before="0" w:line="276" w:lineRule="auto"/>
-              <w:jc w:val="both"/>
-            </w:pPr>
-            <w:r>
-              <w:rPr>
-                <w:rFonts w:ascii="Times New Roman" w:cs="B Nazanin" w:eastAsia="Times New Roman" w:hAnsi="Times New Roman"/>
-                <w:b w:val="false"/>
-                <w:bCs w:val="false"/>
-                <w:i w:val="false"/>
-                <w:iCs w:val="false"/>
-                <w:sz w:val="24"/>
-                <w:szCs w:val="26"/>
-                <w:rtl/>
-              </w:rPr>
-              <w:t xml:space="preserve">دو راه استاندارد بینایی ماشین را هم آزمودم و هر دو رد شدند. تغییر فضای محاسبه به کمیت نوری، خطا را از ۳٫۴۰ به ۷٫۰۰ میلی‌متر برد. میانگین‌گیری فضایی جدایش را فقط دو برابر کرد در حالی که ۲٫۶۳ میلی‌متر تاری به مرز افزود؛ حدود ۹۴ درصد پراکندگی محیط کشت نویز ساختاریافته است و با میانگین‌گیری از بین نمی‌رود.</w:t>
-            </w:r>
-          </w:p>
-          <w:p>
-            <w:pPr>
-              <w:bidi/>
-              <w:spacing w:after="0" w:before="0" w:line="276" w:lineRule="auto"/>
-              <w:jc w:val="both"/>
-            </w:pPr>
-            <w:r>
-              <w:rPr>
-                <w:rFonts w:ascii="Times New Roman" w:cs="B Nazanin" w:eastAsia="Times New Roman" w:hAnsi="Times New Roman"/>
-                <w:b w:val="false"/>
-                <w:bCs w:val="false"/>
-                <w:i w:val="false"/>
-                <w:iCs w:val="false"/>
-                <w:sz w:val="24"/>
-                <w:szCs w:val="26"/>
-                <w:rtl/>
-              </w:rPr>
-              <w:t xml:space="preserve">نتیجه را باید دقیق گفت: این اطلاعات به‌کلی از تصویر حذف نشده، اما هیچ‌یک از روش‌های این پروژه نتوانست در این سطح کنتراست به آن دست یابد. همین یافته مسیر بهبود را از الگوریتم بهتر به تصویربرداری بهتر می‌چرخاند.</w:t>
+              <w:t xml:space="preserve">الگو روشن است: هیچ روشی هم پوشش خوب دارد و هم دقت خوب. ترکیب این سه دقیقاً برای همین ساخته شد.</w:t>
             </w:r>
           </w:p>
         </w:tc>
@@ -5717,7 +5430,7 @@
           <w:szCs w:val="26"/>
           <w:rtl/>
         </w:rPr>
-        <w:t xml:space="preserve">«پیش از نتیجه‌گیری، محدودیت‌ها را کامل بگویم.»</w:t>
+        <w:t xml:space="preserve">«حالا ببینیم این سامانه در عمل چقدر دقیق است.»</w:t>
       </w:r>
     </w:p>
     <w:p>
@@ -5740,7 +5453,7 @@
           <w:szCs w:val="30"/>
           <w:rtl/>
         </w:rPr>
-        <w:t xml:space="preserve">اسلاید ۱۳ — محدودیت‌ها</w:t>
+        <w:t xml:space="preserve">اسلاید ۱۱ — جداکننده — نتایج</w:t>
       </w:r>
     </w:p>
     <w:p>
@@ -5773,7 +5486,7 @@
           <w:szCs w:val="26"/>
           <w:rtl/>
         </w:rPr>
-        <w:t xml:space="preserve">۱ دقیقه</w:t>
+        <w:t xml:space="preserve">۵ ثانیه</w:t>
       </w:r>
     </w:p>
     <w:p>
@@ -5814,7 +5527,28 @@
           <w:szCs w:val="26"/>
           <w:rtl/>
         </w:rPr>
-        <w:t xml:space="preserve">• سه بند شماره‌دار: حجم و تنوع داده، پروتکل تصویربرداری، مرجع و دامنه.</w:t>
+        <w:t xml:space="preserve">• همان فهرست، بند ۴ پررنگ و شش بند دیگر خاکستری.</w:t>
+      </w:r>
+    </w:p>
+    <w:p>
+      <w:pPr>
+        <w:bidi/>
+        <w:spacing w:after="70" w:before="0" w:line="276" w:lineRule="auto"/>
+        <w:ind w:left="340" w:hanging="180"/>
+        <w:jc w:val="both"/>
+      </w:pPr>
+      <w:r>
+        <w:rPr>
+          <w:rFonts w:ascii="Times New Roman" w:cs="B Nazanin" w:eastAsia="Times New Roman" w:hAnsi="Times New Roman"/>
+          <w:b w:val="false"/>
+          <w:bCs w:val="false"/>
+          <w:i w:val="false"/>
+          <w:iCs w:val="false"/>
+          <w:sz w:val="24"/>
+          <w:szCs w:val="26"/>
+          <w:rtl/>
+        </w:rPr>
+        <w:t xml:space="preserve">• عنوان: بخش ۴ از ۷ — حدود ۱۱ دقیقه و ۳۰ ثانیه تا پایان.</w:t>
       </w:r>
     </w:p>
     <w:p>
@@ -5874,7 +5608,7 @@
           <w:p>
             <w:pPr>
               <w:bidi/>
-              <w:spacing w:after="100" w:before="0" w:line="276" w:lineRule="auto"/>
+              <w:spacing w:after="0" w:before="0" w:line="276" w:lineRule="auto"/>
               <w:jc w:val="both"/>
             </w:pPr>
             <w:r>
@@ -5888,67 +5622,7 @@
                 <w:szCs w:val="26"/>
                 <w:rtl/>
               </w:rPr>
-              <w:t xml:space="preserve">محدودیت‌ها را کامل می‌گویم. [لحن خونسرد، بدون عذرخواهی]</w:t>
-            </w:r>
-          </w:p>
-          <w:p>
-            <w:pPr>
-              <w:bidi/>
-              <w:spacing w:after="100" w:before="0" w:line="276" w:lineRule="auto"/>
-              <w:jc w:val="both"/>
-            </w:pPr>
-            <w:r>
-              <w:rPr>
-                <w:rFonts w:ascii="Times New Roman" w:cs="B Nazanin" w:eastAsia="Times New Roman" w:hAnsi="Times New Roman"/>
-                <w:b w:val="false"/>
-                <w:bCs w:val="false"/>
-                <w:i w:val="false"/>
-                <w:iCs w:val="false"/>
-                <w:sz w:val="24"/>
-                <w:szCs w:val="26"/>
-                <w:rtl/>
-              </w:rPr>
-              <w:t xml:space="preserve">حجم نمونه کوچک است: ۱۱ عکس و ۹۳ دیسک. برای ارزیابی اولیه کافی است، برای اعتبارسنجی قطعی نه. تنوع تصویربرداری هم محدود است: یک آزمایشگاه، یک دوربین، یک شیوه‌ی نورپردازی.</w:t>
-            </w:r>
-          </w:p>
-          <w:p>
-            <w:pPr>
-              <w:bidi/>
-              <w:spacing w:after="100" w:before="0" w:line="276" w:lineRule="auto"/>
-              <w:jc w:val="both"/>
-            </w:pPr>
-            <w:r>
-              <w:rPr>
-                <w:rFonts w:ascii="Times New Roman" w:cs="B Nazanin" w:eastAsia="Times New Roman" w:hAnsi="Times New Roman"/>
-                <w:b w:val="false"/>
-                <w:bCs w:val="false"/>
-                <w:i w:val="false"/>
-                <w:iCs w:val="false"/>
-                <w:sz w:val="24"/>
-                <w:szCs w:val="26"/>
-                <w:rtl/>
-              </w:rPr>
-              <w:t xml:space="preserve">پروتکل تصویربرداری با توصیه‌ی استاندارد هم‌راستا نیست. استاندارد نور بازتابی و زمینه‌ی تیره را توصیه می‌کند؛ عکس‌های من با تلفن همراه و در نور معمولی اتاق گرفته شده‌اند. یعنی بخشی از خطای گزارش‌شده خطای پروتکل جمع‌آوری داده است، نه خطای الگوریتم.</w:t>
-            </w:r>
-          </w:p>
-          <w:p>
-            <w:pPr>
-              <w:bidi/>
-              <w:spacing w:after="0" w:before="0" w:line="276" w:lineRule="auto"/>
-              <w:jc w:val="both"/>
-            </w:pPr>
-            <w:r>
-              <w:rPr>
-                <w:rFonts w:ascii="Times New Roman" w:cs="B Nazanin" w:eastAsia="Times New Roman" w:hAnsi="Times New Roman"/>
-                <w:b w:val="false"/>
-                <w:bCs w:val="false"/>
-                <w:i w:val="false"/>
-                <w:iCs w:val="false"/>
-                <w:sz w:val="24"/>
-                <w:szCs w:val="26"/>
-                <w:rtl/>
-              </w:rPr>
-              <w:t xml:space="preserve">عدد دو میلی‌متری تکرارپذیری کارشناس یک اظهار شفاهی است و ما خودمان اندازه‌اش نگرفته‌ایم. نام آنتی‌بیوتیک هم خوانده نمی‌شود، پس سامانه دسته‌ی نهایی را اعلام نمی‌کند. زمان اجرا نیز یک تا سه دقیقه برای هر عکس است که برای کاربرد بی‌درنگ مناسب نیست.</w:t>
+              <w:t xml:space="preserve">بخش چهارم: نتایج.</w:t>
             </w:r>
           </w:p>
         </w:tc>
@@ -5984,7 +5658,7 @@
           <w:szCs w:val="26"/>
           <w:rtl/>
         </w:rPr>
-        <w:t xml:space="preserve">«با این محدودیت‌ها، دستاورد کار چیست؟»</w:t>
+        <w:t xml:space="preserve">بلافاصله به اسلاید بعد بروید.</w:t>
       </w:r>
     </w:p>
     <w:p>
@@ -6007,7 +5681,7 @@
           <w:szCs w:val="30"/>
           <w:rtl/>
         </w:rPr>
-        <w:t xml:space="preserve">اسلاید ۱۴ — نتیجه‌گیری و دستاوردها</w:t>
+        <w:t xml:space="preserve">اسلاید ۱۲ — نتایج: یافتن ظرف و یافتن دیسک</w:t>
       </w:r>
     </w:p>
     <w:p>
@@ -6081,7 +5755,28 @@
           <w:szCs w:val="26"/>
           <w:rtl/>
         </w:rPr>
-        <w:t xml:space="preserve">• سه کارت شماره‌دار، به‌علاوه یک جمله‌ی جمع‌بندی در پایین اسلاید.</w:t>
+        <w:t xml:space="preserve">• سه کارت: ظرف، دیسک، تشخیص وجود هاله.</w:t>
+      </w:r>
+    </w:p>
+    <w:p>
+      <w:pPr>
+        <w:bidi/>
+        <w:spacing w:after="70" w:before="0" w:line="276" w:lineRule="auto"/>
+        <w:ind w:left="340" w:hanging="180"/>
+        <w:jc w:val="both"/>
+      </w:pPr>
+      <w:r>
+        <w:rPr>
+          <w:rFonts w:ascii="Times New Roman" w:cs="B Nazanin" w:eastAsia="Times New Roman" w:hAnsi="Times New Roman"/>
+          <w:b w:val="false"/>
+          <w:bCs w:val="false"/>
+          <w:i w:val="false"/>
+          <w:iCs w:val="false"/>
+          <w:sz w:val="24"/>
+          <w:szCs w:val="26"/>
+          <w:rtl/>
+        </w:rPr>
+        <w:t xml:space="preserve">• جمله‌ی احتیاط درباره‌ی یک آزمایشگاه بودن، روی همان اسلاید.</w:t>
       </w:r>
     </w:p>
     <w:p>
@@ -6155,7 +5850,7 @@
                 <w:szCs w:val="26"/>
                 <w:rtl/>
               </w:rPr>
-              <w:t xml:space="preserve">سه دستاورد.</w:t>
+              <w:t xml:space="preserve">ارزیابی روی یک مجموعه‌ی مرجع مستقل با ۱۱ عکس و ۹۳ دیسک انجام شد.</w:t>
             </w:r>
           </w:p>
           <w:p>
@@ -6175,7 +5870,7 @@
                 <w:szCs w:val="26"/>
                 <w:rtl/>
               </w:rPr>
-              <w:t xml:space="preserve">اول، یک زنجیره‌ی کامل و قطعی از عکس خام تا دسته‌ی بالینی ساخته شد. هیچ مدل یادگیرنده‌ای در آن نیست و یک ورودی یکسان همیشه همان خروجی را می‌دهد. نتیجه روی سه ماشین مستقل بازتولید شد و در یکی از آن‌ها تصویرهای خروجی بیت به بیت یکسان درآمدند.</w:t>
+              <w:t xml:space="preserve">یافتن ظرف: در هر ۱۱ عکس ظرف درست پیدا شد. این عدد را باید با احتیاط خواند، چون هر ۱۱ عکس از یک آزمایشگاه و با یک شیوه‌ی عکس‌برداری تهیه شده‌اند.</w:t>
             </w:r>
           </w:p>
           <w:p>
@@ -6195,13 +5890,13 @@
                 <w:szCs w:val="26"/>
                 <w:rtl/>
               </w:rPr>
-              <w:t xml:space="preserve">دوم، مرز هاله با سه روش موازی تعیین و بر پایه‌ی نقاط قوت اندازه‌گیری‌شده‌ی هر کدام ترکیب شد. این ترکیب خطا را سی درصد کاهش داد.</w:t>
-            </w:r>
-          </w:p>
-          <w:p>
-            <w:pPr>
-              <w:bidi/>
-              <w:spacing w:after="100" w:before="0" w:line="276" w:lineRule="auto"/>
+              <w:t xml:space="preserve">یافتن دیسک: امتیاز F1 برابر ۰٫۹۸۹ شد، با صحت کامل. یعنی هیچ مثبت کاذبی نماند و فقط دو دیسک از دست رفت.</w:t>
+            </w:r>
+          </w:p>
+          <w:p>
+            <w:pPr>
+              <w:bidi/>
+              <w:spacing w:after="0" w:before="0" w:line="276" w:lineRule="auto"/>
               <w:jc w:val="both"/>
             </w:pPr>
             <w:r>
@@ -6215,27 +5910,7 @@
                 <w:szCs w:val="26"/>
                 <w:rtl/>
               </w:rPr>
-              <w:t xml:space="preserve">سوم، و مهم‌تر از هر دو: هر تصمیم طراحی با اندازه‌گیری روی داده‌ی مرجع سنجیده شد. از جمله معیاری که در نگاه اول نتیجه را بهتر می‌کرد اما در اعتبارسنجی متقاطع رد شد و کنار گذاشته شد.</w:t>
-            </w:r>
-          </w:p>
-          <w:p>
-            <w:pPr>
-              <w:bidi/>
-              <w:spacing w:after="0" w:before="0" w:line="276" w:lineRule="auto"/>
-              <w:jc w:val="both"/>
-            </w:pPr>
-            <w:r>
-              <w:rPr>
-                <w:rFonts w:ascii="Times New Roman" w:cs="B Nazanin" w:eastAsia="Times New Roman" w:hAnsi="Times New Roman"/>
-                <w:b w:val="false"/>
-                <w:bCs w:val="false"/>
-                <w:i w:val="false"/>
-                <w:iCs w:val="false"/>
-                <w:sz w:val="24"/>
-                <w:szCs w:val="26"/>
-                <w:rtl/>
-              </w:rPr>
-              <w:t xml:space="preserve">جمع‌بندی در یک جمله: یافتن دیسک حل شده است. تعیین مرز هاله تا حدی حل شده، و علت باقی‌مانده‌اش اندازه‌گیری شده است، نه حدس زده.</w:t>
+              <w:t xml:space="preserve">تشخیص وجود هاله: دقت ۰٫۸۲۴ است. الگویش نامتقارن است؛ سامانه هاله‌ی واقعی را به ندرت از دست می‌دهد ولی گاهی هاله‌ای گزارش می‌کند که وجود ندارد.</w:t>
             </w:r>
           </w:p>
         </w:tc>
@@ -6271,7 +5946,7 @@
           <w:szCs w:val="26"/>
           <w:rtl/>
         </w:rPr>
-        <w:t xml:space="preserve">«و بر همین پایه، قدم بعد مشخص است.»</w:t>
+        <w:t xml:space="preserve">«این دو مرحله عملاً حل شده‌اند. مرحله‌ی سوم داستان دیگری دارد.»</w:t>
       </w:r>
     </w:p>
     <w:p>
@@ -6294,7 +5969,7 @@
           <w:szCs w:val="30"/>
           <w:rtl/>
         </w:rPr>
-        <w:t xml:space="preserve">اسلاید ۱۵ — کار آینده</w:t>
+        <w:t xml:space="preserve">اسلاید ۱۳ — نتایج: دقت قطر هاله و اثر ترکیب</w:t>
       </w:r>
     </w:p>
     <w:p>
@@ -6327,7 +6002,7 @@
           <w:szCs w:val="26"/>
           <w:rtl/>
         </w:rPr>
-        <w:t xml:space="preserve">۱ دقیقه</w:t>
+        <w:t xml:space="preserve">۱ دقیقه و ۳۰ ثانیه</w:t>
       </w:r>
     </w:p>
     <w:p>
@@ -6368,7 +6043,7 @@
           <w:szCs w:val="26"/>
           <w:rtl/>
         </w:rPr>
-        <w:t xml:space="preserve">• سه کارت: کوتاه‌مدت، میان‌مدت، بلندمدت.</w:t>
+        <w:t xml:space="preserve">• دو ستون: فقط روش شعاعی در ستون راست، ترکیب سه روش در ستون چپ.</w:t>
       </w:r>
     </w:p>
     <w:p>
@@ -6389,7 +6064,7 @@
           <w:szCs w:val="26"/>
           <w:rtl/>
         </w:rPr>
-        <w:t xml:space="preserve">• کارت کوتاه‌مدت باید عدد داشته باشد.</w:t>
+        <w:t xml:space="preserve">• سه معیار در هر ستون و یک سطر جمع‌بندی.</w:t>
       </w:r>
     </w:p>
     <w:p>
@@ -6463,7 +6138,7 @@
                 <w:szCs w:val="26"/>
                 <w:rtl/>
               </w:rPr>
-              <w:t xml:space="preserve">کار آینده سه افق دارد.</w:t>
+              <w:t xml:space="preserve">حالا دقت عددی قطر هاله.</w:t>
             </w:r>
           </w:p>
           <w:p>
@@ -6483,7 +6158,7 @@
                 <w:szCs w:val="26"/>
                 <w:rtl/>
               </w:rPr>
-              <w:t xml:space="preserve">کوتاه‌مدت: افزودن مدل سیگموئید گذار شعاعی. این را از پیش سنجیدم؛ روی ۵۷ دیسک مشترک، خطای متوسط ۲٫۷۹ و میانه ۱٫۰۳ میلی‌متر داد. یعنی میانه‌ی خطا به داخل باند تکرارپذیری کارشناس می‌رسد.</w:t>
+              <w:t xml:space="preserve">اگر تنها روش پروفایل شعاعی به کار می‌رفت، خطای متوسط ۵٫۵۰ میلی‌متر می‌شد و دقت ۰٫۷۸۰.</w:t>
             </w:r>
           </w:p>
           <w:p>
@@ -6503,13 +6178,13 @@
                 <w:szCs w:val="26"/>
                 <w:rtl/>
               </w:rPr>
-              <w:t xml:space="preserve">میان‌مدت: چهار شرط تصویربرداری. نورپردازی از پشت ظرف، کارت خاکستری مرجع در قاب، عکس‌برداری از یک ظرف در چند زمان، و یک مربع مرجع کالیبراسیون با ضلع ده میلی‌متر و رنگ متمایز کنار ظرف. این آخری مقیاس را از قطر دیسک‌ها مستقل می‌کند. هیچ‌کدام تجهیزات گران نمی‌خواهند.</w:t>
-            </w:r>
-          </w:p>
-          <w:p>
-            <w:pPr>
-              <w:bidi/>
-              <w:spacing w:after="0" w:before="0" w:line="276" w:lineRule="auto"/>
+              <w:t xml:space="preserve">با ترکیب سه روش، خطای متوسط به ۳٫۸۵ میلی‌متر رسید و دقت به ۰٫۸۲۴. میانه‌ی خطا ۲٫۱۰ میلی‌متر است.</w:t>
+            </w:r>
+          </w:p>
+          <w:p>
+            <w:pPr>
+              <w:bidi/>
+              <w:spacing w:after="100" w:before="0" w:line="276" w:lineRule="auto"/>
               <w:jc w:val="both"/>
             </w:pPr>
             <w:r>
@@ -6523,7 +6198,27 @@
                 <w:szCs w:val="26"/>
                 <w:rtl/>
               </w:rPr>
-              <w:t xml:space="preserve">بلندمدت: مجموعه‌ی مرجع بزرگ‌تر با چند آزمایشگاه و چند دوربین، و دور دوم اندازه‌گیری کارشناسی روی همان ظرف‌ها.</w:t>
+              <w:t xml:space="preserve">سه نکته: ترکیب سه هاله‌ی واقعی را بازیافت کرد، شمار موارد کاذب تغییر نکرد، و خطای عددی سی درصد کم شد. یعنی ترکیب روی هر سه معیار بهتر یا برابر است.</w:t>
+            </w:r>
+          </w:p>
+          <w:p>
+            <w:pPr>
+              <w:bidi/>
+              <w:spacing w:after="0" w:before="0" w:line="276" w:lineRule="auto"/>
+              <w:jc w:val="both"/>
+            </w:pPr>
+            <w:r>
+              <w:rPr>
+                <w:rFonts w:ascii="Times New Roman" w:cs="B Nazanin" w:eastAsia="Times New Roman" w:hAnsi="Times New Roman"/>
+                <w:b w:val="false"/>
+                <w:bCs w:val="false"/>
+                <w:i w:val="false"/>
+                <w:iCs w:val="false"/>
+                <w:sz w:val="24"/>
+                <w:szCs w:val="26"/>
+                <w:rtl/>
+              </w:rPr>
+              <w:t xml:space="preserve">باید اضافه کنم که پراکندگی هنوز زیاد است؛ حدود توافق پهنایی نزدیک به ۲۳ میلی‌متر دارد. سوگیری اما تقریباً صفر است، یعنی خطا نظام‌مند نیست.</w:t>
             </w:r>
           </w:p>
         </w:tc>
@@ -6559,7 +6254,2911 @@
           <w:szCs w:val="26"/>
           <w:rtl/>
         </w:rPr>
+        <w:t xml:space="preserve">«اما میلی‌متر برای آزمایشگاه نتیجه‌ی نهایی نیست. ببینیم این اعداد به زبان بالینی چه می‌شوند.»</w:t>
+      </w:r>
+    </w:p>
+    <w:p>
+      <w:pPr>
+        <w:pStyle w:val="Heading2"/>
+        <w:keepNext/>
+        <w:bidi/>
+        <w:spacing w:after="140" w:before="260" w:line="276" w:lineRule="auto"/>
+        <w:jc w:val="left"/>
+      </w:pPr>
+      <w:r>
+        <w:rPr>
+          <w:rFonts w:ascii="Times New Roman" w:cs="B Nazanin" w:eastAsia="Times New Roman" w:hAnsi="Times New Roman"/>
+          <w:b/>
+          <w:bCs/>
+          <w:i w:val="false"/>
+          <w:iCs w:val="false"/>
+          <w:color w:val="1F3864"/>
+          <w:sz w:val="28"/>
+          <w:szCs w:val="30"/>
+          <w:rtl/>
+        </w:rPr>
+        <w:t xml:space="preserve">اسلاید ۱۴ — جداکننده — تفسیر بالینی</w:t>
+      </w:r>
+    </w:p>
+    <w:p>
+      <w:pPr>
+        <w:bidi/>
+        <w:spacing w:after="100" w:before="0" w:line="276" w:lineRule="auto"/>
+        <w:jc w:val="both"/>
+      </w:pPr>
+      <w:r>
+        <w:rPr>
+          <w:rFonts w:ascii="Times New Roman" w:cs="B Nazanin" w:eastAsia="Times New Roman" w:hAnsi="Times New Roman"/>
+          <w:b/>
+          <w:bCs/>
+          <w:i w:val="false"/>
+          <w:iCs w:val="false"/>
+          <w:sz w:val="24"/>
+          <w:szCs w:val="26"/>
+          <w:rtl/>
+        </w:rPr>
+        <w:t xml:space="preserve">زمان: </w:t>
+      </w:r>
+      <w:r>
+        <w:rPr>
+          <w:rFonts w:ascii="Times New Roman" w:cs="B Nazanin" w:eastAsia="Times New Roman" w:hAnsi="Times New Roman"/>
+          <w:b w:val="false"/>
+          <w:bCs w:val="false"/>
+          <w:i w:val="false"/>
+          <w:iCs w:val="false"/>
+          <w:sz w:val="24"/>
+          <w:szCs w:val="26"/>
+          <w:rtl/>
+        </w:rPr>
+        <w:t xml:space="preserve">۵ ثانیه</w:t>
+      </w:r>
+    </w:p>
+    <w:p>
+      <w:pPr>
+        <w:bidi/>
+        <w:spacing w:after="60" w:before="0" w:line="276" w:lineRule="auto"/>
+        <w:jc w:val="both"/>
+      </w:pPr>
+      <w:r>
+        <w:rPr>
+          <w:rFonts w:ascii="Times New Roman" w:cs="B Nazanin" w:eastAsia="Times New Roman" w:hAnsi="Times New Roman"/>
+          <w:b/>
+          <w:bCs/>
+          <w:i w:val="false"/>
+          <w:iCs w:val="false"/>
+          <w:sz w:val="24"/>
+          <w:szCs w:val="26"/>
+          <w:rtl/>
+        </w:rPr>
+        <w:t xml:space="preserve">روی اسلاید:</w:t>
+      </w:r>
+    </w:p>
+    <w:p>
+      <w:pPr>
+        <w:bidi/>
+        <w:spacing w:after="70" w:before="0" w:line="276" w:lineRule="auto"/>
+        <w:ind w:left="340" w:hanging="180"/>
+        <w:jc w:val="both"/>
+      </w:pPr>
+      <w:r>
+        <w:rPr>
+          <w:rFonts w:ascii="Times New Roman" w:cs="B Nazanin" w:eastAsia="Times New Roman" w:hAnsi="Times New Roman"/>
+          <w:b w:val="false"/>
+          <w:bCs w:val="false"/>
+          <w:i w:val="false"/>
+          <w:iCs w:val="false"/>
+          <w:sz w:val="24"/>
+          <w:szCs w:val="26"/>
+          <w:rtl/>
+        </w:rPr>
+        <w:t xml:space="preserve">• همان فهرست، بند ۵ پررنگ و شش بند دیگر خاکستری.</w:t>
+      </w:r>
+    </w:p>
+    <w:p>
+      <w:pPr>
+        <w:bidi/>
+        <w:spacing w:after="70" w:before="0" w:line="276" w:lineRule="auto"/>
+        <w:ind w:left="340" w:hanging="180"/>
+        <w:jc w:val="both"/>
+      </w:pPr>
+      <w:r>
+        <w:rPr>
+          <w:rFonts w:ascii="Times New Roman" w:cs="B Nazanin" w:eastAsia="Times New Roman" w:hAnsi="Times New Roman"/>
+          <w:b w:val="false"/>
+          <w:bCs w:val="false"/>
+          <w:i w:val="false"/>
+          <w:iCs w:val="false"/>
+          <w:sz w:val="24"/>
+          <w:szCs w:val="26"/>
+          <w:rtl/>
+        </w:rPr>
+        <w:t xml:space="preserve">• عنوان: بخش ۵ از ۷ — حدود ۹ دقیقه تا پایان.</w:t>
+      </w:r>
+    </w:p>
+    <w:p>
+      <w:pPr>
+        <w:bidi/>
+        <w:spacing w:after="60" w:before="100" w:line="276" w:lineRule="auto"/>
+        <w:jc w:val="both"/>
+      </w:pPr>
+      <w:r>
+        <w:rPr>
+          <w:rFonts w:ascii="Times New Roman" w:cs="B Nazanin" w:eastAsia="Times New Roman" w:hAnsi="Times New Roman"/>
+          <w:b/>
+          <w:bCs/>
+          <w:i w:val="false"/>
+          <w:iCs w:val="false"/>
+          <w:sz w:val="24"/>
+          <w:szCs w:val="26"/>
+          <w:rtl/>
+        </w:rPr>
+        <w:t xml:space="preserve">آنچه می‌گویید:</w:t>
+      </w:r>
+    </w:p>
+    <w:tbl>
+      <w:tblPr>
+        <w:bidiVisual/>
+        <w:tblW w:type="dxa" w:w="8504"/>
+        <w:tblBorders>
+          <w:top w:val="single" w:color="auto" w:sz="4"/>
+          <w:left w:val="single" w:color="auto" w:sz="4"/>
+          <w:bottom w:val="single" w:color="auto" w:sz="4"/>
+          <w:right w:val="single" w:color="auto" w:sz="4"/>
+          <w:insideH w:val="single" w:color="auto" w:sz="4"/>
+          <w:insideV w:val="single" w:color="auto" w:sz="4"/>
+        </w:tblBorders>
+      </w:tblPr>
+      <w:tblGrid>
+        <w:gridCol w:w="8504"/>
+      </w:tblGrid>
+      <w:tr>
+        <w:tc>
+          <w:tcPr>
+            <w:tcW w:type="dxa" w:w="8504"/>
+            <w:tcBorders>
+              <w:top w:val="none"/>
+              <w:left w:val="none"/>
+              <w:bottom w:val="none"/>
+              <w:right w:val="single" w:color="8C1515" w:sz="18"/>
+            </w:tcBorders>
+            <w:shd w:fill="F4F6F9" w:val="clear"/>
+            <w:tcMar>
+              <w:top w:type="dxa" w:w="120"/>
+              <w:left w:type="dxa" w:w="160"/>
+              <w:bottom w:type="dxa" w:w="120"/>
+              <w:right w:type="dxa" w:w="160"/>
+            </w:tcMar>
+          </w:tcPr>
+          <w:p>
+            <w:pPr>
+              <w:bidi/>
+              <w:spacing w:after="0" w:before="0" w:line="276" w:lineRule="auto"/>
+              <w:jc w:val="both"/>
+            </w:pPr>
+            <w:r>
+              <w:rPr>
+                <w:rFonts w:ascii="Times New Roman" w:cs="B Nazanin" w:eastAsia="Times New Roman" w:hAnsi="Times New Roman"/>
+                <w:b w:val="false"/>
+                <w:bCs w:val="false"/>
+                <w:i w:val="false"/>
+                <w:iCs w:val="false"/>
+                <w:sz w:val="24"/>
+                <w:szCs w:val="26"/>
+                <w:rtl/>
+              </w:rPr>
+              <w:t xml:space="preserve">بخش پنجم: تفسیر بالینی.</w:t>
+            </w:r>
+          </w:p>
+        </w:tc>
+      </w:tr>
+    </w:tbl>
+    <w:p>
+      <w:pPr>
+        <w:bidi/>
+        <w:spacing w:after="60" w:before="120" w:line="276" w:lineRule="auto"/>
+        <w:jc w:val="both"/>
+      </w:pPr>
+      <w:r>
+        <w:rPr>
+          <w:rFonts w:ascii="Times New Roman" w:cs="B Nazanin" w:eastAsia="Times New Roman" w:hAnsi="Times New Roman"/>
+          <w:b/>
+          <w:bCs/>
+          <w:i w:val="false"/>
+          <w:iCs w:val="false"/>
+          <w:sz w:val="24"/>
+          <w:szCs w:val="26"/>
+          <w:rtl/>
+        </w:rPr>
+        <w:t xml:space="preserve">پل به اسلاید بعد: </w:t>
+      </w:r>
+      <w:r>
+        <w:rPr>
+          <w:rFonts w:ascii="Times New Roman" w:cs="B Nazanin" w:eastAsia="Times New Roman" w:hAnsi="Times New Roman"/>
+          <w:b w:val="false"/>
+          <w:bCs w:val="false"/>
+          <w:i/>
+          <w:iCs/>
+          <w:sz w:val="24"/>
+          <w:szCs w:val="26"/>
+          <w:rtl/>
+        </w:rPr>
+        <w:t xml:space="preserve">بلافاصله به اسلاید بعد بروید.</w:t>
+      </w:r>
+    </w:p>
+    <w:p>
+      <w:pPr>
+        <w:pStyle w:val="Heading2"/>
+        <w:keepNext/>
+        <w:bidi/>
+        <w:spacing w:after="140" w:before="260" w:line="276" w:lineRule="auto"/>
+        <w:jc w:val="left"/>
+      </w:pPr>
+      <w:r>
+        <w:rPr>
+          <w:rFonts w:ascii="Times New Roman" w:cs="B Nazanin" w:eastAsia="Times New Roman" w:hAnsi="Times New Roman"/>
+          <w:b/>
+          <w:bCs/>
+          <w:i w:val="false"/>
+          <w:iCs w:val="false"/>
+          <w:color w:val="1F3864"/>
+          <w:sz w:val="28"/>
+          <w:szCs w:val="30"/>
+          <w:rtl/>
+        </w:rPr>
+        <w:t xml:space="preserve">اسلاید ۱۵ — ترجمه خطا به زبان بالینی</w:t>
+      </w:r>
+    </w:p>
+    <w:p>
+      <w:pPr>
+        <w:bidi/>
+        <w:spacing w:after="100" w:before="0" w:line="276" w:lineRule="auto"/>
+        <w:jc w:val="both"/>
+      </w:pPr>
+      <w:r>
+        <w:rPr>
+          <w:rFonts w:ascii="Times New Roman" w:cs="B Nazanin" w:eastAsia="Times New Roman" w:hAnsi="Times New Roman"/>
+          <w:b/>
+          <w:bCs/>
+          <w:i w:val="false"/>
+          <w:iCs w:val="false"/>
+          <w:sz w:val="24"/>
+          <w:szCs w:val="26"/>
+          <w:rtl/>
+        </w:rPr>
+        <w:t xml:space="preserve">زمان: </w:t>
+      </w:r>
+      <w:r>
+        <w:rPr>
+          <w:rFonts w:ascii="Times New Roman" w:cs="B Nazanin" w:eastAsia="Times New Roman" w:hAnsi="Times New Roman"/>
+          <w:b w:val="false"/>
+          <w:bCs w:val="false"/>
+          <w:i w:val="false"/>
+          <w:iCs w:val="false"/>
+          <w:sz w:val="24"/>
+          <w:szCs w:val="26"/>
+          <w:rtl/>
+        </w:rPr>
+        <w:t xml:space="preserve">۲ دقیقه</w:t>
+      </w:r>
+    </w:p>
+    <w:p>
+      <w:pPr>
+        <w:bidi/>
+        <w:spacing w:after="60" w:before="0" w:line="276" w:lineRule="auto"/>
+        <w:jc w:val="both"/>
+      </w:pPr>
+      <w:r>
+        <w:rPr>
+          <w:rFonts w:ascii="Times New Roman" w:cs="B Nazanin" w:eastAsia="Times New Roman" w:hAnsi="Times New Roman"/>
+          <w:b/>
+          <w:bCs/>
+          <w:i w:val="false"/>
+          <w:iCs w:val="false"/>
+          <w:sz w:val="24"/>
+          <w:szCs w:val="26"/>
+          <w:rtl/>
+        </w:rPr>
+        <w:t xml:space="preserve">روی اسلاید:</w:t>
+      </w:r>
+    </w:p>
+    <w:p>
+      <w:pPr>
+        <w:bidi/>
+        <w:spacing w:after="70" w:before="0" w:line="276" w:lineRule="auto"/>
+        <w:ind w:left="340" w:hanging="180"/>
+        <w:jc w:val="both"/>
+      </w:pPr>
+      <w:r>
+        <w:rPr>
+          <w:rFonts w:ascii="Times New Roman" w:cs="B Nazanin" w:eastAsia="Times New Roman" w:hAnsi="Times New Roman"/>
+          <w:b w:val="false"/>
+          <w:bCs w:val="false"/>
+          <w:i w:val="false"/>
+          <w:iCs w:val="false"/>
+          <w:sz w:val="24"/>
+          <w:szCs w:val="26"/>
+          <w:rtl/>
+        </w:rPr>
+        <w:t xml:space="preserve">• سه عدد درشت: توافق دسته‌ای، خطای بسیار عمده، خطای عمده — هر کدام کنار سقف مرسومش.</w:t>
+      </w:r>
+    </w:p>
+    <w:p>
+      <w:pPr>
+        <w:bidi/>
+        <w:spacing w:after="70" w:before="0" w:line="276" w:lineRule="auto"/>
+        <w:ind w:left="340" w:hanging="180"/>
+        <w:jc w:val="both"/>
+      </w:pPr>
+      <w:r>
+        <w:rPr>
+          <w:rFonts w:ascii="Times New Roman" w:cs="B Nazanin" w:eastAsia="Times New Roman" w:hAnsi="Times New Roman"/>
+          <w:b w:val="false"/>
+          <w:bCs w:val="false"/>
+          <w:i w:val="false"/>
+          <w:iCs w:val="false"/>
+          <w:sz w:val="24"/>
+          <w:szCs w:val="26"/>
+          <w:rtl/>
+        </w:rPr>
+        <w:t xml:space="preserve">• یک نمودار ستونی: توافق دسته‌ای در برابر خطای متوسط.</w:t>
+      </w:r>
+    </w:p>
+    <w:p>
+      <w:pPr>
+        <w:bidi/>
+        <w:spacing w:after="60" w:before="100" w:line="276" w:lineRule="auto"/>
+        <w:jc w:val="both"/>
+      </w:pPr>
+      <w:r>
+        <w:rPr>
+          <w:rFonts w:ascii="Times New Roman" w:cs="B Nazanin" w:eastAsia="Times New Roman" w:hAnsi="Times New Roman"/>
+          <w:b/>
+          <w:bCs/>
+          <w:i w:val="false"/>
+          <w:iCs w:val="false"/>
+          <w:sz w:val="24"/>
+          <w:szCs w:val="26"/>
+          <w:rtl/>
+        </w:rPr>
+        <w:t xml:space="preserve">آنچه می‌گویید:</w:t>
+      </w:r>
+    </w:p>
+    <w:tbl>
+      <w:tblPr>
+        <w:bidiVisual/>
+        <w:tblW w:type="dxa" w:w="8504"/>
+        <w:tblBorders>
+          <w:top w:val="single" w:color="auto" w:sz="4"/>
+          <w:left w:val="single" w:color="auto" w:sz="4"/>
+          <w:bottom w:val="single" w:color="auto" w:sz="4"/>
+          <w:right w:val="single" w:color="auto" w:sz="4"/>
+          <w:insideH w:val="single" w:color="auto" w:sz="4"/>
+          <w:insideV w:val="single" w:color="auto" w:sz="4"/>
+        </w:tblBorders>
+      </w:tblPr>
+      <w:tblGrid>
+        <w:gridCol w:w="8504"/>
+      </w:tblGrid>
+      <w:tr>
+        <w:tc>
+          <w:tcPr>
+            <w:tcW w:type="dxa" w:w="8504"/>
+            <w:tcBorders>
+              <w:top w:val="none"/>
+              <w:left w:val="none"/>
+              <w:bottom w:val="none"/>
+              <w:right w:val="single" w:color="8C1515" w:sz="18"/>
+            </w:tcBorders>
+            <w:shd w:fill="F4F6F9" w:val="clear"/>
+            <w:tcMar>
+              <w:top w:type="dxa" w:w="120"/>
+              <w:left w:type="dxa" w:w="160"/>
+              <w:bottom w:type="dxa" w:w="120"/>
+              <w:right w:type="dxa" w:w="160"/>
+            </w:tcMar>
+          </w:tcPr>
+          <w:p>
+            <w:pPr>
+              <w:bidi/>
+              <w:spacing w:after="100" w:before="0" w:line="276" w:lineRule="auto"/>
+              <w:jc w:val="both"/>
+            </w:pPr>
+            <w:r>
+              <w:rPr>
+                <w:rFonts w:ascii="Times New Roman" w:cs="B Nazanin" w:eastAsia="Times New Roman" w:hAnsi="Times New Roman"/>
+                <w:b w:val="false"/>
+                <w:bCs w:val="false"/>
+                <w:i w:val="false"/>
+                <w:iCs w:val="false"/>
+                <w:sz w:val="24"/>
+                <w:szCs w:val="26"/>
+                <w:rtl/>
+              </w:rPr>
+              <w:t xml:space="preserve">عدد میلی‌متری برای آزمایشگاه نتیجه‌ی نهایی نیست. آنچه به پزشک گزارش می‌شود یک دسته است: حساس، نیمه‌حساس، یا مقاوم.</w:t>
+            </w:r>
+          </w:p>
+          <w:p>
+            <w:pPr>
+              <w:bidi/>
+              <w:spacing w:after="100" w:before="0" w:line="276" w:lineRule="auto"/>
+              <w:jc w:val="both"/>
+            </w:pPr>
+            <w:r>
+              <w:rPr>
+                <w:rFonts w:ascii="Times New Roman" w:cs="B Nazanin" w:eastAsia="Times New Roman" w:hAnsi="Times New Roman"/>
+                <w:b w:val="false"/>
+                <w:bCs w:val="false"/>
+                <w:i w:val="false"/>
+                <w:iCs w:val="false"/>
+                <w:sz w:val="24"/>
+                <w:szCs w:val="26"/>
+                <w:rtl/>
+              </w:rPr>
+              <w:t xml:space="preserve">یک مانع داده اینجا بود. طبقه‌بندی به سه چیز نیاز دارد: قطر، گونه‌ی باکتری، و نام دارو. مرجع من تنها قطر را داشت. پس پرسش را عوض کردم: اگر نقطه‌ی شکست مربوطه هر کدام از ۳۴۹ نقطه‌ی شکست واقعی استاندارد باشد، خوانش سامانه چند درصد مواقع با خوانش کارشناس هم‌دسته می‌شود؟ این ۳۱٬۷۵۹ تصمیم شبیه‌سازی‌شده می‌سازد.</w:t>
+            </w:r>
+          </w:p>
+          <w:p>
+            <w:pPr>
+              <w:bidi/>
+              <w:spacing w:after="100" w:before="0" w:line="276" w:lineRule="auto"/>
+              <w:jc w:val="both"/>
+            </w:pPr>
+            <w:r>
+              <w:rPr>
+                <w:rFonts w:ascii="Times New Roman" w:cs="B Nazanin" w:eastAsia="Times New Roman" w:hAnsi="Times New Roman"/>
+                <w:b w:val="false"/>
+                <w:bCs w:val="false"/>
+                <w:i w:val="false"/>
+                <w:iCs w:val="false"/>
+                <w:sz w:val="24"/>
+                <w:szCs w:val="26"/>
+                <w:rtl/>
+              </w:rPr>
+              <w:t xml:space="preserve">نتیجه: توافق دسته‌ای ۸۳٫۲ درصد. خطای بسیار عمده ۶٫۱۹ درصد در برابر سقف مرسوم ۱٫۵ درصد. خطای عمده ۹٫۲۴ درصد در برابر سقف ۳ درصد.</w:t>
+            </w:r>
+          </w:p>
+          <w:p>
+            <w:pPr>
+              <w:bidi/>
+              <w:spacing w:after="100" w:before="0" w:line="276" w:lineRule="auto"/>
+              <w:jc w:val="both"/>
+            </w:pPr>
+            <w:r>
+              <w:rPr>
+                <w:rFonts w:ascii="Times New Roman" w:cs="B Nazanin" w:eastAsia="Times New Roman" w:hAnsi="Times New Roman"/>
+                <w:b w:val="false"/>
+                <w:bCs w:val="false"/>
+                <w:i w:val="false"/>
+                <w:iCs w:val="false"/>
+                <w:sz w:val="24"/>
+                <w:szCs w:val="26"/>
+                <w:rtl/>
+              </w:rPr>
+              <w:t xml:space="preserve">این را باید بدون تخفیف بگویم: سامانه در وضع فعلی به آستانه‌ی پذیرش بالینی نمی‌رسد. [مکث]</w:t>
+            </w:r>
+          </w:p>
+          <w:p>
+            <w:pPr>
+              <w:bidi/>
+              <w:spacing w:after="0" w:before="0" w:line="276" w:lineRule="auto"/>
+              <w:jc w:val="both"/>
+            </w:pPr>
+            <w:r>
+              <w:rPr>
+                <w:rFonts w:ascii="Times New Roman" w:cs="B Nazanin" w:eastAsia="Times New Roman" w:hAnsi="Times New Roman"/>
+                <w:b w:val="false"/>
+                <w:bCs w:val="false"/>
+                <w:i w:val="false"/>
+                <w:iCs w:val="false"/>
+                <w:sz w:val="24"/>
+                <w:szCs w:val="26"/>
+                <w:rtl/>
+              </w:rPr>
+              <w:t xml:space="preserve">اما نمودار نکته‌ی مهم‌تری دارد. اگر خطا از ۳٫۸۵ به ۰٫۹۶ میلی‌متر برسد، توافق از ۸۳ به ۹۶ درصد می‌رود و هر دو سقف برآورده می‌شوند. پس هدف مهندسی یک عدد مشخص است: خطای حدود یک میلی‌متر.</w:t>
+            </w:r>
+          </w:p>
+        </w:tc>
+      </w:tr>
+    </w:tbl>
+    <w:p>
+      <w:pPr>
+        <w:bidi/>
+        <w:spacing w:after="60" w:before="120" w:line="276" w:lineRule="auto"/>
+        <w:jc w:val="both"/>
+      </w:pPr>
+      <w:r>
+        <w:rPr>
+          <w:rFonts w:ascii="Times New Roman" w:cs="B Nazanin" w:eastAsia="Times New Roman" w:hAnsi="Times New Roman"/>
+          <w:b/>
+          <w:bCs/>
+          <w:i w:val="false"/>
+          <w:iCs w:val="false"/>
+          <w:sz w:val="24"/>
+          <w:szCs w:val="26"/>
+          <w:rtl/>
+        </w:rPr>
+        <w:t xml:space="preserve">پل به اسلاید بعد: </w:t>
+      </w:r>
+      <w:r>
+        <w:rPr>
+          <w:rFonts w:ascii="Times New Roman" w:cs="B Nazanin" w:eastAsia="Times New Roman" w:hAnsi="Times New Roman"/>
+          <w:b w:val="false"/>
+          <w:bCs w:val="false"/>
+          <w:i/>
+          <w:iCs/>
+          <w:sz w:val="24"/>
+          <w:szCs w:val="26"/>
+          <w:rtl/>
+        </w:rPr>
+        <w:t xml:space="preserve">«ولی پیش از پذیرفتن این هدف، باید بپرسیم سقف واقعی کجاست.»</w:t>
+      </w:r>
+    </w:p>
+    <w:p>
+      <w:pPr>
+        <w:pStyle w:val="Heading2"/>
+        <w:keepNext/>
+        <w:bidi/>
+        <w:spacing w:after="140" w:before="260" w:line="276" w:lineRule="auto"/>
+        <w:jc w:val="left"/>
+      </w:pPr>
+      <w:r>
+        <w:rPr>
+          <w:rFonts w:ascii="Times New Roman" w:cs="B Nazanin" w:eastAsia="Times New Roman" w:hAnsi="Times New Roman"/>
+          <w:b/>
+          <w:bCs/>
+          <w:i w:val="false"/>
+          <w:iCs w:val="false"/>
+          <w:color w:val="1F3864"/>
+          <w:sz w:val="28"/>
+          <w:szCs w:val="30"/>
+          <w:rtl/>
+        </w:rPr>
+        <w:t xml:space="preserve">اسلاید ۱۶ — سقف قابل اثبات: انسان در برابر انسان</w:t>
+      </w:r>
+    </w:p>
+    <w:p>
+      <w:pPr>
+        <w:bidi/>
+        <w:spacing w:after="100" w:before="0" w:line="276" w:lineRule="auto"/>
+        <w:jc w:val="both"/>
+      </w:pPr>
+      <w:r>
+        <w:rPr>
+          <w:rFonts w:ascii="Times New Roman" w:cs="B Nazanin" w:eastAsia="Times New Roman" w:hAnsi="Times New Roman"/>
+          <w:b/>
+          <w:bCs/>
+          <w:i w:val="false"/>
+          <w:iCs w:val="false"/>
+          <w:sz w:val="24"/>
+          <w:szCs w:val="26"/>
+          <w:rtl/>
+        </w:rPr>
+        <w:t xml:space="preserve">زمان: </w:t>
+      </w:r>
+      <w:r>
+        <w:rPr>
+          <w:rFonts w:ascii="Times New Roman" w:cs="B Nazanin" w:eastAsia="Times New Roman" w:hAnsi="Times New Roman"/>
+          <w:b w:val="false"/>
+          <w:bCs w:val="false"/>
+          <w:i w:val="false"/>
+          <w:iCs w:val="false"/>
+          <w:sz w:val="24"/>
+          <w:szCs w:val="26"/>
+          <w:rtl/>
+        </w:rPr>
+        <w:t xml:space="preserve">۱ دقیقه و ۳۰ ثانیه</w:t>
+      </w:r>
+    </w:p>
+    <w:p>
+      <w:pPr>
+        <w:bidi/>
+        <w:spacing w:after="60" w:before="0" w:line="276" w:lineRule="auto"/>
+        <w:jc w:val="both"/>
+      </w:pPr>
+      <w:r>
+        <w:rPr>
+          <w:rFonts w:ascii="Times New Roman" w:cs="B Nazanin" w:eastAsia="Times New Roman" w:hAnsi="Times New Roman"/>
+          <w:b/>
+          <w:bCs/>
+          <w:i w:val="false"/>
+          <w:iCs w:val="false"/>
+          <w:sz w:val="24"/>
+          <w:szCs w:val="26"/>
+          <w:rtl/>
+        </w:rPr>
+        <w:t xml:space="preserve">روی اسلاید:</w:t>
+      </w:r>
+    </w:p>
+    <w:p>
+      <w:pPr>
+        <w:bidi/>
+        <w:spacing w:after="70" w:before="0" w:line="276" w:lineRule="auto"/>
+        <w:ind w:left="340" w:hanging="180"/>
+        <w:jc w:val="both"/>
+      </w:pPr>
+      <w:r>
+        <w:rPr>
+          <w:rFonts w:ascii="Times New Roman" w:cs="B Nazanin" w:eastAsia="Times New Roman" w:hAnsi="Times New Roman"/>
+          <w:b w:val="false"/>
+          <w:bCs w:val="false"/>
+          <w:i w:val="false"/>
+          <w:iCs w:val="false"/>
+          <w:sz w:val="24"/>
+          <w:szCs w:val="26"/>
+          <w:rtl/>
+        </w:rPr>
+        <w:t xml:space="preserve">• دو ستون: کارشناس با کارشناس در ستون راست، سامانه با کارشناس در ستون چپ.</w:t>
+      </w:r>
+    </w:p>
+    <w:p>
+      <w:pPr>
+        <w:bidi/>
+        <w:spacing w:after="70" w:before="0" w:line="276" w:lineRule="auto"/>
+        <w:ind w:left="340" w:hanging="180"/>
+        <w:jc w:val="both"/>
+      </w:pPr>
+      <w:r>
+        <w:rPr>
+          <w:rFonts w:ascii="Times New Roman" w:cs="B Nazanin" w:eastAsia="Times New Roman" w:hAnsi="Times New Roman"/>
+          <w:b w:val="false"/>
+          <w:bCs w:val="false"/>
+          <w:i w:val="false"/>
+          <w:iCs w:val="false"/>
+          <w:sz w:val="24"/>
+          <w:szCs w:val="26"/>
+          <w:rtl/>
+        </w:rPr>
+        <w:t xml:space="preserve">• جمله‌ی نتیجه‌گیری در پایین.</w:t>
+      </w:r>
+    </w:p>
+    <w:p>
+      <w:pPr>
+        <w:bidi/>
+        <w:spacing w:after="60" w:before="100" w:line="276" w:lineRule="auto"/>
+        <w:jc w:val="both"/>
+      </w:pPr>
+      <w:r>
+        <w:rPr>
+          <w:rFonts w:ascii="Times New Roman" w:cs="B Nazanin" w:eastAsia="Times New Roman" w:hAnsi="Times New Roman"/>
+          <w:b/>
+          <w:bCs/>
+          <w:i w:val="false"/>
+          <w:iCs w:val="false"/>
+          <w:sz w:val="24"/>
+          <w:szCs w:val="26"/>
+          <w:rtl/>
+        </w:rPr>
+        <w:t xml:space="preserve">آنچه می‌گویید:</w:t>
+      </w:r>
+    </w:p>
+    <w:tbl>
+      <w:tblPr>
+        <w:bidiVisual/>
+        <w:tblW w:type="dxa" w:w="8504"/>
+        <w:tblBorders>
+          <w:top w:val="single" w:color="auto" w:sz="4"/>
+          <w:left w:val="single" w:color="auto" w:sz="4"/>
+          <w:bottom w:val="single" w:color="auto" w:sz="4"/>
+          <w:right w:val="single" w:color="auto" w:sz="4"/>
+          <w:insideH w:val="single" w:color="auto" w:sz="4"/>
+          <w:insideV w:val="single" w:color="auto" w:sz="4"/>
+        </w:tblBorders>
+      </w:tblPr>
+      <w:tblGrid>
+        <w:gridCol w:w="8504"/>
+      </w:tblGrid>
+      <w:tr>
+        <w:tc>
+          <w:tcPr>
+            <w:tcW w:type="dxa" w:w="8504"/>
+            <w:tcBorders>
+              <w:top w:val="none"/>
+              <w:left w:val="none"/>
+              <w:bottom w:val="none"/>
+              <w:right w:val="single" w:color="8C1515" w:sz="18"/>
+            </w:tcBorders>
+            <w:shd w:fill="F4F6F9" w:val="clear"/>
+            <w:tcMar>
+              <w:top w:type="dxa" w:w="120"/>
+              <w:left w:type="dxa" w:w="160"/>
+              <w:bottom w:type="dxa" w:w="120"/>
+              <w:right w:type="dxa" w:w="160"/>
+            </w:tcMar>
+          </w:tcPr>
+          <w:p>
+            <w:pPr>
+              <w:bidi/>
+              <w:spacing w:after="100" w:before="0" w:line="276" w:lineRule="auto"/>
+              <w:jc w:val="both"/>
+            </w:pPr>
+            <w:r>
+              <w:rPr>
+                <w:rFonts w:ascii="Times New Roman" w:cs="B Nazanin" w:eastAsia="Times New Roman" w:hAnsi="Times New Roman"/>
+                <w:b w:val="false"/>
+                <w:bCs w:val="false"/>
+                <w:i w:val="false"/>
+                <w:iCs w:val="false"/>
+                <w:sz w:val="24"/>
+                <w:szCs w:val="26"/>
+                <w:rtl/>
+              </w:rPr>
+              <w:t xml:space="preserve">همه‌ی اعداد قبلی در برابر یک خوانش کارشناس سنجیده شده‌اند. تکرارپذیری خود آن خوانش چقدر است؟</w:t>
+            </w:r>
+          </w:p>
+          <w:p>
+            <w:pPr>
+              <w:bidi/>
+              <w:spacing w:after="100" w:before="0" w:line="276" w:lineRule="auto"/>
+              <w:jc w:val="both"/>
+            </w:pPr>
+            <w:r>
+              <w:rPr>
+                <w:rFonts w:ascii="Times New Roman" w:cs="B Nazanin" w:eastAsia="Times New Roman" w:hAnsi="Times New Roman"/>
+                <w:b w:val="false"/>
+                <w:bCs w:val="false"/>
+                <w:i w:val="false"/>
+                <w:iCs w:val="false"/>
+                <w:sz w:val="24"/>
+                <w:szCs w:val="26"/>
+                <w:rtl/>
+              </w:rPr>
+              <w:t xml:space="preserve">کارشناسان اعلام کردند خوانششان تا دو میلی‌متر تغییر دارد. کارشناس دوم را شبیه‌سازی کردم و همان تحلیل دسته‌ای را دوباره اجرا کردم.</w:t>
+            </w:r>
+          </w:p>
+          <w:p>
+            <w:pPr>
+              <w:bidi/>
+              <w:spacing w:after="100" w:before="0" w:line="276" w:lineRule="auto"/>
+              <w:jc w:val="both"/>
+            </w:pPr>
+            <w:r>
+              <w:rPr>
+                <w:rFonts w:ascii="Times New Roman" w:cs="B Nazanin" w:eastAsia="Times New Roman" w:hAnsi="Times New Roman"/>
+                <w:b w:val="false"/>
+                <w:bCs w:val="false"/>
+                <w:i w:val="false"/>
+                <w:iCs w:val="false"/>
+                <w:sz w:val="24"/>
+                <w:szCs w:val="26"/>
+                <w:rtl/>
+              </w:rPr>
+              <w:t xml:space="preserve">نتیجه دو چیز گفت. اول، توافق دو کارشناس انسانی با یکدیگر ۹۵٫۱ درصد است، نه صد درصد. پس سقف واقعی حدود ۹۲ تا ۹۶ درصد است و فاصله‌ی سامانه ده واحد است، نه هجده واحد.</w:t>
+            </w:r>
+          </w:p>
+          <w:p>
+            <w:pPr>
+              <w:bidi/>
+              <w:spacing w:after="100" w:before="0" w:line="276" w:lineRule="auto"/>
+              <w:jc w:val="both"/>
+            </w:pPr>
+            <w:r>
+              <w:rPr>
+                <w:rFonts w:ascii="Times New Roman" w:cs="B Nazanin" w:eastAsia="Times New Roman" w:hAnsi="Times New Roman"/>
+                <w:b w:val="false"/>
+                <w:bCs w:val="false"/>
+                <w:i w:val="false"/>
+                <w:iCs w:val="false"/>
+                <w:sz w:val="24"/>
+                <w:szCs w:val="26"/>
+                <w:rtl/>
+              </w:rPr>
+              <w:t xml:space="preserve">دوم، حتی دو کارشناس انسانی هم سقف ۱٫۵ درصدی خطای بسیار عمده را برآورده نمی‌کنند. آن سقف‌ها برای مقایسه با مرجع رقت در محیط مایع تعریف شده‌اند، نه با خوانش خط‌کشی یک کارشناس.</w:t>
+            </w:r>
+          </w:p>
+          <w:p>
+            <w:pPr>
+              <w:bidi/>
+              <w:spacing w:after="0" w:before="0" w:line="276" w:lineRule="auto"/>
+              <w:jc w:val="both"/>
+            </w:pPr>
+            <w:r>
+              <w:rPr>
+                <w:rFonts w:ascii="Times New Roman" w:cs="B Nazanin" w:eastAsia="Times New Roman" w:hAnsi="Times New Roman"/>
+                <w:b w:val="false"/>
+                <w:bCs w:val="false"/>
+                <w:i w:val="false"/>
+                <w:iCs w:val="false"/>
+                <w:sz w:val="24"/>
+                <w:szCs w:val="26"/>
+                <w:rtl/>
+              </w:rPr>
+              <w:t xml:space="preserve">یک نکته‌ی صادقانه هم اضافه کنم: با کم کردن سهم نویز مرجع، خطای سامانه فقط از ۳٫۸۵ به حدود ۳٫۷ میلی‌متر می‌آید. یعنی بیشتر خطا مال خود سامانه است و این نویز بهانه نیست.</w:t>
+            </w:r>
+          </w:p>
+        </w:tc>
+      </w:tr>
+    </w:tbl>
+    <w:p>
+      <w:pPr>
+        <w:bidi/>
+        <w:spacing w:after="60" w:before="120" w:line="276" w:lineRule="auto"/>
+        <w:jc w:val="both"/>
+      </w:pPr>
+      <w:r>
+        <w:rPr>
+          <w:rFonts w:ascii="Times New Roman" w:cs="B Nazanin" w:eastAsia="Times New Roman" w:hAnsi="Times New Roman"/>
+          <w:b/>
+          <w:bCs/>
+          <w:i w:val="false"/>
+          <w:iCs w:val="false"/>
+          <w:sz w:val="24"/>
+          <w:szCs w:val="26"/>
+          <w:rtl/>
+        </w:rPr>
+        <w:t xml:space="preserve">پل به اسلاید بعد: </w:t>
+      </w:r>
+      <w:r>
+        <w:rPr>
+          <w:rFonts w:ascii="Times New Roman" w:cs="B Nazanin" w:eastAsia="Times New Roman" w:hAnsi="Times New Roman"/>
+          <w:b w:val="false"/>
+          <w:bCs w:val="false"/>
+          <w:i/>
+          <w:iCs/>
+          <w:sz w:val="24"/>
+          <w:szCs w:val="26"/>
+          <w:rtl/>
+        </w:rPr>
+        <w:t xml:space="preserve">«پس خطا واقعی است. سوال بعدی این است که چرا همان‌جاست.»</w:t>
+      </w:r>
+    </w:p>
+    <w:p>
+      <w:pPr>
+        <w:pStyle w:val="Heading2"/>
+        <w:keepNext/>
+        <w:bidi/>
+        <w:spacing w:after="140" w:before="260" w:line="276" w:lineRule="auto"/>
+        <w:jc w:val="left"/>
+      </w:pPr>
+      <w:r>
+        <w:rPr>
+          <w:rFonts w:ascii="Times New Roman" w:cs="B Nazanin" w:eastAsia="Times New Roman" w:hAnsi="Times New Roman"/>
+          <w:b/>
+          <w:bCs/>
+          <w:i w:val="false"/>
+          <w:iCs w:val="false"/>
+          <w:color w:val="1F3864"/>
+          <w:sz w:val="28"/>
+          <w:szCs w:val="30"/>
+          <w:rtl/>
+        </w:rPr>
+        <w:t xml:space="preserve">اسلاید ۱۷ — جداکننده — یافته اصلی</w:t>
+      </w:r>
+    </w:p>
+    <w:p>
+      <w:pPr>
+        <w:bidi/>
+        <w:spacing w:after="100" w:before="0" w:line="276" w:lineRule="auto"/>
+        <w:jc w:val="both"/>
+      </w:pPr>
+      <w:r>
+        <w:rPr>
+          <w:rFonts w:ascii="Times New Roman" w:cs="B Nazanin" w:eastAsia="Times New Roman" w:hAnsi="Times New Roman"/>
+          <w:b/>
+          <w:bCs/>
+          <w:i w:val="false"/>
+          <w:iCs w:val="false"/>
+          <w:sz w:val="24"/>
+          <w:szCs w:val="26"/>
+          <w:rtl/>
+        </w:rPr>
+        <w:t xml:space="preserve">زمان: </w:t>
+      </w:r>
+      <w:r>
+        <w:rPr>
+          <w:rFonts w:ascii="Times New Roman" w:cs="B Nazanin" w:eastAsia="Times New Roman" w:hAnsi="Times New Roman"/>
+          <w:b w:val="false"/>
+          <w:bCs w:val="false"/>
+          <w:i w:val="false"/>
+          <w:iCs w:val="false"/>
+          <w:sz w:val="24"/>
+          <w:szCs w:val="26"/>
+          <w:rtl/>
+        </w:rPr>
+        <w:t xml:space="preserve">۵ ثانیه</w:t>
+      </w:r>
+    </w:p>
+    <w:p>
+      <w:pPr>
+        <w:bidi/>
+        <w:spacing w:after="60" w:before="0" w:line="276" w:lineRule="auto"/>
+        <w:jc w:val="both"/>
+      </w:pPr>
+      <w:r>
+        <w:rPr>
+          <w:rFonts w:ascii="Times New Roman" w:cs="B Nazanin" w:eastAsia="Times New Roman" w:hAnsi="Times New Roman"/>
+          <w:b/>
+          <w:bCs/>
+          <w:i w:val="false"/>
+          <w:iCs w:val="false"/>
+          <w:sz w:val="24"/>
+          <w:szCs w:val="26"/>
+          <w:rtl/>
+        </w:rPr>
+        <w:t xml:space="preserve">روی اسلاید:</w:t>
+      </w:r>
+    </w:p>
+    <w:p>
+      <w:pPr>
+        <w:bidi/>
+        <w:spacing w:after="70" w:before="0" w:line="276" w:lineRule="auto"/>
+        <w:ind w:left="340" w:hanging="180"/>
+        <w:jc w:val="both"/>
+      </w:pPr>
+      <w:r>
+        <w:rPr>
+          <w:rFonts w:ascii="Times New Roman" w:cs="B Nazanin" w:eastAsia="Times New Roman" w:hAnsi="Times New Roman"/>
+          <w:b w:val="false"/>
+          <w:bCs w:val="false"/>
+          <w:i w:val="false"/>
+          <w:iCs w:val="false"/>
+          <w:sz w:val="24"/>
+          <w:szCs w:val="26"/>
+          <w:rtl/>
+        </w:rPr>
+        <w:t xml:space="preserve">• همان فهرست، بند ۶ پررنگ و شش بند دیگر خاکستری.</w:t>
+      </w:r>
+    </w:p>
+    <w:p>
+      <w:pPr>
+        <w:bidi/>
+        <w:spacing w:after="70" w:before="0" w:line="276" w:lineRule="auto"/>
+        <w:ind w:left="340" w:hanging="180"/>
+        <w:jc w:val="both"/>
+      </w:pPr>
+      <w:r>
+        <w:rPr>
+          <w:rFonts w:ascii="Times New Roman" w:cs="B Nazanin" w:eastAsia="Times New Roman" w:hAnsi="Times New Roman"/>
+          <w:b w:val="false"/>
+          <w:bCs w:val="false"/>
+          <w:i w:val="false"/>
+          <w:iCs w:val="false"/>
+          <w:sz w:val="24"/>
+          <w:szCs w:val="26"/>
+          <w:rtl/>
+        </w:rPr>
+        <w:t xml:space="preserve">• عنوان: بخش ۶ از ۷ — حدود ۵ دقیقه و ۳۰ ثانیه تا پایان.</w:t>
+      </w:r>
+    </w:p>
+    <w:p>
+      <w:pPr>
+        <w:bidi/>
+        <w:spacing w:after="60" w:before="100" w:line="276" w:lineRule="auto"/>
+        <w:jc w:val="both"/>
+      </w:pPr>
+      <w:r>
+        <w:rPr>
+          <w:rFonts w:ascii="Times New Roman" w:cs="B Nazanin" w:eastAsia="Times New Roman" w:hAnsi="Times New Roman"/>
+          <w:b/>
+          <w:bCs/>
+          <w:i w:val="false"/>
+          <w:iCs w:val="false"/>
+          <w:sz w:val="24"/>
+          <w:szCs w:val="26"/>
+          <w:rtl/>
+        </w:rPr>
+        <w:t xml:space="preserve">آنچه می‌گویید:</w:t>
+      </w:r>
+    </w:p>
+    <w:tbl>
+      <w:tblPr>
+        <w:bidiVisual/>
+        <w:tblW w:type="dxa" w:w="8504"/>
+        <w:tblBorders>
+          <w:top w:val="single" w:color="auto" w:sz="4"/>
+          <w:left w:val="single" w:color="auto" w:sz="4"/>
+          <w:bottom w:val="single" w:color="auto" w:sz="4"/>
+          <w:right w:val="single" w:color="auto" w:sz="4"/>
+          <w:insideH w:val="single" w:color="auto" w:sz="4"/>
+          <w:insideV w:val="single" w:color="auto" w:sz="4"/>
+        </w:tblBorders>
+      </w:tblPr>
+      <w:tblGrid>
+        <w:gridCol w:w="8504"/>
+      </w:tblGrid>
+      <w:tr>
+        <w:tc>
+          <w:tcPr>
+            <w:tcW w:type="dxa" w:w="8504"/>
+            <w:tcBorders>
+              <w:top w:val="none"/>
+              <w:left w:val="none"/>
+              <w:bottom w:val="none"/>
+              <w:right w:val="single" w:color="8C1515" w:sz="18"/>
+            </w:tcBorders>
+            <w:shd w:fill="F4F6F9" w:val="clear"/>
+            <w:tcMar>
+              <w:top w:type="dxa" w:w="120"/>
+              <w:left w:type="dxa" w:w="160"/>
+              <w:bottom w:type="dxa" w:w="120"/>
+              <w:right w:type="dxa" w:w="160"/>
+            </w:tcMar>
+          </w:tcPr>
+          <w:p>
+            <w:pPr>
+              <w:bidi/>
+              <w:spacing w:after="0" w:before="0" w:line="276" w:lineRule="auto"/>
+              <w:jc w:val="both"/>
+            </w:pPr>
+            <w:r>
+              <w:rPr>
+                <w:rFonts w:ascii="Times New Roman" w:cs="B Nazanin" w:eastAsia="Times New Roman" w:hAnsi="Times New Roman"/>
+                <w:b w:val="false"/>
+                <w:bCs w:val="false"/>
+                <w:i w:val="false"/>
+                <w:iCs w:val="false"/>
+                <w:sz w:val="24"/>
+                <w:szCs w:val="26"/>
+                <w:rtl/>
+              </w:rPr>
+              <w:t xml:space="preserve">بخش ششم: یافته اصلی.</w:t>
+            </w:r>
+          </w:p>
+        </w:tc>
+      </w:tr>
+    </w:tbl>
+    <w:p>
+      <w:pPr>
+        <w:bidi/>
+        <w:spacing w:after="60" w:before="120" w:line="276" w:lineRule="auto"/>
+        <w:jc w:val="both"/>
+      </w:pPr>
+      <w:r>
+        <w:rPr>
+          <w:rFonts w:ascii="Times New Roman" w:cs="B Nazanin" w:eastAsia="Times New Roman" w:hAnsi="Times New Roman"/>
+          <w:b/>
+          <w:bCs/>
+          <w:i w:val="false"/>
+          <w:iCs w:val="false"/>
+          <w:sz w:val="24"/>
+          <w:szCs w:val="26"/>
+          <w:rtl/>
+        </w:rPr>
+        <w:t xml:space="preserve">پل به اسلاید بعد: </w:t>
+      </w:r>
+      <w:r>
+        <w:rPr>
+          <w:rFonts w:ascii="Times New Roman" w:cs="B Nazanin" w:eastAsia="Times New Roman" w:hAnsi="Times New Roman"/>
+          <w:b w:val="false"/>
+          <w:bCs w:val="false"/>
+          <w:i/>
+          <w:iCs/>
+          <w:sz w:val="24"/>
+          <w:szCs w:val="26"/>
+          <w:rtl/>
+        </w:rPr>
+        <w:t xml:space="preserve">بلافاصله به اسلاید بعد بروید.</w:t>
+      </w:r>
+    </w:p>
+    <w:p>
+      <w:pPr>
+        <w:pStyle w:val="Heading2"/>
+        <w:keepNext/>
+        <w:bidi/>
+        <w:spacing w:after="140" w:before="260" w:line="276" w:lineRule="auto"/>
+        <w:jc w:val="left"/>
+      </w:pPr>
+      <w:r>
+        <w:rPr>
+          <w:rFonts w:ascii="Times New Roman" w:cs="B Nazanin" w:eastAsia="Times New Roman" w:hAnsi="Times New Roman"/>
+          <w:b/>
+          <w:bCs/>
+          <w:i w:val="false"/>
+          <w:iCs w:val="false"/>
+          <w:color w:val="1F3864"/>
+          <w:sz w:val="28"/>
+          <w:szCs w:val="30"/>
+          <w:rtl/>
+        </w:rPr>
+        <w:t xml:space="preserve">اسلاید ۱۸ — یافته اصلی: سقفی که چهار روش مستقل به آن رسیدند</w:t>
+      </w:r>
+    </w:p>
+    <w:p>
+      <w:pPr>
+        <w:bidi/>
+        <w:spacing w:after="100" w:before="0" w:line="276" w:lineRule="auto"/>
+        <w:jc w:val="both"/>
+      </w:pPr>
+      <w:r>
+        <w:rPr>
+          <w:rFonts w:ascii="Times New Roman" w:cs="B Nazanin" w:eastAsia="Times New Roman" w:hAnsi="Times New Roman"/>
+          <w:b/>
+          <w:bCs/>
+          <w:i w:val="false"/>
+          <w:iCs w:val="false"/>
+          <w:sz w:val="24"/>
+          <w:szCs w:val="26"/>
+          <w:rtl/>
+        </w:rPr>
+        <w:t xml:space="preserve">زمان: </w:t>
+      </w:r>
+      <w:r>
+        <w:rPr>
+          <w:rFonts w:ascii="Times New Roman" w:cs="B Nazanin" w:eastAsia="Times New Roman" w:hAnsi="Times New Roman"/>
+          <w:b w:val="false"/>
+          <w:bCs w:val="false"/>
+          <w:i w:val="false"/>
+          <w:iCs w:val="false"/>
+          <w:sz w:val="24"/>
+          <w:szCs w:val="26"/>
+          <w:rtl/>
+        </w:rPr>
+        <w:t xml:space="preserve">۲ دقیقه و ۳۰ ثانیه</w:t>
+      </w:r>
+    </w:p>
+    <w:p>
+      <w:pPr>
+        <w:bidi/>
+        <w:spacing w:after="60" w:before="0" w:line="276" w:lineRule="auto"/>
+        <w:jc w:val="both"/>
+      </w:pPr>
+      <w:r>
+        <w:rPr>
+          <w:rFonts w:ascii="Times New Roman" w:cs="B Nazanin" w:eastAsia="Times New Roman" w:hAnsi="Times New Roman"/>
+          <w:b/>
+          <w:bCs/>
+          <w:i w:val="false"/>
+          <w:iCs w:val="false"/>
+          <w:sz w:val="24"/>
+          <w:szCs w:val="26"/>
+          <w:rtl/>
+        </w:rPr>
+        <w:t xml:space="preserve">روی اسلاید:</w:t>
+      </w:r>
+    </w:p>
+    <w:p>
+      <w:pPr>
+        <w:bidi/>
+        <w:spacing w:after="70" w:before="0" w:line="276" w:lineRule="auto"/>
+        <w:ind w:left="340" w:hanging="180"/>
+        <w:jc w:val="both"/>
+      </w:pPr>
+      <w:r>
+        <w:rPr>
+          <w:rFonts w:ascii="Times New Roman" w:cs="B Nazanin" w:eastAsia="Times New Roman" w:hAnsi="Times New Roman"/>
+          <w:b w:val="false"/>
+          <w:bCs w:val="false"/>
+          <w:i w:val="false"/>
+          <w:iCs w:val="false"/>
+          <w:sz w:val="24"/>
+          <w:szCs w:val="26"/>
+          <w:rtl/>
+        </w:rPr>
+        <w:t xml:space="preserve">• چهار بند: الگوی تکرارشونده، عدد اندازه‌گیری‌شده، دو کنترل، دو راه استانداردی که رد شد.</w:t>
+      </w:r>
+    </w:p>
+    <w:p>
+      <w:pPr>
+        <w:bidi/>
+        <w:spacing w:after="70" w:before="0" w:line="276" w:lineRule="auto"/>
+        <w:ind w:left="340" w:hanging="180"/>
+        <w:jc w:val="both"/>
+      </w:pPr>
+      <w:r>
+        <w:rPr>
+          <w:rFonts w:ascii="Times New Roman" w:cs="B Nazanin" w:eastAsia="Times New Roman" w:hAnsi="Times New Roman"/>
+          <w:b w:val="false"/>
+          <w:bCs w:val="false"/>
+          <w:i w:val="false"/>
+          <w:iCs w:val="false"/>
+          <w:sz w:val="24"/>
+          <w:szCs w:val="26"/>
+          <w:rtl/>
+        </w:rPr>
+        <w:t xml:space="preserve">• یک کادر مجزا برای جمله‌ی کلیدی.</w:t>
+      </w:r>
+    </w:p>
+    <w:p>
+      <w:pPr>
+        <w:bidi/>
+        <w:spacing w:after="60" w:before="100" w:line="276" w:lineRule="auto"/>
+        <w:jc w:val="both"/>
+      </w:pPr>
+      <w:r>
+        <w:rPr>
+          <w:rFonts w:ascii="Times New Roman" w:cs="B Nazanin" w:eastAsia="Times New Roman" w:hAnsi="Times New Roman"/>
+          <w:b/>
+          <w:bCs/>
+          <w:i w:val="false"/>
+          <w:iCs w:val="false"/>
+          <w:sz w:val="24"/>
+          <w:szCs w:val="26"/>
+          <w:rtl/>
+        </w:rPr>
+        <w:t xml:space="preserve">آنچه می‌گویید:</w:t>
+      </w:r>
+    </w:p>
+    <w:tbl>
+      <w:tblPr>
+        <w:bidiVisual/>
+        <w:tblW w:type="dxa" w:w="8504"/>
+        <w:tblBorders>
+          <w:top w:val="single" w:color="auto" w:sz="4"/>
+          <w:left w:val="single" w:color="auto" w:sz="4"/>
+          <w:bottom w:val="single" w:color="auto" w:sz="4"/>
+          <w:right w:val="single" w:color="auto" w:sz="4"/>
+          <w:insideH w:val="single" w:color="auto" w:sz="4"/>
+          <w:insideV w:val="single" w:color="auto" w:sz="4"/>
+        </w:tblBorders>
+      </w:tblPr>
+      <w:tblGrid>
+        <w:gridCol w:w="8504"/>
+      </w:tblGrid>
+      <w:tr>
+        <w:tc>
+          <w:tcPr>
+            <w:tcW w:type="dxa" w:w="8504"/>
+            <w:tcBorders>
+              <w:top w:val="none"/>
+              <w:left w:val="none"/>
+              <w:bottom w:val="none"/>
+              <w:right w:val="single" w:color="8C1515" w:sz="18"/>
+            </w:tcBorders>
+            <w:shd w:fill="F4F6F9" w:val="clear"/>
+            <w:tcMar>
+              <w:top w:type="dxa" w:w="120"/>
+              <w:left w:type="dxa" w:w="160"/>
+              <w:bottom w:type="dxa" w:w="120"/>
+              <w:right w:type="dxa" w:w="160"/>
+            </w:tcMar>
+          </w:tcPr>
+          <w:p>
+            <w:pPr>
+              <w:bidi/>
+              <w:spacing w:after="100" w:before="0" w:line="276" w:lineRule="auto"/>
+              <w:jc w:val="both"/>
+            </w:pPr>
+            <w:r>
+              <w:rPr>
+                <w:rFonts w:ascii="Times New Roman" w:cs="B Nazanin" w:eastAsia="Times New Roman" w:hAnsi="Times New Roman"/>
+                <w:b w:val="false"/>
+                <w:bCs w:val="false"/>
+                <w:i w:val="false"/>
+                <w:iCs w:val="false"/>
+                <w:sz w:val="24"/>
+                <w:szCs w:val="26"/>
+                <w:rtl/>
+              </w:rPr>
+              <w:t xml:space="preserve">و اینجا مهم‌ترین یافته‌ی پروژه است. [آرام]</w:t>
+            </w:r>
+          </w:p>
+          <w:p>
+            <w:pPr>
+              <w:bidi/>
+              <w:spacing w:after="100" w:before="0" w:line="276" w:lineRule="auto"/>
+              <w:jc w:val="both"/>
+            </w:pPr>
+            <w:r>
+              <w:rPr>
+                <w:rFonts w:ascii="Times New Roman" w:cs="B Nazanin" w:eastAsia="Times New Roman" w:hAnsi="Times New Roman"/>
+                <w:b w:val="false"/>
+                <w:bCs w:val="false"/>
+                <w:i w:val="false"/>
+                <w:iCs w:val="false"/>
+                <w:sz w:val="24"/>
+                <w:szCs w:val="26"/>
+                <w:rtl/>
+              </w:rPr>
+              <w:t xml:space="preserve">در طول کار سه بار یک الگوی یکسان رخ داد: یک روش جدید و دقیق ساختم، سنجیدم، و معلوم شد روی همان زیرمجموعه‌ی آسانی فعال می‌شود که روش‌های موجود از پیش خوب حل کرده بودند.</w:t>
+            </w:r>
+          </w:p>
+          <w:p>
+            <w:pPr>
+              <w:bidi/>
+              <w:spacing w:after="100" w:before="0" w:line="276" w:lineRule="auto"/>
+              <w:jc w:val="both"/>
+            </w:pPr>
+            <w:r>
+              <w:rPr>
+                <w:rFonts w:ascii="Times New Roman" w:cs="B Nazanin" w:eastAsia="Times New Roman" w:hAnsi="Times New Roman"/>
+                <w:b w:val="false"/>
+                <w:bCs w:val="false"/>
+                <w:i w:val="false"/>
+                <w:iCs w:val="false"/>
+                <w:sz w:val="24"/>
+                <w:szCs w:val="26"/>
+                <w:rtl/>
+              </w:rPr>
+              <w:t xml:space="preserve">بار چهارم ترتیب را عوض کردم. اول پیش‌فرض را سنجیدم و بعد تصمیم گرفتم که آیا ساختن روش تازه معنا دارد.</w:t>
+            </w:r>
+          </w:p>
+          <w:p>
+            <w:pPr>
+              <w:bidi/>
+              <w:spacing w:after="100" w:before="0" w:line="276" w:lineRule="auto"/>
+              <w:jc w:val="both"/>
+            </w:pPr>
+            <w:r>
+              <w:rPr>
+                <w:rFonts w:ascii="Times New Roman" w:cs="B Nazanin" w:eastAsia="Times New Roman" w:hAnsi="Times New Roman"/>
+                <w:b w:val="false"/>
+                <w:bCs w:val="false"/>
+                <w:i w:val="false"/>
+                <w:iCs w:val="false"/>
+                <w:sz w:val="24"/>
+                <w:szCs w:val="26"/>
+                <w:rtl/>
+              </w:rPr>
+              <w:t xml:space="preserve">آنچه اندازه گرفتم این بود: روی نیمی از دیسک‌ها، داخل یک هاله‌ی واقعی که میانه‌ی قطرش ۲۳ میلی‌متر است، روشنایی متوسط تنها حدود سه دهم انحراف معیار فضایی خود محیط کشت با آن فرق دارد.</w:t>
+            </w:r>
+          </w:p>
+          <w:p>
+            <w:pPr>
+              <w:bidi/>
+              <w:spacing w:after="100" w:before="0" w:line="276" w:lineRule="auto"/>
+              <w:jc w:val="both"/>
+            </w:pPr>
+            <w:r>
+              <w:rPr>
+                <w:rFonts w:ascii="Times New Roman" w:cs="B Nazanin" w:eastAsia="Times New Roman" w:hAnsi="Times New Roman"/>
+                <w:b w:val="false"/>
+                <w:bCs w:val="false"/>
+                <w:i w:val="false"/>
+                <w:iCs w:val="false"/>
+                <w:sz w:val="24"/>
+                <w:szCs w:val="26"/>
+                <w:rtl/>
+              </w:rPr>
+              <w:t xml:space="preserve">دو کنترل انجام دادم تا مطمئن شوم این عدد مصنوع روش نیست. اول: مرجع داخل هاله در صفر درصد موارد بیرون هاله نیفتاده است. دوم: وقتی محل درست مرز را مجانی به الگوریتم دادم، جدایش به ۰٫۲۹ رسید، یعنی حتی کمتر.</w:t>
+            </w:r>
+          </w:p>
+          <w:p>
+            <w:pPr>
+              <w:bidi/>
+              <w:spacing w:after="100" w:before="0" w:line="276" w:lineRule="auto"/>
+              <w:jc w:val="both"/>
+            </w:pPr>
+            <w:r>
+              <w:rPr>
+                <w:rFonts w:ascii="Times New Roman" w:cs="B Nazanin" w:eastAsia="Times New Roman" w:hAnsi="Times New Roman"/>
+                <w:b w:val="false"/>
+                <w:bCs w:val="false"/>
+                <w:i w:val="false"/>
+                <w:iCs w:val="false"/>
+                <w:sz w:val="24"/>
+                <w:szCs w:val="26"/>
+                <w:rtl/>
+              </w:rPr>
+              <w:t xml:space="preserve">دو راه استاندارد بینایی ماشین را هم آزمودم و هر دو رد شدند. تغییر فضای محاسبه به کمیت نوری، خطا را از ۳٫۴۰ به ۷٫۰۰ میلی‌متر برد. میانگین‌گیری فضایی جدایش را فقط دو برابر کرد در حالی که ۲٫۶۳ میلی‌متر تاری به مرز افزود؛ حدود ۹۴ درصد پراکندگی محیط کشت نویز ساختاریافته است و با میانگین‌گیری از بین نمی‌رود.</w:t>
+            </w:r>
+          </w:p>
+          <w:p>
+            <w:pPr>
+              <w:bidi/>
+              <w:spacing w:after="0" w:before="0" w:line="276" w:lineRule="auto"/>
+              <w:jc w:val="both"/>
+            </w:pPr>
+            <w:r>
+              <w:rPr>
+                <w:rFonts w:ascii="Times New Roman" w:cs="B Nazanin" w:eastAsia="Times New Roman" w:hAnsi="Times New Roman"/>
+                <w:b w:val="false"/>
+                <w:bCs w:val="false"/>
+                <w:i w:val="false"/>
+                <w:iCs w:val="false"/>
+                <w:sz w:val="24"/>
+                <w:szCs w:val="26"/>
+                <w:rtl/>
+              </w:rPr>
+              <w:t xml:space="preserve">نتیجه را باید دقیق گفت: این اطلاعات به‌کلی از تصویر حذف نشده، اما هیچ‌یک از روش‌های این پروژه نتوانست در این سطح کنتراست به آن دست یابد. همین یافته مسیر بهبود را از الگوریتم بهتر به تصویربرداری بهتر می‌چرخاند.</w:t>
+            </w:r>
+          </w:p>
+        </w:tc>
+      </w:tr>
+    </w:tbl>
+    <w:p>
+      <w:pPr>
+        <w:bidi/>
+        <w:spacing w:after="60" w:before="120" w:line="276" w:lineRule="auto"/>
+        <w:jc w:val="both"/>
+      </w:pPr>
+      <w:r>
+        <w:rPr>
+          <w:rFonts w:ascii="Times New Roman" w:cs="B Nazanin" w:eastAsia="Times New Roman" w:hAnsi="Times New Roman"/>
+          <w:b/>
+          <w:bCs/>
+          <w:i w:val="false"/>
+          <w:iCs w:val="false"/>
+          <w:sz w:val="24"/>
+          <w:szCs w:val="26"/>
+          <w:rtl/>
+        </w:rPr>
+        <w:t xml:space="preserve">پل به اسلاید بعد: </w:t>
+      </w:r>
+      <w:r>
+        <w:rPr>
+          <w:rFonts w:ascii="Times New Roman" w:cs="B Nazanin" w:eastAsia="Times New Roman" w:hAnsi="Times New Roman"/>
+          <w:b w:val="false"/>
+          <w:bCs w:val="false"/>
+          <w:i/>
+          <w:iCs/>
+          <w:sz w:val="24"/>
+          <w:szCs w:val="26"/>
+          <w:rtl/>
+        </w:rPr>
+        <w:t xml:space="preserve">«پیش از نتیجه‌گیری، محدودیت‌ها را کامل بگویم.»</w:t>
+      </w:r>
+    </w:p>
+    <w:p>
+      <w:pPr>
+        <w:pStyle w:val="Heading2"/>
+        <w:keepNext/>
+        <w:bidi/>
+        <w:spacing w:after="140" w:before="260" w:line="276" w:lineRule="auto"/>
+        <w:jc w:val="left"/>
+      </w:pPr>
+      <w:r>
+        <w:rPr>
+          <w:rFonts w:ascii="Times New Roman" w:cs="B Nazanin" w:eastAsia="Times New Roman" w:hAnsi="Times New Roman"/>
+          <w:b/>
+          <w:bCs/>
+          <w:i w:val="false"/>
+          <w:iCs w:val="false"/>
+          <w:color w:val="1F3864"/>
+          <w:sz w:val="28"/>
+          <w:szCs w:val="30"/>
+          <w:rtl/>
+        </w:rPr>
+        <w:t xml:space="preserve">اسلاید ۱۹ — جداکننده — محدودیت‌ها و جمع‌بندی</w:t>
+      </w:r>
+    </w:p>
+    <w:p>
+      <w:pPr>
+        <w:bidi/>
+        <w:spacing w:after="100" w:before="0" w:line="276" w:lineRule="auto"/>
+        <w:jc w:val="both"/>
+      </w:pPr>
+      <w:r>
+        <w:rPr>
+          <w:rFonts w:ascii="Times New Roman" w:cs="B Nazanin" w:eastAsia="Times New Roman" w:hAnsi="Times New Roman"/>
+          <w:b/>
+          <w:bCs/>
+          <w:i w:val="false"/>
+          <w:iCs w:val="false"/>
+          <w:sz w:val="24"/>
+          <w:szCs w:val="26"/>
+          <w:rtl/>
+        </w:rPr>
+        <w:t xml:space="preserve">زمان: </w:t>
+      </w:r>
+      <w:r>
+        <w:rPr>
+          <w:rFonts w:ascii="Times New Roman" w:cs="B Nazanin" w:eastAsia="Times New Roman" w:hAnsi="Times New Roman"/>
+          <w:b w:val="false"/>
+          <w:bCs w:val="false"/>
+          <w:i w:val="false"/>
+          <w:iCs w:val="false"/>
+          <w:sz w:val="24"/>
+          <w:szCs w:val="26"/>
+          <w:rtl/>
+        </w:rPr>
+        <w:t xml:space="preserve">۵ ثانیه</w:t>
+      </w:r>
+    </w:p>
+    <w:p>
+      <w:pPr>
+        <w:bidi/>
+        <w:spacing w:after="60" w:before="0" w:line="276" w:lineRule="auto"/>
+        <w:jc w:val="both"/>
+      </w:pPr>
+      <w:r>
+        <w:rPr>
+          <w:rFonts w:ascii="Times New Roman" w:cs="B Nazanin" w:eastAsia="Times New Roman" w:hAnsi="Times New Roman"/>
+          <w:b/>
+          <w:bCs/>
+          <w:i w:val="false"/>
+          <w:iCs w:val="false"/>
+          <w:sz w:val="24"/>
+          <w:szCs w:val="26"/>
+          <w:rtl/>
+        </w:rPr>
+        <w:t xml:space="preserve">روی اسلاید:</w:t>
+      </w:r>
+    </w:p>
+    <w:p>
+      <w:pPr>
+        <w:bidi/>
+        <w:spacing w:after="70" w:before="0" w:line="276" w:lineRule="auto"/>
+        <w:ind w:left="340" w:hanging="180"/>
+        <w:jc w:val="both"/>
+      </w:pPr>
+      <w:r>
+        <w:rPr>
+          <w:rFonts w:ascii="Times New Roman" w:cs="B Nazanin" w:eastAsia="Times New Roman" w:hAnsi="Times New Roman"/>
+          <w:b w:val="false"/>
+          <w:bCs w:val="false"/>
+          <w:i w:val="false"/>
+          <w:iCs w:val="false"/>
+          <w:sz w:val="24"/>
+          <w:szCs w:val="26"/>
+          <w:rtl/>
+        </w:rPr>
+        <w:t xml:space="preserve">• همان فهرست، بند ۷ پررنگ و شش بند دیگر خاکستری.</w:t>
+      </w:r>
+    </w:p>
+    <w:p>
+      <w:pPr>
+        <w:bidi/>
+        <w:spacing w:after="70" w:before="0" w:line="276" w:lineRule="auto"/>
+        <w:ind w:left="340" w:hanging="180"/>
+        <w:jc w:val="both"/>
+      </w:pPr>
+      <w:r>
+        <w:rPr>
+          <w:rFonts w:ascii="Times New Roman" w:cs="B Nazanin" w:eastAsia="Times New Roman" w:hAnsi="Times New Roman"/>
+          <w:b w:val="false"/>
+          <w:bCs w:val="false"/>
+          <w:i w:val="false"/>
+          <w:iCs w:val="false"/>
+          <w:sz w:val="24"/>
+          <w:szCs w:val="26"/>
+          <w:rtl/>
+        </w:rPr>
+        <w:t xml:space="preserve">• عنوان: بخش ۷ از ۷ — حدود ۳ دقیقه تا پایان.</w:t>
+      </w:r>
+    </w:p>
+    <w:p>
+      <w:pPr>
+        <w:bidi/>
+        <w:spacing w:after="60" w:before="100" w:line="276" w:lineRule="auto"/>
+        <w:jc w:val="both"/>
+      </w:pPr>
+      <w:r>
+        <w:rPr>
+          <w:rFonts w:ascii="Times New Roman" w:cs="B Nazanin" w:eastAsia="Times New Roman" w:hAnsi="Times New Roman"/>
+          <w:b/>
+          <w:bCs/>
+          <w:i w:val="false"/>
+          <w:iCs w:val="false"/>
+          <w:sz w:val="24"/>
+          <w:szCs w:val="26"/>
+          <w:rtl/>
+        </w:rPr>
+        <w:t xml:space="preserve">آنچه می‌گویید:</w:t>
+      </w:r>
+    </w:p>
+    <w:tbl>
+      <w:tblPr>
+        <w:bidiVisual/>
+        <w:tblW w:type="dxa" w:w="8504"/>
+        <w:tblBorders>
+          <w:top w:val="single" w:color="auto" w:sz="4"/>
+          <w:left w:val="single" w:color="auto" w:sz="4"/>
+          <w:bottom w:val="single" w:color="auto" w:sz="4"/>
+          <w:right w:val="single" w:color="auto" w:sz="4"/>
+          <w:insideH w:val="single" w:color="auto" w:sz="4"/>
+          <w:insideV w:val="single" w:color="auto" w:sz="4"/>
+        </w:tblBorders>
+      </w:tblPr>
+      <w:tblGrid>
+        <w:gridCol w:w="8504"/>
+      </w:tblGrid>
+      <w:tr>
+        <w:tc>
+          <w:tcPr>
+            <w:tcW w:type="dxa" w:w="8504"/>
+            <w:tcBorders>
+              <w:top w:val="none"/>
+              <w:left w:val="none"/>
+              <w:bottom w:val="none"/>
+              <w:right w:val="single" w:color="8C1515" w:sz="18"/>
+            </w:tcBorders>
+            <w:shd w:fill="F4F6F9" w:val="clear"/>
+            <w:tcMar>
+              <w:top w:type="dxa" w:w="120"/>
+              <w:left w:type="dxa" w:w="160"/>
+              <w:bottom w:type="dxa" w:w="120"/>
+              <w:right w:type="dxa" w:w="160"/>
+            </w:tcMar>
+          </w:tcPr>
+          <w:p>
+            <w:pPr>
+              <w:bidi/>
+              <w:spacing w:after="0" w:before="0" w:line="276" w:lineRule="auto"/>
+              <w:jc w:val="both"/>
+            </w:pPr>
+            <w:r>
+              <w:rPr>
+                <w:rFonts w:ascii="Times New Roman" w:cs="B Nazanin" w:eastAsia="Times New Roman" w:hAnsi="Times New Roman"/>
+                <w:b w:val="false"/>
+                <w:bCs w:val="false"/>
+                <w:i w:val="false"/>
+                <w:iCs w:val="false"/>
+                <w:sz w:val="24"/>
+                <w:szCs w:val="26"/>
+                <w:rtl/>
+              </w:rPr>
+              <w:t xml:space="preserve">بخش هفتم و آخر: محدودیت‌ها و جمع‌بندی.</w:t>
+            </w:r>
+          </w:p>
+        </w:tc>
+      </w:tr>
+    </w:tbl>
+    <w:p>
+      <w:pPr>
+        <w:bidi/>
+        <w:spacing w:after="60" w:before="120" w:line="276" w:lineRule="auto"/>
+        <w:jc w:val="both"/>
+      </w:pPr>
+      <w:r>
+        <w:rPr>
+          <w:rFonts w:ascii="Times New Roman" w:cs="B Nazanin" w:eastAsia="Times New Roman" w:hAnsi="Times New Roman"/>
+          <w:b/>
+          <w:bCs/>
+          <w:i w:val="false"/>
+          <w:iCs w:val="false"/>
+          <w:sz w:val="24"/>
+          <w:szCs w:val="26"/>
+          <w:rtl/>
+        </w:rPr>
+        <w:t xml:space="preserve">پل به اسلاید بعد: </w:t>
+      </w:r>
+      <w:r>
+        <w:rPr>
+          <w:rFonts w:ascii="Times New Roman" w:cs="B Nazanin" w:eastAsia="Times New Roman" w:hAnsi="Times New Roman"/>
+          <w:b w:val="false"/>
+          <w:bCs w:val="false"/>
+          <w:i/>
+          <w:iCs/>
+          <w:sz w:val="24"/>
+          <w:szCs w:val="26"/>
+          <w:rtl/>
+        </w:rPr>
+        <w:t xml:space="preserve">بلافاصله به اسلاید بعد بروید.</w:t>
+      </w:r>
+    </w:p>
+    <w:p>
+      <w:pPr>
+        <w:pStyle w:val="Heading2"/>
+        <w:keepNext/>
+        <w:bidi/>
+        <w:spacing w:after="140" w:before="260" w:line="276" w:lineRule="auto"/>
+        <w:jc w:val="left"/>
+      </w:pPr>
+      <w:r>
+        <w:rPr>
+          <w:rFonts w:ascii="Times New Roman" w:cs="B Nazanin" w:eastAsia="Times New Roman" w:hAnsi="Times New Roman"/>
+          <w:b/>
+          <w:bCs/>
+          <w:i w:val="false"/>
+          <w:iCs w:val="false"/>
+          <w:color w:val="1F3864"/>
+          <w:sz w:val="28"/>
+          <w:szCs w:val="30"/>
+          <w:rtl/>
+        </w:rPr>
+        <w:t xml:space="preserve">اسلاید ۲۰ — محدودیت‌ها</w:t>
+      </w:r>
+    </w:p>
+    <w:p>
+      <w:pPr>
+        <w:bidi/>
+        <w:spacing w:after="100" w:before="0" w:line="276" w:lineRule="auto"/>
+        <w:jc w:val="both"/>
+      </w:pPr>
+      <w:r>
+        <w:rPr>
+          <w:rFonts w:ascii="Times New Roman" w:cs="B Nazanin" w:eastAsia="Times New Roman" w:hAnsi="Times New Roman"/>
+          <w:b/>
+          <w:bCs/>
+          <w:i w:val="false"/>
+          <w:iCs w:val="false"/>
+          <w:sz w:val="24"/>
+          <w:szCs w:val="26"/>
+          <w:rtl/>
+        </w:rPr>
+        <w:t xml:space="preserve">زمان: </w:t>
+      </w:r>
+      <w:r>
+        <w:rPr>
+          <w:rFonts w:ascii="Times New Roman" w:cs="B Nazanin" w:eastAsia="Times New Roman" w:hAnsi="Times New Roman"/>
+          <w:b w:val="false"/>
+          <w:bCs w:val="false"/>
+          <w:i w:val="false"/>
+          <w:iCs w:val="false"/>
+          <w:sz w:val="24"/>
+          <w:szCs w:val="26"/>
+          <w:rtl/>
+        </w:rPr>
+        <w:t xml:space="preserve">۱ دقیقه</w:t>
+      </w:r>
+    </w:p>
+    <w:p>
+      <w:pPr>
+        <w:bidi/>
+        <w:spacing w:after="60" w:before="0" w:line="276" w:lineRule="auto"/>
+        <w:jc w:val="both"/>
+      </w:pPr>
+      <w:r>
+        <w:rPr>
+          <w:rFonts w:ascii="Times New Roman" w:cs="B Nazanin" w:eastAsia="Times New Roman" w:hAnsi="Times New Roman"/>
+          <w:b/>
+          <w:bCs/>
+          <w:i w:val="false"/>
+          <w:iCs w:val="false"/>
+          <w:sz w:val="24"/>
+          <w:szCs w:val="26"/>
+          <w:rtl/>
+        </w:rPr>
+        <w:t xml:space="preserve">روی اسلاید:</w:t>
+      </w:r>
+    </w:p>
+    <w:p>
+      <w:pPr>
+        <w:bidi/>
+        <w:spacing w:after="70" w:before="0" w:line="276" w:lineRule="auto"/>
+        <w:ind w:left="340" w:hanging="180"/>
+        <w:jc w:val="both"/>
+      </w:pPr>
+      <w:r>
+        <w:rPr>
+          <w:rFonts w:ascii="Times New Roman" w:cs="B Nazanin" w:eastAsia="Times New Roman" w:hAnsi="Times New Roman"/>
+          <w:b w:val="false"/>
+          <w:bCs w:val="false"/>
+          <w:i w:val="false"/>
+          <w:iCs w:val="false"/>
+          <w:sz w:val="24"/>
+          <w:szCs w:val="26"/>
+          <w:rtl/>
+        </w:rPr>
+        <w:t xml:space="preserve">• سه بند شماره‌دار: حجم و تنوع داده، پروتکل تصویربرداری، مرجع و دامنه.</w:t>
+      </w:r>
+    </w:p>
+    <w:p>
+      <w:pPr>
+        <w:bidi/>
+        <w:spacing w:after="60" w:before="100" w:line="276" w:lineRule="auto"/>
+        <w:jc w:val="both"/>
+      </w:pPr>
+      <w:r>
+        <w:rPr>
+          <w:rFonts w:ascii="Times New Roman" w:cs="B Nazanin" w:eastAsia="Times New Roman" w:hAnsi="Times New Roman"/>
+          <w:b/>
+          <w:bCs/>
+          <w:i w:val="false"/>
+          <w:iCs w:val="false"/>
+          <w:sz w:val="24"/>
+          <w:szCs w:val="26"/>
+          <w:rtl/>
+        </w:rPr>
+        <w:t xml:space="preserve">آنچه می‌گویید:</w:t>
+      </w:r>
+    </w:p>
+    <w:tbl>
+      <w:tblPr>
+        <w:bidiVisual/>
+        <w:tblW w:type="dxa" w:w="8504"/>
+        <w:tblBorders>
+          <w:top w:val="single" w:color="auto" w:sz="4"/>
+          <w:left w:val="single" w:color="auto" w:sz="4"/>
+          <w:bottom w:val="single" w:color="auto" w:sz="4"/>
+          <w:right w:val="single" w:color="auto" w:sz="4"/>
+          <w:insideH w:val="single" w:color="auto" w:sz="4"/>
+          <w:insideV w:val="single" w:color="auto" w:sz="4"/>
+        </w:tblBorders>
+      </w:tblPr>
+      <w:tblGrid>
+        <w:gridCol w:w="8504"/>
+      </w:tblGrid>
+      <w:tr>
+        <w:tc>
+          <w:tcPr>
+            <w:tcW w:type="dxa" w:w="8504"/>
+            <w:tcBorders>
+              <w:top w:val="none"/>
+              <w:left w:val="none"/>
+              <w:bottom w:val="none"/>
+              <w:right w:val="single" w:color="8C1515" w:sz="18"/>
+            </w:tcBorders>
+            <w:shd w:fill="F4F6F9" w:val="clear"/>
+            <w:tcMar>
+              <w:top w:type="dxa" w:w="120"/>
+              <w:left w:type="dxa" w:w="160"/>
+              <w:bottom w:type="dxa" w:w="120"/>
+              <w:right w:type="dxa" w:w="160"/>
+            </w:tcMar>
+          </w:tcPr>
+          <w:p>
+            <w:pPr>
+              <w:bidi/>
+              <w:spacing w:after="100" w:before="0" w:line="276" w:lineRule="auto"/>
+              <w:jc w:val="both"/>
+            </w:pPr>
+            <w:r>
+              <w:rPr>
+                <w:rFonts w:ascii="Times New Roman" w:cs="B Nazanin" w:eastAsia="Times New Roman" w:hAnsi="Times New Roman"/>
+                <w:b w:val="false"/>
+                <w:bCs w:val="false"/>
+                <w:i w:val="false"/>
+                <w:iCs w:val="false"/>
+                <w:sz w:val="24"/>
+                <w:szCs w:val="26"/>
+                <w:rtl/>
+              </w:rPr>
+              <w:t xml:space="preserve">محدودیت‌ها را کامل می‌گویم. [لحن خونسرد، بدون عذرخواهی]</w:t>
+            </w:r>
+          </w:p>
+          <w:p>
+            <w:pPr>
+              <w:bidi/>
+              <w:spacing w:after="100" w:before="0" w:line="276" w:lineRule="auto"/>
+              <w:jc w:val="both"/>
+            </w:pPr>
+            <w:r>
+              <w:rPr>
+                <w:rFonts w:ascii="Times New Roman" w:cs="B Nazanin" w:eastAsia="Times New Roman" w:hAnsi="Times New Roman"/>
+                <w:b w:val="false"/>
+                <w:bCs w:val="false"/>
+                <w:i w:val="false"/>
+                <w:iCs w:val="false"/>
+                <w:sz w:val="24"/>
+                <w:szCs w:val="26"/>
+                <w:rtl/>
+              </w:rPr>
+              <w:t xml:space="preserve">حجم نمونه کوچک است: ۱۱ عکس و ۹۳ دیسک. برای ارزیابی اولیه کافی است، برای اعتبارسنجی قطعی نه. تنوع تصویربرداری هم محدود است: یک آزمایشگاه، یک دوربین، یک شیوه‌ی نورپردازی.</w:t>
+            </w:r>
+          </w:p>
+          <w:p>
+            <w:pPr>
+              <w:bidi/>
+              <w:spacing w:after="100" w:before="0" w:line="276" w:lineRule="auto"/>
+              <w:jc w:val="both"/>
+            </w:pPr>
+            <w:r>
+              <w:rPr>
+                <w:rFonts w:ascii="Times New Roman" w:cs="B Nazanin" w:eastAsia="Times New Roman" w:hAnsi="Times New Roman"/>
+                <w:b w:val="false"/>
+                <w:bCs w:val="false"/>
+                <w:i w:val="false"/>
+                <w:iCs w:val="false"/>
+                <w:sz w:val="24"/>
+                <w:szCs w:val="26"/>
+                <w:rtl/>
+              </w:rPr>
+              <w:t xml:space="preserve">پروتکل تصویربرداری با توصیه‌ی استاندارد هم‌راستا نیست. استاندارد نور بازتابی و زمینه‌ی تیره را توصیه می‌کند؛ عکس‌های من با تلفن همراه و در نور معمولی اتاق گرفته شده‌اند. یعنی بخشی از خطای گزارش‌شده خطای پروتکل جمع‌آوری داده است، نه خطای الگوریتم.</w:t>
+            </w:r>
+          </w:p>
+          <w:p>
+            <w:pPr>
+              <w:bidi/>
+              <w:spacing w:after="0" w:before="0" w:line="276" w:lineRule="auto"/>
+              <w:jc w:val="both"/>
+            </w:pPr>
+            <w:r>
+              <w:rPr>
+                <w:rFonts w:ascii="Times New Roman" w:cs="B Nazanin" w:eastAsia="Times New Roman" w:hAnsi="Times New Roman"/>
+                <w:b w:val="false"/>
+                <w:bCs w:val="false"/>
+                <w:i w:val="false"/>
+                <w:iCs w:val="false"/>
+                <w:sz w:val="24"/>
+                <w:szCs w:val="26"/>
+                <w:rtl/>
+              </w:rPr>
+              <w:t xml:space="preserve">عدد دو میلی‌متری تکرارپذیری کارشناس یک اظهار شفاهی است و ما خودمان اندازه‌اش نگرفته‌ایم. نام آنتی‌بیوتیک هم خوانده نمی‌شود، پس سامانه دسته‌ی نهایی را اعلام نمی‌کند. زمان اجرا نیز یک تا سه دقیقه برای هر عکس است که برای کاربرد بی‌درنگ مناسب نیست.</w:t>
+            </w:r>
+          </w:p>
+        </w:tc>
+      </w:tr>
+    </w:tbl>
+    <w:p>
+      <w:pPr>
+        <w:bidi/>
+        <w:spacing w:after="60" w:before="120" w:line="276" w:lineRule="auto"/>
+        <w:jc w:val="both"/>
+      </w:pPr>
+      <w:r>
+        <w:rPr>
+          <w:rFonts w:ascii="Times New Roman" w:cs="B Nazanin" w:eastAsia="Times New Roman" w:hAnsi="Times New Roman"/>
+          <w:b/>
+          <w:bCs/>
+          <w:i w:val="false"/>
+          <w:iCs w:val="false"/>
+          <w:sz w:val="24"/>
+          <w:szCs w:val="26"/>
+          <w:rtl/>
+        </w:rPr>
+        <w:t xml:space="preserve">پل به اسلاید بعد: </w:t>
+      </w:r>
+      <w:r>
+        <w:rPr>
+          <w:rFonts w:ascii="Times New Roman" w:cs="B Nazanin" w:eastAsia="Times New Roman" w:hAnsi="Times New Roman"/>
+          <w:b w:val="false"/>
+          <w:bCs w:val="false"/>
+          <w:i/>
+          <w:iCs/>
+          <w:sz w:val="24"/>
+          <w:szCs w:val="26"/>
+          <w:rtl/>
+        </w:rPr>
+        <w:t xml:space="preserve">«با این محدودیت‌ها، دستاورد کار چیست؟»</w:t>
+      </w:r>
+    </w:p>
+    <w:p>
+      <w:pPr>
+        <w:pStyle w:val="Heading2"/>
+        <w:keepNext/>
+        <w:bidi/>
+        <w:spacing w:after="140" w:before="260" w:line="276" w:lineRule="auto"/>
+        <w:jc w:val="left"/>
+      </w:pPr>
+      <w:r>
+        <w:rPr>
+          <w:rFonts w:ascii="Times New Roman" w:cs="B Nazanin" w:eastAsia="Times New Roman" w:hAnsi="Times New Roman"/>
+          <w:b/>
+          <w:bCs/>
+          <w:i w:val="false"/>
+          <w:iCs w:val="false"/>
+          <w:color w:val="1F3864"/>
+          <w:sz w:val="28"/>
+          <w:szCs w:val="30"/>
+          <w:rtl/>
+        </w:rPr>
+        <w:t xml:space="preserve">اسلاید ۲۱ — نتیجه‌گیری و دستاوردها</w:t>
+      </w:r>
+    </w:p>
+    <w:p>
+      <w:pPr>
+        <w:bidi/>
+        <w:spacing w:after="100" w:before="0" w:line="276" w:lineRule="auto"/>
+        <w:jc w:val="both"/>
+      </w:pPr>
+      <w:r>
+        <w:rPr>
+          <w:rFonts w:ascii="Times New Roman" w:cs="B Nazanin" w:eastAsia="Times New Roman" w:hAnsi="Times New Roman"/>
+          <w:b/>
+          <w:bCs/>
+          <w:i w:val="false"/>
+          <w:iCs w:val="false"/>
+          <w:sz w:val="24"/>
+          <w:szCs w:val="26"/>
+          <w:rtl/>
+        </w:rPr>
+        <w:t xml:space="preserve">زمان: </w:t>
+      </w:r>
+      <w:r>
+        <w:rPr>
+          <w:rFonts w:ascii="Times New Roman" w:cs="B Nazanin" w:eastAsia="Times New Roman" w:hAnsi="Times New Roman"/>
+          <w:b w:val="false"/>
+          <w:bCs w:val="false"/>
+          <w:i w:val="false"/>
+          <w:iCs w:val="false"/>
+          <w:sz w:val="24"/>
+          <w:szCs w:val="26"/>
+          <w:rtl/>
+        </w:rPr>
+        <w:t xml:space="preserve">۱ دقیقه</w:t>
+      </w:r>
+    </w:p>
+    <w:p>
+      <w:pPr>
+        <w:bidi/>
+        <w:spacing w:after="60" w:before="0" w:line="276" w:lineRule="auto"/>
+        <w:jc w:val="both"/>
+      </w:pPr>
+      <w:r>
+        <w:rPr>
+          <w:rFonts w:ascii="Times New Roman" w:cs="B Nazanin" w:eastAsia="Times New Roman" w:hAnsi="Times New Roman"/>
+          <w:b/>
+          <w:bCs/>
+          <w:i w:val="false"/>
+          <w:iCs w:val="false"/>
+          <w:sz w:val="24"/>
+          <w:szCs w:val="26"/>
+          <w:rtl/>
+        </w:rPr>
+        <w:t xml:space="preserve">روی اسلاید:</w:t>
+      </w:r>
+    </w:p>
+    <w:p>
+      <w:pPr>
+        <w:bidi/>
+        <w:spacing w:after="70" w:before="0" w:line="276" w:lineRule="auto"/>
+        <w:ind w:left="340" w:hanging="180"/>
+        <w:jc w:val="both"/>
+      </w:pPr>
+      <w:r>
+        <w:rPr>
+          <w:rFonts w:ascii="Times New Roman" w:cs="B Nazanin" w:eastAsia="Times New Roman" w:hAnsi="Times New Roman"/>
+          <w:b w:val="false"/>
+          <w:bCs w:val="false"/>
+          <w:i w:val="false"/>
+          <w:iCs w:val="false"/>
+          <w:sz w:val="24"/>
+          <w:szCs w:val="26"/>
+          <w:rtl/>
+        </w:rPr>
+        <w:t xml:space="preserve">• سه کارت شماره‌دار، به‌علاوه یک جمله‌ی جمع‌بندی در پایین اسلاید.</w:t>
+      </w:r>
+    </w:p>
+    <w:p>
+      <w:pPr>
+        <w:bidi/>
+        <w:spacing w:after="60" w:before="100" w:line="276" w:lineRule="auto"/>
+        <w:jc w:val="both"/>
+      </w:pPr>
+      <w:r>
+        <w:rPr>
+          <w:rFonts w:ascii="Times New Roman" w:cs="B Nazanin" w:eastAsia="Times New Roman" w:hAnsi="Times New Roman"/>
+          <w:b/>
+          <w:bCs/>
+          <w:i w:val="false"/>
+          <w:iCs w:val="false"/>
+          <w:sz w:val="24"/>
+          <w:szCs w:val="26"/>
+          <w:rtl/>
+        </w:rPr>
+        <w:t xml:space="preserve">آنچه می‌گویید:</w:t>
+      </w:r>
+    </w:p>
+    <w:tbl>
+      <w:tblPr>
+        <w:bidiVisual/>
+        <w:tblW w:type="dxa" w:w="8504"/>
+        <w:tblBorders>
+          <w:top w:val="single" w:color="auto" w:sz="4"/>
+          <w:left w:val="single" w:color="auto" w:sz="4"/>
+          <w:bottom w:val="single" w:color="auto" w:sz="4"/>
+          <w:right w:val="single" w:color="auto" w:sz="4"/>
+          <w:insideH w:val="single" w:color="auto" w:sz="4"/>
+          <w:insideV w:val="single" w:color="auto" w:sz="4"/>
+        </w:tblBorders>
+      </w:tblPr>
+      <w:tblGrid>
+        <w:gridCol w:w="8504"/>
+      </w:tblGrid>
+      <w:tr>
+        <w:tc>
+          <w:tcPr>
+            <w:tcW w:type="dxa" w:w="8504"/>
+            <w:tcBorders>
+              <w:top w:val="none"/>
+              <w:left w:val="none"/>
+              <w:bottom w:val="none"/>
+              <w:right w:val="single" w:color="8C1515" w:sz="18"/>
+            </w:tcBorders>
+            <w:shd w:fill="F4F6F9" w:val="clear"/>
+            <w:tcMar>
+              <w:top w:type="dxa" w:w="120"/>
+              <w:left w:type="dxa" w:w="160"/>
+              <w:bottom w:type="dxa" w:w="120"/>
+              <w:right w:type="dxa" w:w="160"/>
+            </w:tcMar>
+          </w:tcPr>
+          <w:p>
+            <w:pPr>
+              <w:bidi/>
+              <w:spacing w:after="100" w:before="0" w:line="276" w:lineRule="auto"/>
+              <w:jc w:val="both"/>
+            </w:pPr>
+            <w:r>
+              <w:rPr>
+                <w:rFonts w:ascii="Times New Roman" w:cs="B Nazanin" w:eastAsia="Times New Roman" w:hAnsi="Times New Roman"/>
+                <w:b w:val="false"/>
+                <w:bCs w:val="false"/>
+                <w:i w:val="false"/>
+                <w:iCs w:val="false"/>
+                <w:sz w:val="24"/>
+                <w:szCs w:val="26"/>
+                <w:rtl/>
+              </w:rPr>
+              <w:t xml:space="preserve">سه دستاورد.</w:t>
+            </w:r>
+          </w:p>
+          <w:p>
+            <w:pPr>
+              <w:bidi/>
+              <w:spacing w:after="100" w:before="0" w:line="276" w:lineRule="auto"/>
+              <w:jc w:val="both"/>
+            </w:pPr>
+            <w:r>
+              <w:rPr>
+                <w:rFonts w:ascii="Times New Roman" w:cs="B Nazanin" w:eastAsia="Times New Roman" w:hAnsi="Times New Roman"/>
+                <w:b w:val="false"/>
+                <w:bCs w:val="false"/>
+                <w:i w:val="false"/>
+                <w:iCs w:val="false"/>
+                <w:sz w:val="24"/>
+                <w:szCs w:val="26"/>
+                <w:rtl/>
+              </w:rPr>
+              <w:t xml:space="preserve">اول، یک زنجیره‌ی کامل و قطعی از عکس خام تا دسته‌ی بالینی ساخته شد. هیچ مدل یادگیرنده‌ای در آن نیست و یک ورودی یکسان همیشه همان خروجی را می‌دهد. نتیجه روی سه ماشین مستقل بازتولید شد و در یکی از آن‌ها تصویرهای خروجی بیت به بیت یکسان درآمدند.</w:t>
+            </w:r>
+          </w:p>
+          <w:p>
+            <w:pPr>
+              <w:bidi/>
+              <w:spacing w:after="100" w:before="0" w:line="276" w:lineRule="auto"/>
+              <w:jc w:val="both"/>
+            </w:pPr>
+            <w:r>
+              <w:rPr>
+                <w:rFonts w:ascii="Times New Roman" w:cs="B Nazanin" w:eastAsia="Times New Roman" w:hAnsi="Times New Roman"/>
+                <w:b w:val="false"/>
+                <w:bCs w:val="false"/>
+                <w:i w:val="false"/>
+                <w:iCs w:val="false"/>
+                <w:sz w:val="24"/>
+                <w:szCs w:val="26"/>
+                <w:rtl/>
+              </w:rPr>
+              <w:t xml:space="preserve">دوم، مرز هاله با سه روش موازی تعیین و بر پایه‌ی نقاط قوت اندازه‌گیری‌شده‌ی هر کدام ترکیب شد. این ترکیب خطا را سی درصد کاهش داد.</w:t>
+            </w:r>
+          </w:p>
+          <w:p>
+            <w:pPr>
+              <w:bidi/>
+              <w:spacing w:after="100" w:before="0" w:line="276" w:lineRule="auto"/>
+              <w:jc w:val="both"/>
+            </w:pPr>
+            <w:r>
+              <w:rPr>
+                <w:rFonts w:ascii="Times New Roman" w:cs="B Nazanin" w:eastAsia="Times New Roman" w:hAnsi="Times New Roman"/>
+                <w:b w:val="false"/>
+                <w:bCs w:val="false"/>
+                <w:i w:val="false"/>
+                <w:iCs w:val="false"/>
+                <w:sz w:val="24"/>
+                <w:szCs w:val="26"/>
+                <w:rtl/>
+              </w:rPr>
+              <w:t xml:space="preserve">سوم، و مهم‌تر از هر دو: هر تصمیم طراحی با اندازه‌گیری روی داده‌ی مرجع سنجیده شد. از جمله معیاری که در نگاه اول نتیجه را بهتر می‌کرد اما در اعتبارسنجی متقاطع رد شد و کنار گذاشته شد.</w:t>
+            </w:r>
+          </w:p>
+          <w:p>
+            <w:pPr>
+              <w:bidi/>
+              <w:spacing w:after="0" w:before="0" w:line="276" w:lineRule="auto"/>
+              <w:jc w:val="both"/>
+            </w:pPr>
+            <w:r>
+              <w:rPr>
+                <w:rFonts w:ascii="Times New Roman" w:cs="B Nazanin" w:eastAsia="Times New Roman" w:hAnsi="Times New Roman"/>
+                <w:b w:val="false"/>
+                <w:bCs w:val="false"/>
+                <w:i w:val="false"/>
+                <w:iCs w:val="false"/>
+                <w:sz w:val="24"/>
+                <w:szCs w:val="26"/>
+                <w:rtl/>
+              </w:rPr>
+              <w:t xml:space="preserve">جمع‌بندی در یک جمله: یافتن دیسک حل شده است. تعیین مرز هاله تا حدی حل شده، و علت باقی‌مانده‌اش اندازه‌گیری شده است، نه حدس زده.</w:t>
+            </w:r>
+          </w:p>
+        </w:tc>
+      </w:tr>
+    </w:tbl>
+    <w:p>
+      <w:pPr>
+        <w:bidi/>
+        <w:spacing w:after="60" w:before="120" w:line="276" w:lineRule="auto"/>
+        <w:jc w:val="both"/>
+      </w:pPr>
+      <w:r>
+        <w:rPr>
+          <w:rFonts w:ascii="Times New Roman" w:cs="B Nazanin" w:eastAsia="Times New Roman" w:hAnsi="Times New Roman"/>
+          <w:b/>
+          <w:bCs/>
+          <w:i w:val="false"/>
+          <w:iCs w:val="false"/>
+          <w:sz w:val="24"/>
+          <w:szCs w:val="26"/>
+          <w:rtl/>
+        </w:rPr>
+        <w:t xml:space="preserve">پل به اسلاید بعد: </w:t>
+      </w:r>
+      <w:r>
+        <w:rPr>
+          <w:rFonts w:ascii="Times New Roman" w:cs="B Nazanin" w:eastAsia="Times New Roman" w:hAnsi="Times New Roman"/>
+          <w:b w:val="false"/>
+          <w:bCs w:val="false"/>
+          <w:i/>
+          <w:iCs/>
+          <w:sz w:val="24"/>
+          <w:szCs w:val="26"/>
+          <w:rtl/>
+        </w:rPr>
+        <w:t xml:space="preserve">«و بر همین پایه، قدم بعد مشخص است.»</w:t>
+      </w:r>
+    </w:p>
+    <w:p>
+      <w:pPr>
+        <w:pStyle w:val="Heading2"/>
+        <w:keepNext/>
+        <w:bidi/>
+        <w:spacing w:after="140" w:before="260" w:line="276" w:lineRule="auto"/>
+        <w:jc w:val="left"/>
+      </w:pPr>
+      <w:r>
+        <w:rPr>
+          <w:rFonts w:ascii="Times New Roman" w:cs="B Nazanin" w:eastAsia="Times New Roman" w:hAnsi="Times New Roman"/>
+          <w:b/>
+          <w:bCs/>
+          <w:i w:val="false"/>
+          <w:iCs w:val="false"/>
+          <w:color w:val="1F3864"/>
+          <w:sz w:val="28"/>
+          <w:szCs w:val="30"/>
+          <w:rtl/>
+        </w:rPr>
+        <w:t xml:space="preserve">اسلاید ۲۲ — کار آینده</w:t>
+      </w:r>
+    </w:p>
+    <w:p>
+      <w:pPr>
+        <w:bidi/>
+        <w:spacing w:after="100" w:before="0" w:line="276" w:lineRule="auto"/>
+        <w:jc w:val="both"/>
+      </w:pPr>
+      <w:r>
+        <w:rPr>
+          <w:rFonts w:ascii="Times New Roman" w:cs="B Nazanin" w:eastAsia="Times New Roman" w:hAnsi="Times New Roman"/>
+          <w:b/>
+          <w:bCs/>
+          <w:i w:val="false"/>
+          <w:iCs w:val="false"/>
+          <w:sz w:val="24"/>
+          <w:szCs w:val="26"/>
+          <w:rtl/>
+        </w:rPr>
+        <w:t xml:space="preserve">زمان: </w:t>
+      </w:r>
+      <w:r>
+        <w:rPr>
+          <w:rFonts w:ascii="Times New Roman" w:cs="B Nazanin" w:eastAsia="Times New Roman" w:hAnsi="Times New Roman"/>
+          <w:b w:val="false"/>
+          <w:bCs w:val="false"/>
+          <w:i w:val="false"/>
+          <w:iCs w:val="false"/>
+          <w:sz w:val="24"/>
+          <w:szCs w:val="26"/>
+          <w:rtl/>
+        </w:rPr>
+        <w:t xml:space="preserve">۱ دقیقه</w:t>
+      </w:r>
+    </w:p>
+    <w:p>
+      <w:pPr>
+        <w:bidi/>
+        <w:spacing w:after="60" w:before="0" w:line="276" w:lineRule="auto"/>
+        <w:jc w:val="both"/>
+      </w:pPr>
+      <w:r>
+        <w:rPr>
+          <w:rFonts w:ascii="Times New Roman" w:cs="B Nazanin" w:eastAsia="Times New Roman" w:hAnsi="Times New Roman"/>
+          <w:b/>
+          <w:bCs/>
+          <w:i w:val="false"/>
+          <w:iCs w:val="false"/>
+          <w:sz w:val="24"/>
+          <w:szCs w:val="26"/>
+          <w:rtl/>
+        </w:rPr>
+        <w:t xml:space="preserve">روی اسلاید:</w:t>
+      </w:r>
+    </w:p>
+    <w:p>
+      <w:pPr>
+        <w:bidi/>
+        <w:spacing w:after="70" w:before="0" w:line="276" w:lineRule="auto"/>
+        <w:ind w:left="340" w:hanging="180"/>
+        <w:jc w:val="both"/>
+      </w:pPr>
+      <w:r>
+        <w:rPr>
+          <w:rFonts w:ascii="Times New Roman" w:cs="B Nazanin" w:eastAsia="Times New Roman" w:hAnsi="Times New Roman"/>
+          <w:b w:val="false"/>
+          <w:bCs w:val="false"/>
+          <w:i w:val="false"/>
+          <w:iCs w:val="false"/>
+          <w:sz w:val="24"/>
+          <w:szCs w:val="26"/>
+          <w:rtl/>
+        </w:rPr>
+        <w:t xml:space="preserve">• سه کارت: کوتاه‌مدت، میان‌مدت، بلندمدت.</w:t>
+      </w:r>
+    </w:p>
+    <w:p>
+      <w:pPr>
+        <w:bidi/>
+        <w:spacing w:after="70" w:before="0" w:line="276" w:lineRule="auto"/>
+        <w:ind w:left="340" w:hanging="180"/>
+        <w:jc w:val="both"/>
+      </w:pPr>
+      <w:r>
+        <w:rPr>
+          <w:rFonts w:ascii="Times New Roman" w:cs="B Nazanin" w:eastAsia="Times New Roman" w:hAnsi="Times New Roman"/>
+          <w:b w:val="false"/>
+          <w:bCs w:val="false"/>
+          <w:i w:val="false"/>
+          <w:iCs w:val="false"/>
+          <w:sz w:val="24"/>
+          <w:szCs w:val="26"/>
+          <w:rtl/>
+        </w:rPr>
+        <w:t xml:space="preserve">• کارت کوتاه‌مدت باید عدد داشته باشد.</w:t>
+      </w:r>
+    </w:p>
+    <w:p>
+      <w:pPr>
+        <w:bidi/>
+        <w:spacing w:after="60" w:before="100" w:line="276" w:lineRule="auto"/>
+        <w:jc w:val="both"/>
+      </w:pPr>
+      <w:r>
+        <w:rPr>
+          <w:rFonts w:ascii="Times New Roman" w:cs="B Nazanin" w:eastAsia="Times New Roman" w:hAnsi="Times New Roman"/>
+          <w:b/>
+          <w:bCs/>
+          <w:i w:val="false"/>
+          <w:iCs w:val="false"/>
+          <w:sz w:val="24"/>
+          <w:szCs w:val="26"/>
+          <w:rtl/>
+        </w:rPr>
+        <w:t xml:space="preserve">آنچه می‌گویید:</w:t>
+      </w:r>
+    </w:p>
+    <w:tbl>
+      <w:tblPr>
+        <w:bidiVisual/>
+        <w:tblW w:type="dxa" w:w="8504"/>
+        <w:tblBorders>
+          <w:top w:val="single" w:color="auto" w:sz="4"/>
+          <w:left w:val="single" w:color="auto" w:sz="4"/>
+          <w:bottom w:val="single" w:color="auto" w:sz="4"/>
+          <w:right w:val="single" w:color="auto" w:sz="4"/>
+          <w:insideH w:val="single" w:color="auto" w:sz="4"/>
+          <w:insideV w:val="single" w:color="auto" w:sz="4"/>
+        </w:tblBorders>
+      </w:tblPr>
+      <w:tblGrid>
+        <w:gridCol w:w="8504"/>
+      </w:tblGrid>
+      <w:tr>
+        <w:tc>
+          <w:tcPr>
+            <w:tcW w:type="dxa" w:w="8504"/>
+            <w:tcBorders>
+              <w:top w:val="none"/>
+              <w:left w:val="none"/>
+              <w:bottom w:val="none"/>
+              <w:right w:val="single" w:color="8C1515" w:sz="18"/>
+            </w:tcBorders>
+            <w:shd w:fill="F4F6F9" w:val="clear"/>
+            <w:tcMar>
+              <w:top w:type="dxa" w:w="120"/>
+              <w:left w:type="dxa" w:w="160"/>
+              <w:bottom w:type="dxa" w:w="120"/>
+              <w:right w:type="dxa" w:w="160"/>
+            </w:tcMar>
+          </w:tcPr>
+          <w:p>
+            <w:pPr>
+              <w:bidi/>
+              <w:spacing w:after="100" w:before="0" w:line="276" w:lineRule="auto"/>
+              <w:jc w:val="both"/>
+            </w:pPr>
+            <w:r>
+              <w:rPr>
+                <w:rFonts w:ascii="Times New Roman" w:cs="B Nazanin" w:eastAsia="Times New Roman" w:hAnsi="Times New Roman"/>
+                <w:b w:val="false"/>
+                <w:bCs w:val="false"/>
+                <w:i w:val="false"/>
+                <w:iCs w:val="false"/>
+                <w:sz w:val="24"/>
+                <w:szCs w:val="26"/>
+                <w:rtl/>
+              </w:rPr>
+              <w:t xml:space="preserve">کار آینده سه افق دارد.</w:t>
+            </w:r>
+          </w:p>
+          <w:p>
+            <w:pPr>
+              <w:bidi/>
+              <w:spacing w:after="100" w:before="0" w:line="276" w:lineRule="auto"/>
+              <w:jc w:val="both"/>
+            </w:pPr>
+            <w:r>
+              <w:rPr>
+                <w:rFonts w:ascii="Times New Roman" w:cs="B Nazanin" w:eastAsia="Times New Roman" w:hAnsi="Times New Roman"/>
+                <w:b w:val="false"/>
+                <w:bCs w:val="false"/>
+                <w:i w:val="false"/>
+                <w:iCs w:val="false"/>
+                <w:sz w:val="24"/>
+                <w:szCs w:val="26"/>
+                <w:rtl/>
+              </w:rPr>
+              <w:t xml:space="preserve">کوتاه‌مدت: افزودن مدل سیگموئید گذار شعاعی. این را از پیش سنجیدم؛ روی ۵۷ دیسک مشترک، خطای متوسط ۲٫۷۹ و میانه ۱٫۰۳ میلی‌متر داد. یعنی میانه‌ی خطا به داخل باند تکرارپذیری کارشناس می‌رسد.</w:t>
+            </w:r>
+          </w:p>
+          <w:p>
+            <w:pPr>
+              <w:bidi/>
+              <w:spacing w:after="100" w:before="0" w:line="276" w:lineRule="auto"/>
+              <w:jc w:val="both"/>
+            </w:pPr>
+            <w:r>
+              <w:rPr>
+                <w:rFonts w:ascii="Times New Roman" w:cs="B Nazanin" w:eastAsia="Times New Roman" w:hAnsi="Times New Roman"/>
+                <w:b w:val="false"/>
+                <w:bCs w:val="false"/>
+                <w:i w:val="false"/>
+                <w:iCs w:val="false"/>
+                <w:sz w:val="24"/>
+                <w:szCs w:val="26"/>
+                <w:rtl/>
+              </w:rPr>
+              <w:t xml:space="preserve">میان‌مدت: چهار شرط تصویربرداری. نورپردازی از پشت ظرف، کارت خاکستری مرجع در قاب، عکس‌برداری از یک ظرف در چند زمان، و یک مربع مرجع کالیبراسیون با ضلع ده میلی‌متر و رنگ متمایز کنار ظرف. این آخری مقیاس را از قطر دیسک‌ها مستقل می‌کند. هیچ‌کدام تجهیزات گران نمی‌خواهند.</w:t>
+            </w:r>
+          </w:p>
+          <w:p>
+            <w:pPr>
+              <w:bidi/>
+              <w:spacing w:after="0" w:before="0" w:line="276" w:lineRule="auto"/>
+              <w:jc w:val="both"/>
+            </w:pPr>
+            <w:r>
+              <w:rPr>
+                <w:rFonts w:ascii="Times New Roman" w:cs="B Nazanin" w:eastAsia="Times New Roman" w:hAnsi="Times New Roman"/>
+                <w:b w:val="false"/>
+                <w:bCs w:val="false"/>
+                <w:i w:val="false"/>
+                <w:iCs w:val="false"/>
+                <w:sz w:val="24"/>
+                <w:szCs w:val="26"/>
+                <w:rtl/>
+              </w:rPr>
+              <w:t xml:space="preserve">بلندمدت: مجموعه‌ی مرجع بزرگ‌تر با چند آزمایشگاه و چند دوربین، و دور دوم اندازه‌گیری کارشناسی روی همان ظرف‌ها.</w:t>
+            </w:r>
+          </w:p>
+        </w:tc>
+      </w:tr>
+    </w:tbl>
+    <w:p>
+      <w:pPr>
+        <w:bidi/>
+        <w:spacing w:after="60" w:before="120" w:line="276" w:lineRule="auto"/>
+        <w:jc w:val="both"/>
+      </w:pPr>
+      <w:r>
+        <w:rPr>
+          <w:rFonts w:ascii="Times New Roman" w:cs="B Nazanin" w:eastAsia="Times New Roman" w:hAnsi="Times New Roman"/>
+          <w:b/>
+          <w:bCs/>
+          <w:i w:val="false"/>
+          <w:iCs w:val="false"/>
+          <w:sz w:val="24"/>
+          <w:szCs w:val="26"/>
+          <w:rtl/>
+        </w:rPr>
+        <w:t xml:space="preserve">پل به اسلاید بعد: </w:t>
+      </w:r>
+      <w:r>
+        <w:rPr>
+          <w:rFonts w:ascii="Times New Roman" w:cs="B Nazanin" w:eastAsia="Times New Roman" w:hAnsi="Times New Roman"/>
+          <w:b w:val="false"/>
+          <w:bCs w:val="false"/>
+          <w:i/>
+          <w:iCs/>
+          <w:sz w:val="24"/>
+          <w:szCs w:val="26"/>
+          <w:rtl/>
+        </w:rPr>
         <w:t xml:space="preserve">«با تشکر از توجه شما.»</w:t>
+      </w:r>
+    </w:p>
+    <w:p>
+      <w:pPr>
+        <w:pStyle w:val="Heading2"/>
+        <w:keepNext/>
+        <w:bidi/>
+        <w:spacing w:after="140" w:before="260" w:line="276" w:lineRule="auto"/>
+        <w:jc w:val="left"/>
+      </w:pPr>
+      <w:r>
+        <w:rPr>
+          <w:rFonts w:ascii="Times New Roman" w:cs="B Nazanin" w:eastAsia="Times New Roman" w:hAnsi="Times New Roman"/>
+          <w:b/>
+          <w:bCs/>
+          <w:i w:val="false"/>
+          <w:iCs w:val="false"/>
+          <w:color w:val="1F3864"/>
+          <w:sz w:val="28"/>
+          <w:szCs w:val="30"/>
+          <w:rtl/>
+        </w:rPr>
+        <w:t xml:space="preserve">اسلاید ۲۳ — سپاسگزاری</w:t>
+      </w:r>
+    </w:p>
+    <w:p>
+      <w:pPr>
+        <w:bidi/>
+        <w:spacing w:after="100" w:before="0" w:line="276" w:lineRule="auto"/>
+        <w:jc w:val="both"/>
+      </w:pPr>
+      <w:r>
+        <w:rPr>
+          <w:rFonts w:ascii="Times New Roman" w:cs="B Nazanin" w:eastAsia="Times New Roman" w:hAnsi="Times New Roman"/>
+          <w:b/>
+          <w:bCs/>
+          <w:i w:val="false"/>
+          <w:iCs w:val="false"/>
+          <w:sz w:val="24"/>
+          <w:szCs w:val="26"/>
+          <w:rtl/>
+        </w:rPr>
+        <w:t xml:space="preserve">زمان: </w:t>
+      </w:r>
+      <w:r>
+        <w:rPr>
+          <w:rFonts w:ascii="Times New Roman" w:cs="B Nazanin" w:eastAsia="Times New Roman" w:hAnsi="Times New Roman"/>
+          <w:b w:val="false"/>
+          <w:bCs w:val="false"/>
+          <w:i w:val="false"/>
+          <w:iCs w:val="false"/>
+          <w:sz w:val="24"/>
+          <w:szCs w:val="26"/>
+          <w:rtl/>
+        </w:rPr>
+        <w:t xml:space="preserve">۲۰ ثانیه</w:t>
+      </w:r>
+    </w:p>
+    <w:p>
+      <w:pPr>
+        <w:bidi/>
+        <w:spacing w:after="60" w:before="0" w:line="276" w:lineRule="auto"/>
+        <w:jc w:val="both"/>
+      </w:pPr>
+      <w:r>
+        <w:rPr>
+          <w:rFonts w:ascii="Times New Roman" w:cs="B Nazanin" w:eastAsia="Times New Roman" w:hAnsi="Times New Roman"/>
+          <w:b/>
+          <w:bCs/>
+          <w:i w:val="false"/>
+          <w:iCs w:val="false"/>
+          <w:sz w:val="24"/>
+          <w:szCs w:val="26"/>
+          <w:rtl/>
+        </w:rPr>
+        <w:t xml:space="preserve">روی اسلاید:</w:t>
+      </w:r>
+    </w:p>
+    <w:p>
+      <w:pPr>
+        <w:bidi/>
+        <w:spacing w:after="70" w:before="0" w:line="276" w:lineRule="auto"/>
+        <w:ind w:left="340" w:hanging="180"/>
+        <w:jc w:val="both"/>
+      </w:pPr>
+      <w:r>
+        <w:rPr>
+          <w:rFonts w:ascii="Times New Roman" w:cs="B Nazanin" w:eastAsia="Times New Roman" w:hAnsi="Times New Roman"/>
+          <w:b w:val="false"/>
+          <w:bCs w:val="false"/>
+          <w:i w:val="false"/>
+          <w:iCs w:val="false"/>
+          <w:sz w:val="24"/>
+          <w:szCs w:val="26"/>
+          <w:rtl/>
+        </w:rPr>
+        <w:t xml:space="preserve">• چهار سطر، وسط‌چین.</w:t>
+      </w:r>
+    </w:p>
+    <w:p>
+      <w:pPr>
+        <w:bidi/>
+        <w:spacing w:after="60" w:before="100" w:line="276" w:lineRule="auto"/>
+        <w:jc w:val="both"/>
+      </w:pPr>
+      <w:r>
+        <w:rPr>
+          <w:rFonts w:ascii="Times New Roman" w:cs="B Nazanin" w:eastAsia="Times New Roman" w:hAnsi="Times New Roman"/>
+          <w:b/>
+          <w:bCs/>
+          <w:i w:val="false"/>
+          <w:iCs w:val="false"/>
+          <w:sz w:val="24"/>
+          <w:szCs w:val="26"/>
+          <w:rtl/>
+        </w:rPr>
+        <w:t xml:space="preserve">آنچه می‌گویید:</w:t>
+      </w:r>
+    </w:p>
+    <w:tbl>
+      <w:tblPr>
+        <w:bidiVisual/>
+        <w:tblW w:type="dxa" w:w="8504"/>
+        <w:tblBorders>
+          <w:top w:val="single" w:color="auto" w:sz="4"/>
+          <w:left w:val="single" w:color="auto" w:sz="4"/>
+          <w:bottom w:val="single" w:color="auto" w:sz="4"/>
+          <w:right w:val="single" w:color="auto" w:sz="4"/>
+          <w:insideH w:val="single" w:color="auto" w:sz="4"/>
+          <w:insideV w:val="single" w:color="auto" w:sz="4"/>
+        </w:tblBorders>
+      </w:tblPr>
+      <w:tblGrid>
+        <w:gridCol w:w="8504"/>
+      </w:tblGrid>
+      <w:tr>
+        <w:tc>
+          <w:tcPr>
+            <w:tcW w:type="dxa" w:w="8504"/>
+            <w:tcBorders>
+              <w:top w:val="none"/>
+              <w:left w:val="none"/>
+              <w:bottom w:val="none"/>
+              <w:right w:val="single" w:color="8C1515" w:sz="18"/>
+            </w:tcBorders>
+            <w:shd w:fill="F4F6F9" w:val="clear"/>
+            <w:tcMar>
+              <w:top w:type="dxa" w:w="120"/>
+              <w:left w:type="dxa" w:w="160"/>
+              <w:bottom w:type="dxa" w:w="120"/>
+              <w:right w:type="dxa" w:w="160"/>
+            </w:tcMar>
+          </w:tcPr>
+          <w:p>
+            <w:pPr>
+              <w:bidi/>
+              <w:spacing w:after="0" w:before="0" w:line="276" w:lineRule="auto"/>
+              <w:jc w:val="both"/>
+            </w:pPr>
+            <w:r>
+              <w:rPr>
+                <w:rFonts w:ascii="Times New Roman" w:cs="B Nazanin" w:eastAsia="Times New Roman" w:hAnsi="Times New Roman"/>
+                <w:b w:val="false"/>
+                <w:bCs w:val="false"/>
+                <w:i w:val="false"/>
+                <w:iCs w:val="false"/>
+                <w:sz w:val="24"/>
+                <w:szCs w:val="26"/>
+                <w:rtl/>
+              </w:rPr>
+              <w:t xml:space="preserve">از استاد راهنمایم، جناب آقای دکتر محمدرضا یزدچی، صمیمانه سپاسگزارم. از کارشناسان آزمایشگاه که وقت گذاشتند و قطر ۶۴ هاله را دستی اندازه گرفتند قدردانی می‌کنم. از هیئت داوران برای وقتی که گذاشتند، و از خانواده‌ام.</w:t>
+            </w:r>
+          </w:p>
+        </w:tc>
+      </w:tr>
+    </w:tbl>
+    <w:p>
+      <w:pPr>
+        <w:bidi/>
+        <w:spacing w:after="60" w:before="120" w:line="276" w:lineRule="auto"/>
+        <w:jc w:val="both"/>
+      </w:pPr>
+      <w:r>
+        <w:rPr>
+          <w:rFonts w:ascii="Times New Roman" w:cs="B Nazanin" w:eastAsia="Times New Roman" w:hAnsi="Times New Roman"/>
+          <w:b/>
+          <w:bCs/>
+          <w:i w:val="false"/>
+          <w:iCs w:val="false"/>
+          <w:sz w:val="24"/>
+          <w:szCs w:val="26"/>
+          <w:rtl/>
+        </w:rPr>
+        <w:t xml:space="preserve">پل به اسلاید بعد: </w:t>
+      </w:r>
+      <w:r>
+        <w:rPr>
+          <w:rFonts w:ascii="Times New Roman" w:cs="B Nazanin" w:eastAsia="Times New Roman" w:hAnsi="Times New Roman"/>
+          <w:b w:val="false"/>
+          <w:bCs w:val="false"/>
+          <w:i/>
+          <w:iCs/>
+          <w:sz w:val="24"/>
+          <w:szCs w:val="26"/>
+          <w:rtl/>
+        </w:rPr>
+        <w:t xml:space="preserve">«ارائه‌ی من به پایان رسید.»</w:t>
+      </w:r>
+    </w:p>
+    <w:p>
+      <w:pPr>
+        <w:pStyle w:val="Heading2"/>
+        <w:keepNext/>
+        <w:bidi/>
+        <w:spacing w:after="140" w:before="260" w:line="276" w:lineRule="auto"/>
+        <w:jc w:val="left"/>
+      </w:pPr>
+      <w:r>
+        <w:rPr>
+          <w:rFonts w:ascii="Times New Roman" w:cs="B Nazanin" w:eastAsia="Times New Roman" w:hAnsi="Times New Roman"/>
+          <w:b/>
+          <w:bCs/>
+          <w:i w:val="false"/>
+          <w:iCs w:val="false"/>
+          <w:color w:val="1F3864"/>
+          <w:sz w:val="28"/>
+          <w:szCs w:val="30"/>
+          <w:rtl/>
+        </w:rPr>
+        <w:t xml:space="preserve">اسلاید ۲۴ — پرسش و پاسخ</w:t>
+      </w:r>
+    </w:p>
+    <w:p>
+      <w:pPr>
+        <w:bidi/>
+        <w:spacing w:after="100" w:before="0" w:line="276" w:lineRule="auto"/>
+        <w:jc w:val="both"/>
+      </w:pPr>
+      <w:r>
+        <w:rPr>
+          <w:rFonts w:ascii="Times New Roman" w:cs="B Nazanin" w:eastAsia="Times New Roman" w:hAnsi="Times New Roman"/>
+          <w:b/>
+          <w:bCs/>
+          <w:i w:val="false"/>
+          <w:iCs w:val="false"/>
+          <w:sz w:val="24"/>
+          <w:szCs w:val="26"/>
+          <w:rtl/>
+        </w:rPr>
+        <w:t xml:space="preserve">زمان: </w:t>
+      </w:r>
+      <w:r>
+        <w:rPr>
+          <w:rFonts w:ascii="Times New Roman" w:cs="B Nazanin" w:eastAsia="Times New Roman" w:hAnsi="Times New Roman"/>
+          <w:b w:val="false"/>
+          <w:bCs w:val="false"/>
+          <w:i w:val="false"/>
+          <w:iCs w:val="false"/>
+          <w:sz w:val="24"/>
+          <w:szCs w:val="26"/>
+          <w:rtl/>
+        </w:rPr>
+        <w:t xml:space="preserve">تا پایان جلسه</w:t>
+      </w:r>
+    </w:p>
+    <w:p>
+      <w:pPr>
+        <w:bidi/>
+        <w:spacing w:after="60" w:before="0" w:line="276" w:lineRule="auto"/>
+        <w:jc w:val="both"/>
+      </w:pPr>
+      <w:r>
+        <w:rPr>
+          <w:rFonts w:ascii="Times New Roman" w:cs="B Nazanin" w:eastAsia="Times New Roman" w:hAnsi="Times New Roman"/>
+          <w:b/>
+          <w:bCs/>
+          <w:i w:val="false"/>
+          <w:iCs w:val="false"/>
+          <w:sz w:val="24"/>
+          <w:szCs w:val="26"/>
+          <w:rtl/>
+        </w:rPr>
+        <w:t xml:space="preserve">روی اسلاید:</w:t>
+      </w:r>
+    </w:p>
+    <w:p>
+      <w:pPr>
+        <w:bidi/>
+        <w:spacing w:after="70" w:before="0" w:line="276" w:lineRule="auto"/>
+        <w:ind w:left="340" w:hanging="180"/>
+        <w:jc w:val="both"/>
+      </w:pPr>
+      <w:r>
+        <w:rPr>
+          <w:rFonts w:ascii="Times New Roman" w:cs="B Nazanin" w:eastAsia="Times New Roman" w:hAnsi="Times New Roman"/>
+          <w:b w:val="false"/>
+          <w:bCs w:val="false"/>
+          <w:i w:val="false"/>
+          <w:iCs w:val="false"/>
+          <w:sz w:val="24"/>
+          <w:szCs w:val="26"/>
+          <w:rtl/>
+        </w:rPr>
+        <w:t xml:space="preserve">• سپاس از توجه شما، پرسش و پاسخ، نام و شماره دانشجویی.</w:t>
+      </w:r>
+    </w:p>
+    <w:p>
+      <w:pPr>
+        <w:bidi/>
+        <w:spacing w:after="60" w:before="100" w:line="276" w:lineRule="auto"/>
+        <w:jc w:val="both"/>
+      </w:pPr>
+      <w:r>
+        <w:rPr>
+          <w:rFonts w:ascii="Times New Roman" w:cs="B Nazanin" w:eastAsia="Times New Roman" w:hAnsi="Times New Roman"/>
+          <w:b/>
+          <w:bCs/>
+          <w:i w:val="false"/>
+          <w:iCs w:val="false"/>
+          <w:sz w:val="24"/>
+          <w:szCs w:val="26"/>
+          <w:rtl/>
+        </w:rPr>
+        <w:t xml:space="preserve">آنچه می‌گویید:</w:t>
+      </w:r>
+    </w:p>
+    <w:tbl>
+      <w:tblPr>
+        <w:bidiVisual/>
+        <w:tblW w:type="dxa" w:w="8504"/>
+        <w:tblBorders>
+          <w:top w:val="single" w:color="auto" w:sz="4"/>
+          <w:left w:val="single" w:color="auto" w:sz="4"/>
+          <w:bottom w:val="single" w:color="auto" w:sz="4"/>
+          <w:right w:val="single" w:color="auto" w:sz="4"/>
+          <w:insideH w:val="single" w:color="auto" w:sz="4"/>
+          <w:insideV w:val="single" w:color="auto" w:sz="4"/>
+        </w:tblBorders>
+      </w:tblPr>
+      <w:tblGrid>
+        <w:gridCol w:w="8504"/>
+      </w:tblGrid>
+      <w:tr>
+        <w:tc>
+          <w:tcPr>
+            <w:tcW w:type="dxa" w:w="8504"/>
+            <w:tcBorders>
+              <w:top w:val="none"/>
+              <w:left w:val="none"/>
+              <w:bottom w:val="none"/>
+              <w:right w:val="single" w:color="8C1515" w:sz="18"/>
+            </w:tcBorders>
+            <w:shd w:fill="F4F6F9" w:val="clear"/>
+            <w:tcMar>
+              <w:top w:type="dxa" w:w="120"/>
+              <w:left w:type="dxa" w:w="160"/>
+              <w:bottom w:type="dxa" w:w="120"/>
+              <w:right w:type="dxa" w:w="160"/>
+            </w:tcMar>
+          </w:tcPr>
+          <w:p>
+            <w:pPr>
+              <w:bidi/>
+              <w:spacing w:after="0" w:before="0" w:line="276" w:lineRule="auto"/>
+              <w:jc w:val="both"/>
+            </w:pPr>
+            <w:r>
+              <w:rPr>
+                <w:rFonts w:ascii="Times New Roman" w:cs="B Nazanin" w:eastAsia="Times New Roman" w:hAnsi="Times New Roman"/>
+                <w:b w:val="false"/>
+                <w:bCs w:val="false"/>
+                <w:i w:val="false"/>
+                <w:iCs w:val="false"/>
+                <w:sz w:val="24"/>
+                <w:szCs w:val="26"/>
+                <w:rtl/>
+              </w:rPr>
+              <w:t xml:space="preserve">سپاس از توجه شما. در خدمتم.</w:t>
+            </w:r>
+          </w:p>
+        </w:tc>
+      </w:tr>
+    </w:tbl>
+    <w:p>
+      <w:pPr>
+        <w:bidi/>
+        <w:spacing w:after="60" w:before="120" w:line="276" w:lineRule="auto"/>
+        <w:jc w:val="both"/>
+      </w:pPr>
+      <w:r>
+        <w:rPr>
+          <w:rFonts w:ascii="Times New Roman" w:cs="B Nazanin" w:eastAsia="Times New Roman" w:hAnsi="Times New Roman"/>
+          <w:b/>
+          <w:bCs/>
+          <w:i w:val="false"/>
+          <w:iCs w:val="false"/>
+          <w:sz w:val="24"/>
+          <w:szCs w:val="26"/>
+          <w:rtl/>
+        </w:rPr>
+        <w:t xml:space="preserve">پل به اسلاید بعد: </w:t>
+      </w:r>
+      <w:r>
+        <w:rPr>
+          <w:rFonts w:ascii="Times New Roman" w:cs="B Nazanin" w:eastAsia="Times New Roman" w:hAnsi="Times New Roman"/>
+          <w:b w:val="false"/>
+          <w:bCs w:val="false"/>
+          <w:i/>
+          <w:iCs/>
+          <w:sz w:val="24"/>
+          <w:szCs w:val="26"/>
+          <w:rtl/>
+        </w:rPr>
+        <w:t xml:space="preserve">این اسلاید تا پایان جلسه روی پرده می‌ماند.</w:t>
       </w:r>
     </w:p>
     <w:p>

--- a/thesis/Defense_Content_Brief.docx
+++ b/thesis/Defense_Content_Brief.docx
@@ -2901,7 +2901,7 @@
                 <w:szCs w:val="26"/>
                 <w:rtl/>
               </w:rPr>
-              <w:t xml:space="preserve">با سلام و احترام. من مهیار حدادها هستم، دانشجوی کارشناسی مهندسی پزشکی. این پروژه با راهنمایی جناب آقای دکتر یزدچی انجام شده و عنوانش «طراحی و پیاده‌سازی سامانه هوشمند تحلیل خودکار آزمون آنتی‌بیوگرام» است. با اجازه‌ی استادان شروع می‌کنم.</w:t>
+              <w:t xml:space="preserve">با سلام و احترام. اینجانب مهیار حدادها، دانشجوی کارشناسی مهندسی پزشکی هستم. این پروژه با راهنمایی جناب آقای دکتر یزدچی و با عنوان «طراحی و پیاده‌سازی سامانه هوشمند تحلیل خودکار آزمون آنتی‌بیوگرام» انجام شده است. با اجازه استادان، ارائه آغاز می‌شود.</w:t>
             </w:r>
           </w:p>
         </w:tc>
@@ -2937,7 +2937,7 @@
           <w:szCs w:val="26"/>
           <w:rtl/>
         </w:rPr>
-        <w:t xml:space="preserve">«ارائه هفت بخش دارد.»</w:t>
+        <w:t xml:space="preserve">«ساختار ارائه در اسلاید بعد آمده است.»</w:t>
       </w:r>
     </w:p>
     <w:p>
@@ -3129,7 +3129,7 @@
                 <w:szCs w:val="26"/>
                 <w:rtl/>
               </w:rPr>
-              <w:t xml:space="preserve">ارائه هفت بخش دارد. اول مسئله و انگیزه، بعد هدف و کارهای پیشین. سپس روش پیشنهادی و نتایج. بعد تفسیر بالینی و یافته‌ی اصلی. و در پایان محدودیت‌ها و جمع‌بندی.</w:t>
+              <w:t xml:space="preserve">ارائه در هفت بخش تنظیم شده است: مسئله و انگیزه، اهداف و کارهای پیشین، روش پیشنهادی، نتایج، تفسیر بالینی، یافته اصلی، و در پایان محدودیت‌ها و جمع‌بندی.</w:t>
             </w:r>
           </w:p>
           <w:p>
@@ -3149,7 +3149,7 @@
                 <w:szCs w:val="26"/>
                 <w:rtl/>
               </w:rPr>
-              <w:t xml:space="preserve">ارائه حدود بیست دقیقه است و در پایان آماده‌ی پرسش‌های شما هستم.</w:t>
+              <w:t xml:space="preserve">مدت ارائه حدود بیست دقیقه است و پرسش‌ها در پایان پاسخ داده می‌شود.</w:t>
             </w:r>
           </w:p>
         </w:tc>
@@ -3185,7 +3185,7 @@
           <w:szCs w:val="26"/>
           <w:rtl/>
         </w:rPr>
-        <w:t xml:space="preserve">«شروع می‌کنیم از مسئله.»</w:t>
+        <w:t xml:space="preserve">«ارائه با بیان مسئله آغاز می‌شود.»</w:t>
       </w:r>
     </w:p>
     <w:p>
@@ -3377,7 +3377,7 @@
                 <w:szCs w:val="26"/>
                 <w:rtl/>
               </w:rPr>
-              <w:t xml:space="preserve">می‌رویم سراغ بخش اول: مسئله و انگیزه.</w:t>
+              <w:t xml:space="preserve">بخش نخست: مسئله و انگیزه.</w:t>
             </w:r>
           </w:p>
         </w:tc>
@@ -3413,7 +3413,7 @@
           <w:szCs w:val="26"/>
           <w:rtl/>
         </w:rPr>
-        <w:t xml:space="preserve">بلافاصله به اسلاید بعد بروید.</w:t>
+        <w:t xml:space="preserve">بلافاصله به اسلاید بعد منتقل شوید.</w:t>
       </w:r>
     </w:p>
     <w:p>
@@ -3626,7 +3626,7 @@
                 <w:szCs w:val="26"/>
                 <w:rtl/>
               </w:rPr>
-              <w:t xml:space="preserve">آزمون آنتی‌بیوگرام یکی از پرکاربردترین آزمون‌های میکروب‌شناسی است. روی محیط کشت، دیسک‌های آنتی‌بیوتیک گذاشته می‌شود. اگر دارو موثر باشد، دور دیسک یک ناحیه‌ی بدون رشد ایجاد می‌شود و قطر همین ناحیه، معیار تصمیم است.</w:t>
+              <w:t xml:space="preserve">آزمون آنتی‌بیوگرام یکی از پرکاربردترین آزمون‌های میکروب‌شناسی است. در این آزمون، دیسک‌های آنتی‌بیوتیک بر روی محیط کشت قرار می‌گیرند. در حضور داروی موثر، پیرامون هر دیسک ناحیه‌ای بدون رشد پدید می‌آید و قطر همین ناحیه، معیار تصمیم درمانی است.</w:t>
             </w:r>
           </w:p>
           <w:p>
@@ -3646,7 +3646,7 @@
                 <w:szCs w:val="26"/>
                 <w:rtl/>
               </w:rPr>
-              <w:t xml:space="preserve">این قطر بعضاً همچنان با خط‌کش و به دست کارشناس اندازه گرفته می‌شود. سه اشکال دارد: وقت‌گیر است، به تجربه‌ی فرد وابسته است، و ثبت دیجیتالی ندارد که بعداً قابل بازبینی باشد.</w:t>
+              <w:t xml:space="preserve">این قطر در بسیاری از آزمایشگاه‌ها همچنان به صورت دستی و با خط‌کش اندازه‌گیری می‌شود. این روش سه محدودیت دارد: زمان‌بر بودن، وابستگی به تجربه فرد، و نبود ثبت دیجیتال قابل بازبینی.</w:t>
             </w:r>
           </w:p>
           <w:p>
@@ -3666,7 +3666,7 @@
                 <w:szCs w:val="26"/>
                 <w:rtl/>
               </w:rPr>
-              <w:t xml:space="preserve">یک برآورد جهانی می‌گوید در سال ۲۰۱۹ نزدیک به ۱٫۲۷ میلیون مرگ مستقیماً از مقاومت آنتی‌بیوتیکی ناشی شده است. [مکث]</w:t>
+              <w:t xml:space="preserve">بر پایه یک برآورد جهانی، در سال ۲۰۱۹ نزدیک به ۱٫۲۷ میلیون مرگ مستقیماً به مقاومت آنتی‌بیوتیکی نسبت داده شده است. [مکث]</w:t>
             </w:r>
           </w:p>
           <w:p>
@@ -3686,7 +3686,7 @@
                 <w:szCs w:val="26"/>
                 <w:rtl/>
               </w:rPr>
-              <w:t xml:space="preserve">کاری که کردم این است: سامانه‌ای ساختم که همین اندازه‌گیری را از روی یک عکس معمولی و به صورت خودکار انجام می‌دهد.</w:t>
+              <w:t xml:space="preserve">در پژوهش حاضر سامانه‌ای طراحی و پیاده‌سازی شده است که همین اندازه‌گیری را از روی یک تصویر معمولی و به صورت خودکار انجام می‌دهد.</w:t>
             </w:r>
           </w:p>
         </w:tc>
@@ -3722,7 +3722,7 @@
           <w:szCs w:val="26"/>
           <w:rtl/>
         </w:rPr>
-        <w:t xml:space="preserve">«حالا بگذارید دقیق بگویم این پژوهش دنبال پاسخ چه پرسش‌هایی بوده است.»</w:t>
+        <w:t xml:space="preserve">«در ادامه، اهداف پژوهش بیان می‌شود.»</w:t>
       </w:r>
     </w:p>
     <w:p>
@@ -3914,7 +3914,7 @@
                 <w:szCs w:val="26"/>
                 <w:rtl/>
               </w:rPr>
-              <w:t xml:space="preserve">بخش دوم: هدف پژوهش و کارهای پیشین.</w:t>
+              <w:t xml:space="preserve">بخش دوم: اهداف پژوهش و کارهای پیشین.</w:t>
             </w:r>
           </w:p>
         </w:tc>
@@ -3950,7 +3950,7 @@
           <w:szCs w:val="26"/>
           <w:rtl/>
         </w:rPr>
-        <w:t xml:space="preserve">بلافاصله به اسلاید بعد بروید.</w:t>
+        <w:t xml:space="preserve">بلافاصله به اسلاید بعد منتقل شوید.</w:t>
       </w:r>
     </w:p>
     <w:p>
@@ -4142,7 +4142,7 @@
                 <w:szCs w:val="26"/>
                 <w:rtl/>
               </w:rPr>
-              <w:t xml:space="preserve">پروژه سه پرسش دارد.</w:t>
+              <w:t xml:space="preserve">پژوهش سه هدف دارد.</w:t>
             </w:r>
           </w:p>
           <w:p>
@@ -4162,7 +4162,7 @@
                 <w:szCs w:val="26"/>
                 <w:rtl/>
               </w:rPr>
-              <w:t xml:space="preserve">پرسش اول: آیا می‌توان قطر هاله را از یک عکس معمولی و بدون تجهیزات ویژه اندازه گرفت؟</w:t>
+              <w:t xml:space="preserve">هدف یکم، سنجش امکان اندازه‌گیری خودکار قطر هاله از تصویر معمولی و بدون تجهیزات ویژه است.</w:t>
             </w:r>
           </w:p>
           <w:p>
@@ -4182,7 +4182,7 @@
                 <w:szCs w:val="26"/>
                 <w:rtl/>
               </w:rPr>
-              <w:t xml:space="preserve">پرسش دوم: دقت این اندازه‌گیری در برابر خوانش کارشناس چقدر است؟</w:t>
+              <w:t xml:space="preserve">هدف دوم، تعیین دقت این اندازه‌گیری در مقایسه با خوانش کارشناس است.</w:t>
             </w:r>
           </w:p>
           <w:p>
@@ -4202,7 +4202,7 @@
                 <w:szCs w:val="26"/>
                 <w:rtl/>
               </w:rPr>
-              <w:t xml:space="preserve">پرسش سوم، که مهم‌ترین است: آیا این دقت برای تصمیم بالینی کافی است؟ و اگر کافی نیست، مانع دقیقاً کجاست؟</w:t>
+              <w:t xml:space="preserve">هدف سوم، که مهم‌ترین آن‌هاست، ارزیابی کفایت این دقت برای تصمیم بالینی و شناسایی عامل محدودکننده آن است.</w:t>
             </w:r>
           </w:p>
           <w:p>
@@ -4222,7 +4222,7 @@
                 <w:szCs w:val="26"/>
                 <w:rtl/>
               </w:rPr>
-              <w:t xml:space="preserve">پاسخ پرسش سوم را صادقانه خواهم داد، چه مثبت باشد چه منفی.</w:t>
+              <w:t xml:space="preserve">نتیجه هدف سوم در این ارائه به صورت کامل و بدون تعدیل گزارش خواهد شد.</w:t>
             </w:r>
           </w:p>
         </w:tc>
@@ -4258,7 +4258,7 @@
           <w:szCs w:val="26"/>
           <w:rtl/>
         </w:rPr>
-        <w:t xml:space="preserve">«برای اینکه معلوم شود این پرسش‌ها تازه‌اند یا نه، اول ببینیم دیگران چه کرده‌اند.»</w:t>
+        <w:t xml:space="preserve">«جایگاه این اهداف در میان کارهای پیشین در اسلاید بعد بررسی می‌شود.»</w:t>
       </w:r>
     </w:p>
     <w:p>
@@ -4450,7 +4450,7 @@
                 <w:szCs w:val="26"/>
                 <w:rtl/>
               </w:rPr>
-              <w:t xml:space="preserve">کارهای پیشین سه دسته‌اند.</w:t>
+              <w:t xml:space="preserve">کارهای پیشین در سه دسته قرار می‌گیرند.</w:t>
             </w:r>
           </w:p>
           <w:p>
@@ -4470,7 +4470,7 @@
                 <w:szCs w:val="26"/>
                 <w:rtl/>
               </w:rPr>
-              <w:t xml:space="preserve">دسته‌ی اول ابزارهای متن‌باز با روش‌های کلاسیک است. شاخص‌ترینش AntibiogramJ است که توافق حدود ۸۷ درصد گزارش کرده. از نظر فناوری نزدیک‌ترین کار به پروژه‌ی من است.</w:t>
+              <w:t xml:space="preserve">دسته نخست، ابزارهای متن‌باز مبتنی بر روش‌های کلاسیک است. شاخص‌ترین نمونه، ابزار AntibiogramJ با توافق گزارش‌شده حدود ۸۷ درصد است که از نظر فناوری نزدیک‌ترین کار به پژوهش حاضر به شمار می‌رود.</w:t>
             </w:r>
           </w:p>
           <w:p>
@@ -4490,7 +4490,7 @@
                 <w:szCs w:val="26"/>
                 <w:rtl/>
               </w:rPr>
-              <w:t xml:space="preserve">دسته‌ی دوم یادگیری عمیق است. یک برنامه‌ی تلفن همراه توافق ۹۸ درصد گزارش کرده است. باید صریح بگویم: این دسته از سامانه‌ی من دقیق‌تر است.</w:t>
+              <w:t xml:space="preserve">دسته دوم، روش‌های یادگیری عمیق است. یک برنامه تلفن همراه در این دسته توافق ۹۸ درصد گزارش کرده است. دقت عددی این دسته از سامانه حاضر بالاتر است.</w:t>
             </w:r>
           </w:p>
           <w:p>
@@ -4510,7 +4510,7 @@
                 <w:szCs w:val="26"/>
                 <w:rtl/>
               </w:rPr>
-              <w:t xml:space="preserve">دسته‌ی سوم به جای بهبود تحلیل، خود تصویربرداری را عوض می‌کند. کیم و همکاران با تصویربرداری لکه‌ی لیزری داروی موثر را در کمتر از سه ساعت یافتند.</w:t>
+              <w:t xml:space="preserve">تمرکز دسته سوم بر تغییر سازوکار تصویربرداری است. کیم و همکاران با تصویربرداری لکه لیزری، داروی موثر را در کمتر از سه ساعت تعیین کردند.</w:t>
             </w:r>
           </w:p>
           <w:p>
@@ -4530,7 +4530,7 @@
                 <w:szCs w:val="26"/>
                 <w:rtl/>
               </w:rPr>
-              <w:t xml:space="preserve">پس سهم کار من دقت بیشتر نیست. دو چیز دیگر است: یک زنجیره‌ی کاملاً قطعی، و اندازه‌گیری علتی که خطای باقی‌مانده را می‌سازد.</w:t>
+              <w:t xml:space="preserve">سهم پژوهش حاضر در دو مورد است: یک زنجیره پردازش کاملاً قطعی، و اندازه‌گیری کمی عامل خطای باقی‌مانده.</w:t>
             </w:r>
           </w:p>
         </w:tc>
@@ -4566,7 +4566,7 @@
           <w:szCs w:val="26"/>
           <w:rtl/>
         </w:rPr>
-        <w:t xml:space="preserve">«حالا ببینیم آن زنجیره چگونه کار می‌کند.»</w:t>
+        <w:t xml:space="preserve">«در ادامه، ساختار این زنجیره تشریح می‌شود.»</w:t>
       </w:r>
     </w:p>
     <w:p>
@@ -4794,7 +4794,7 @@
           <w:szCs w:val="26"/>
           <w:rtl/>
         </w:rPr>
-        <w:t xml:space="preserve">بلافاصله به اسلاید بعد بروید.</w:t>
+        <w:t xml:space="preserve">بلافاصله به اسلاید بعد منتقل شوید.</w:t>
       </w:r>
     </w:p>
     <w:p>
@@ -4986,7 +4986,7 @@
                 <w:szCs w:val="26"/>
                 <w:rtl/>
               </w:rPr>
-              <w:t xml:space="preserve">سامانه چهار مرحله دارد.</w:t>
+              <w:t xml:space="preserve">سامانه از چهار مرحله تشکیل شده است.</w:t>
             </w:r>
           </w:p>
           <w:p>
@@ -5006,7 +5006,7 @@
                 <w:szCs w:val="26"/>
                 <w:rtl/>
               </w:rPr>
-              <w:t xml:space="preserve">مرحله‌ی اول، یافتن ظرف است. مکان و قطر ظرف پتری از تصویر به دست می‌آید و مقیاس کار از همان‌جا تعیین می‌شود.</w:t>
+              <w:t xml:space="preserve">مرحله نخست، یافتن ظرف است. مکان و قطر ظرف پتری از تصویر استخراج و مقیاس کار از همان تعیین می‌شود.</w:t>
             </w:r>
           </w:p>
           <w:p>
@@ -5026,7 +5026,7 @@
                 <w:szCs w:val="26"/>
                 <w:rtl/>
               </w:rPr>
-              <w:t xml:space="preserve">مرحله‌ی دوم، یافتن دیسک‌ها است. هر دیسک با ترکیب دو شاخه‌ی مستقل پیدا می‌شود. نکته‌ی مهم اینجاست: قطر دیسک با استاندارد ساخت شش میلی‌متر است. این تنها مرجع مطلق در کل تصویر است و ضریب تبدیل پیکسل به میلی‌متر از همین‌جا می‌آید.</w:t>
+              <w:t xml:space="preserve">مرحله دوم، یافتن دیسک‌ها است و هر دیسک با ترکیب دو شاخه مستقل شناسایی می‌شود. قطر دیسک بر پایه استاندارد ساخت شش میلی‌متر است و تنها مرجع مطلق موجود در تصویر به شمار می‌رود؛ ضریب تبدیل پیکسل به میلی‌متر از همین مرجع به دست می‌آید.</w:t>
             </w:r>
           </w:p>
           <w:p>
@@ -5046,7 +5046,7 @@
                 <w:szCs w:val="26"/>
                 <w:rtl/>
               </w:rPr>
-              <w:t xml:space="preserve">مرحله‌ی سوم، تعیین مرز هاله است. سخت‌ترین مرحله است و اسلاید بعد به آن اختصاص دارد.</w:t>
+              <w:t xml:space="preserve">مرحله سوم، تعیین مرز هاله است که دشوارترین مرحله سامانه است و اسلاید بعد به آن اختصاص دارد.</w:t>
             </w:r>
           </w:p>
           <w:p>
@@ -5066,7 +5066,7 @@
                 <w:szCs w:val="26"/>
                 <w:rtl/>
               </w:rPr>
-              <w:t xml:space="preserve">مرحله‌ی چهارم، تفسیر بالینی است. قطر به دست آمده با جدول‌های نقطه‌ی شکست EUCAST نسخه‌ی شانزده سنجیده می‌شود.</w:t>
+              <w:t xml:space="preserve">مرحله چهارم، تفسیر بالینی است و قطر به‌دست‌آمده با جدول‌های نقطه شکست EUCAST نسخه شانزده تطبیق داده می‌شود.</w:t>
             </w:r>
           </w:p>
           <w:p>
@@ -5086,7 +5086,7 @@
                 <w:szCs w:val="26"/>
                 <w:rtl/>
               </w:rPr>
-              <w:t xml:space="preserve">یک نکته‌ی طراحی هم اضافه کنم: هیچ پارامتری بر حسب پیکسل مطلق نوشته نشده. هر اندازه نسبت به قطر ظرف یا قطر دیسک بیان می‌شود، و به همین دلیل سامانه روی دوربین و فاصله‌ی متفاوت بدون تنظیم مجدد کار می‌کند.</w:t>
+              <w:t xml:space="preserve">یک ویژگی طراحی نیز درخور ذکر است: هیچ پارامتری بر حسب پیکسل مطلق تعریف نشده و هر کمیت نسبت به قطر ظرف یا قطر دیسک بیان می‌شود. به همین سبب، سامانه بر روی دوربین و فاصله متفاوت بدون تنظیم مجدد عمل می‌کند.</w:t>
             </w:r>
           </w:p>
         </w:tc>
@@ -5122,7 +5122,7 @@
           <w:szCs w:val="26"/>
           <w:rtl/>
         </w:rPr>
-        <w:t xml:space="preserve">«گفتم مرحله‌ی سوم سخت‌ترین است. بگذارید بگویم چرا و چه کردیم.»</w:t>
+        <w:t xml:space="preserve">«مرحله سوم، دشوارترین مرحله سامانه است و در اسلاید بعد تشریح می‌شود.»</w:t>
       </w:r>
     </w:p>
     <w:p>
@@ -5314,7 +5314,7 @@
                 <w:szCs w:val="26"/>
                 <w:rtl/>
               </w:rPr>
-              <w:t xml:space="preserve">برای مرز هاله سه روش موازی ساختم.</w:t>
+              <w:t xml:space="preserve">برای تعیین مرز هاله سه روش موازی طراحی شده است.</w:t>
             </w:r>
           </w:p>
           <w:p>
@@ -5334,7 +5334,7 @@
                 <w:szCs w:val="26"/>
                 <w:rtl/>
               </w:rPr>
-              <w:t xml:space="preserve">روش پروفایل شعاعی، روشنایی را روی شعاع‌های گوناگون دنبال می‌کند. بیشترین پوشش را دارد، ۵۷ هاله از ۶۳ هاله‌ی واقعی، اما کم‌دقت‌ترین است با خطای ۵٫۴۹ میلی‌متر.</w:t>
+              <w:t xml:space="preserve">روش پروفایل شعاعی، روشنایی را بر روی شعاع‌های گوناگون دنبال می‌کند. این روش بیشترین پوشش را دارد، ۵۷ هاله از ۶۳ هاله واقعی، و کم‌دقت‌ترین روش با خطای ۵٫۴۹ میلی‌متر است.</w:t>
             </w:r>
           </w:p>
           <w:p>
@@ -5354,7 +5354,7 @@
                 <w:szCs w:val="26"/>
                 <w:rtl/>
               </w:rPr>
-              <w:t xml:space="preserve">روش آستانه‌گذاری ناحیه‌ای روی ۲۶ دیسک فعال می‌شود و خطایش ۳٫۶۶ میلی‌متر است.</w:t>
+              <w:t xml:space="preserve">روش آستانه‌گذاری ناحیه‌ای بر روی ۲۶ دیسک فعال می‌شود و خطای آن ۳٫۶۶ میلی‌متر است.</w:t>
             </w:r>
           </w:p>
           <w:p>
@@ -5374,7 +5374,7 @@
                 <w:szCs w:val="26"/>
                 <w:rtl/>
               </w:rPr>
-              <w:t xml:space="preserve">روش رشد کنترل‌شده کم‌پوشش‌ترین است، فقط ۱۱ دیسک، و دقیق‌ترین: خطای ۱٫۰۸ میلی‌متر.</w:t>
+              <w:t xml:space="preserve">روش رشد کنترل‌شده کم‌پوشش‌ترین روش با ۱۱ دیسک و دقیق‌ترین روش با خطای ۱٫۰۸ میلی‌متر است.</w:t>
             </w:r>
           </w:p>
           <w:p>
@@ -5394,7 +5394,7 @@
                 <w:szCs w:val="26"/>
                 <w:rtl/>
               </w:rPr>
-              <w:t xml:space="preserve">الگو روشن است: هیچ روشی هم پوشش خوب دارد و هم دقت خوب. ترکیب این سه دقیقاً برای همین ساخته شد.</w:t>
+              <w:t xml:space="preserve">الگوی حاکم بر این سه روش، مبادله میان پوشش و دقت است. قاعده ترکیب بر همین مبنا طراحی شده است.</w:t>
             </w:r>
           </w:p>
         </w:tc>
@@ -5430,7 +5430,7 @@
           <w:szCs w:val="26"/>
           <w:rtl/>
         </w:rPr>
-        <w:t xml:space="preserve">«حالا ببینیم این سامانه در عمل چقدر دقیق است.»</w:t>
+        <w:t xml:space="preserve">«در ادامه، نتایج ارزیابی سامانه ارائه می‌شود.»</w:t>
       </w:r>
     </w:p>
     <w:p>
@@ -5658,7 +5658,7 @@
           <w:szCs w:val="26"/>
           <w:rtl/>
         </w:rPr>
-        <w:t xml:space="preserve">بلافاصله به اسلاید بعد بروید.</w:t>
+        <w:t xml:space="preserve">بلافاصله به اسلاید بعد منتقل شوید.</w:t>
       </w:r>
     </w:p>
     <w:p>
@@ -5850,7 +5850,7 @@
                 <w:szCs w:val="26"/>
                 <w:rtl/>
               </w:rPr>
-              <w:t xml:space="preserve">ارزیابی روی یک مجموعه‌ی مرجع مستقل با ۱۱ عکس و ۹۳ دیسک انجام شد.</w:t>
+              <w:t xml:space="preserve">ارزیابی بر روی یک مجموعه مرجع مستقل شامل ۱۱ تصویر و ۹۳ دیسک انجام شد.</w:t>
             </w:r>
           </w:p>
           <w:p>
@@ -5870,7 +5870,7 @@
                 <w:szCs w:val="26"/>
                 <w:rtl/>
               </w:rPr>
-              <w:t xml:space="preserve">یافتن ظرف: در هر ۱۱ عکس ظرف درست پیدا شد. این عدد را باید با احتیاط خواند، چون هر ۱۱ عکس از یک آزمایشگاه و با یک شیوه‌ی عکس‌برداری تهیه شده‌اند.</w:t>
+              <w:t xml:space="preserve">در یافتن ظرف، هر ۱۱ تصویر به درستی مکان‌یابی شد. تعمیم این عدد نیازمند احتیاط است، زیرا تمام تصاویر از یک آزمایشگاه و با یک شیوه تصویربرداری تهیه شده‌اند.</w:t>
             </w:r>
           </w:p>
           <w:p>
@@ -5890,7 +5890,7 @@
                 <w:szCs w:val="26"/>
                 <w:rtl/>
               </w:rPr>
-              <w:t xml:space="preserve">یافتن دیسک: امتیاز F1 برابر ۰٫۹۸۹ شد، با صحت کامل. یعنی هیچ مثبت کاذبی نماند و فقط دو دیسک از دست رفت.</w:t>
+              <w:t xml:space="preserve">در یافتن دیسک، امتیاز F1 برابر ۰٫۹۸۹ با صحت کامل به دست آمد. هیچ مثبت کاذبی باقی نماند و تنها دو دیسک تشخیص داده نشد.</w:t>
             </w:r>
           </w:p>
           <w:p>
@@ -5910,7 +5910,7 @@
                 <w:szCs w:val="26"/>
                 <w:rtl/>
               </w:rPr>
-              <w:t xml:space="preserve">تشخیص وجود هاله: دقت ۰٫۸۲۴ است. الگویش نامتقارن است؛ سامانه هاله‌ی واقعی را به ندرت از دست می‌دهد ولی گاهی هاله‌ای گزارش می‌کند که وجود ندارد.</w:t>
+              <w:t xml:space="preserve">در تشخیص وجود هاله، دقت ۰٫۸۲۴ است. الگوی خطا نامتقارن است: نرخ منفی کاذب پایین و نرخ مثبت کاذب نسبتاً بالاست.</w:t>
             </w:r>
           </w:p>
         </w:tc>
@@ -5946,7 +5946,7 @@
           <w:szCs w:val="26"/>
           <w:rtl/>
         </w:rPr>
-        <w:t xml:space="preserve">«این دو مرحله عملاً حل شده‌اند. مرحله‌ی سوم داستان دیگری دارد.»</w:t>
+        <w:t xml:space="preserve">«این دو مرحله عملاً حل شده‌اند. نتایج مرحله سوم در اسلاید بعد می‌آید.»</w:t>
       </w:r>
     </w:p>
     <w:p>
@@ -6138,7 +6138,7 @@
                 <w:szCs w:val="26"/>
                 <w:rtl/>
               </w:rPr>
-              <w:t xml:space="preserve">حالا دقت عددی قطر هاله.</w:t>
+              <w:t xml:space="preserve">دقت عددی قطر هاله به شرح زیر است.</w:t>
             </w:r>
           </w:p>
           <w:p>
@@ -6158,7 +6158,7 @@
                 <w:szCs w:val="26"/>
                 <w:rtl/>
               </w:rPr>
-              <w:t xml:space="preserve">اگر تنها روش پروفایل شعاعی به کار می‌رفت، خطای متوسط ۵٫۵۰ میلی‌متر می‌شد و دقت ۰٫۷۸۰.</w:t>
+              <w:t xml:space="preserve">در پیکربندی مبتنی بر روش پروفایل شعاعی به تنهایی، خطای متوسط ۵٫۵۰ میلی‌متر و دقت ۰٫۷۸۰ است.</w:t>
             </w:r>
           </w:p>
           <w:p>
@@ -6178,7 +6178,7 @@
                 <w:szCs w:val="26"/>
                 <w:rtl/>
               </w:rPr>
-              <w:t xml:space="preserve">با ترکیب سه روش، خطای متوسط به ۳٫۸۵ میلی‌متر رسید و دقت به ۰٫۸۲۴. میانه‌ی خطا ۲٫۱۰ میلی‌متر است.</w:t>
+              <w:t xml:space="preserve">با ترکیب سه روش، خطای متوسط به ۳٫۸۵ میلی‌متر و دقت به ۰٫۸۲۴ رسید. میانه خطا ۲٫۱۰ میلی‌متر است.</w:t>
             </w:r>
           </w:p>
           <w:p>
@@ -6198,7 +6198,7 @@
                 <w:szCs w:val="26"/>
                 <w:rtl/>
               </w:rPr>
-              <w:t xml:space="preserve">سه نکته: ترکیب سه هاله‌ی واقعی را بازیافت کرد، شمار موارد کاذب تغییر نکرد، و خطای عددی سی درصد کم شد. یعنی ترکیب روی هر سه معیار بهتر یا برابر است.</w:t>
+              <w:t xml:space="preserve">سه نتیجه از این مقایسه به دست می‌آید: بازیافت سه هاله واقعی، ثابت ماندن شمار موارد کاذب، و کاهش سی‌درصدی خطای عددی. ترکیب بر هر سه معیار بهتر یا برابر عمل می‌کند.</w:t>
             </w:r>
           </w:p>
           <w:p>
@@ -6218,7 +6218,7 @@
                 <w:szCs w:val="26"/>
                 <w:rtl/>
               </w:rPr>
-              <w:t xml:space="preserve">باید اضافه کنم که پراکندگی هنوز زیاد است؛ حدود توافق پهنایی نزدیک به ۲۳ میلی‌متر دارد. سوگیری اما تقریباً صفر است، یعنی خطا نظام‌مند نیست.</w:t>
+              <w:t xml:space="preserve">پراکندگی همچنان بالاست و پهنای حدود توافق نزدیک به ۲۳ میلی‌متر است. سوگیری تقریباً صفر است، که بر نظام‌مند نبودن خطا دلالت دارد.</w:t>
             </w:r>
           </w:p>
         </w:tc>
@@ -6254,7 +6254,7 @@
           <w:szCs w:val="26"/>
           <w:rtl/>
         </w:rPr>
-        <w:t xml:space="preserve">«اما میلی‌متر برای آزمایشگاه نتیجه‌ی نهایی نیست. ببینیم این اعداد به زبان بالینی چه می‌شوند.»</w:t>
+        <w:t xml:space="preserve">«خروجی نهایی آزمایشگاه یک دسته بالینی است. ترجمه این اعداد به زبان بالینی در ادامه می‌آید.»</w:t>
       </w:r>
     </w:p>
     <w:p>
@@ -6482,7 +6482,7 @@
           <w:szCs w:val="26"/>
           <w:rtl/>
         </w:rPr>
-        <w:t xml:space="preserve">بلافاصله به اسلاید بعد بروید.</w:t>
+        <w:t xml:space="preserve">بلافاصله به اسلاید بعد منتقل شوید.</w:t>
       </w:r>
     </w:p>
     <w:p>
@@ -6674,7 +6674,7 @@
                 <w:szCs w:val="26"/>
                 <w:rtl/>
               </w:rPr>
-              <w:t xml:space="preserve">عدد میلی‌متری برای آزمایشگاه نتیجه‌ی نهایی نیست. آنچه به پزشک گزارش می‌شود یک دسته است: حساس، نیمه‌حساس، یا مقاوم.</w:t>
+              <w:t xml:space="preserve">خروجی نهایی آزمایشگاه یک دسته بالینی است: حساس، نیمه‌حساس، یا مقاوم. عدد میلی‌متری مقدمه رسیدن به این دسته است.</w:t>
             </w:r>
           </w:p>
           <w:p>
@@ -6694,7 +6694,7 @@
                 <w:szCs w:val="26"/>
                 <w:rtl/>
               </w:rPr>
-              <w:t xml:space="preserve">یک مانع داده اینجا بود. طبقه‌بندی به سه چیز نیاز دارد: قطر، گونه‌ی باکتری، و نام دارو. مرجع من تنها قطر را داشت. پس پرسش را عوض کردم: اگر نقطه‌ی شکست مربوطه هر کدام از ۳۴۹ نقطه‌ی شکست واقعی استاندارد باشد، خوانش سامانه چند درصد مواقع با خوانش کارشناس هم‌دسته می‌شود؟ این ۳۱٬۷۵۹ تصمیم شبیه‌سازی‌شده می‌سازد.</w:t>
+              <w:t xml:space="preserve">طبقه‌بندی به سه داده نیاز دارد: قطر، گونه باکتری و نام دارو. مجموعه مرجع تنها قطر را در اختیار داشت، بنابراین صورت مسئله تغییر داده شد: نرخ هم‌دسته شدن خوانش سامانه با خوانش کارشناس، به ازای هر یک از ۳۴۹ نقطه شکست استاندارد محاسبه گردید. حاصل، ۳۱٬۷۵۹ تصمیم شبیه‌سازی‌شده است.</w:t>
             </w:r>
           </w:p>
           <w:p>
@@ -6714,7 +6714,7 @@
                 <w:szCs w:val="26"/>
                 <w:rtl/>
               </w:rPr>
-              <w:t xml:space="preserve">نتیجه: توافق دسته‌ای ۸۳٫۲ درصد. خطای بسیار عمده ۶٫۱۹ درصد در برابر سقف مرسوم ۱٫۵ درصد. خطای عمده ۹٫۲۴ درصد در برابر سقف ۳ درصد.</w:t>
+              <w:t xml:space="preserve">نتیجه عبارت است از توافق دسته‌ای ۸۳٫۲ درصد، خطای بسیار عمده ۶٫۱۹ درصد در برابر سقف مرسوم ۱٫۵ درصد، و خطای عمده ۹٫۲۴ درصد در برابر سقف ۳ درصد.</w:t>
             </w:r>
           </w:p>
           <w:p>
@@ -6734,7 +6734,7 @@
                 <w:szCs w:val="26"/>
                 <w:rtl/>
               </w:rPr>
-              <w:t xml:space="preserve">این را باید بدون تخفیف بگویم: سامانه در وضع فعلی به آستانه‌ی پذیرش بالینی نمی‌رسد. [مکث]</w:t>
+              <w:t xml:space="preserve">سامانه در وضعیت کنونی به آستانه پذیرش بالینی نمی‌رسد. [مکث]</w:t>
             </w:r>
           </w:p>
           <w:p>
@@ -6754,7 +6754,7 @@
                 <w:szCs w:val="26"/>
                 <w:rtl/>
               </w:rPr>
-              <w:t xml:space="preserve">اما نمودار نکته‌ی مهم‌تری دارد. اگر خطا از ۳٫۸۵ به ۰٫۹۶ میلی‌متر برسد، توافق از ۸۳ به ۹۶ درصد می‌رود و هر دو سقف برآورده می‌شوند. پس هدف مهندسی یک عدد مشخص است: خطای حدود یک میلی‌متر.</w:t>
+              <w:t xml:space="preserve">نمودار، رابطه دقت میلی‌متری با توافق دسته‌ای را نشان می‌دهد. کاهش خطا از ۳٫۸۵ به ۰٫۹۶ میلی‌متر، توافق را از ۸۳ به ۹۶ درصد می‌رساند و هر دو سقف را برآورده می‌کند. بر این پایه، هدف مهندسی عددی مشخص است: خطای حدود یک میلی‌متر.</w:t>
             </w:r>
           </w:p>
         </w:tc>
@@ -6790,7 +6790,7 @@
           <w:szCs w:val="26"/>
           <w:rtl/>
         </w:rPr>
-        <w:t xml:space="preserve">«ولی پیش از پذیرفتن این هدف، باید بپرسیم سقف واقعی کجاست.»</w:t>
+        <w:t xml:space="preserve">«پیش از پذیرفتن این هدف، سقف قابل اثبات در اسلاید بعد بررسی می‌شود.»</w:t>
       </w:r>
     </w:p>
     <w:p>
@@ -6982,7 +6982,7 @@
                 <w:szCs w:val="26"/>
                 <w:rtl/>
               </w:rPr>
-              <w:t xml:space="preserve">همه‌ی اعداد قبلی در برابر یک خوانش کارشناس سنجیده شده‌اند. تکرارپذیری خود آن خوانش چقدر است؟</w:t>
+              <w:t xml:space="preserve">تمام اعداد پیشین در برابر یک خوانش کارشناس سنجیده شده‌اند. تکرارپذیری خود آن خوانش، حد بالای هر مقایسه‌ای است.</w:t>
             </w:r>
           </w:p>
           <w:p>
@@ -7002,7 +7002,7 @@
                 <w:szCs w:val="26"/>
                 <w:rtl/>
               </w:rPr>
-              <w:t xml:space="preserve">کارشناسان اعلام کردند خوانششان تا دو میلی‌متر تغییر دارد. کارشناس دوم را شبیه‌سازی کردم و همان تحلیل دسته‌ای را دوباره اجرا کردم.</w:t>
+              <w:t xml:space="preserve">بر پایه اظهار کارشناسان، خوانش آنان تا دو میلی‌متر تغییر دارد. کارشناس دوم شبیه‌سازی و همان تحلیل دسته‌ای بازاجرا شد.</w:t>
             </w:r>
           </w:p>
           <w:p>
@@ -7022,7 +7022,7 @@
                 <w:szCs w:val="26"/>
                 <w:rtl/>
               </w:rPr>
-              <w:t xml:space="preserve">نتیجه دو چیز گفت. اول، توافق دو کارشناس انسانی با یکدیگر ۹۵٫۱ درصد است، نه صد درصد. پس سقف واقعی حدود ۹۲ تا ۹۶ درصد است و فاصله‌ی سامانه ده واحد است، نه هجده واحد.</w:t>
+              <w:t xml:space="preserve">دو نتیجه به دست آمد. نخست، توافق دو کارشناس انسانی با یکدیگر ۹۵٫۱ درصد است. سقف قابل دستیابی در برابر چنین مرجعی حدود ۹۲ تا ۹۶ درصد و فاصله سامانه تا آن حدود ده واحد درصد است.</w:t>
             </w:r>
           </w:p>
           <w:p>
@@ -7042,7 +7042,7 @@
                 <w:szCs w:val="26"/>
                 <w:rtl/>
               </w:rPr>
-              <w:t xml:space="preserve">دوم، حتی دو کارشناس انسانی هم سقف ۱٫۵ درصدی خطای بسیار عمده را برآورده نمی‌کنند. آن سقف‌ها برای مقایسه با مرجع رقت در محیط مایع تعریف شده‌اند، نه با خوانش خط‌کشی یک کارشناس.</w:t>
+              <w:t xml:space="preserve">دوم، سقف ۱٫۵ درصدی خطای بسیار عمده در توافق دو کارشناس انسانی نیز برآورده نمی‌شود. این سقف‌ها برای مقایسه با مرجع رقت در محیط مایع تعریف شده‌اند و معیار مقایسه با خوانش خط‌کشی کارشناس نیستند.</w:t>
             </w:r>
           </w:p>
           <w:p>
@@ -7062,7 +7062,7 @@
                 <w:szCs w:val="26"/>
                 <w:rtl/>
               </w:rPr>
-              <w:t xml:space="preserve">یک نکته‌ی صادقانه هم اضافه کنم: با کم کردن سهم نویز مرجع، خطای سامانه فقط از ۳٫۸۵ به حدود ۳٫۷ میلی‌متر می‌آید. یعنی بیشتر خطا مال خود سامانه است و این نویز بهانه نیست.</w:t>
+              <w:t xml:space="preserve">با کسر سهم نویز مرجع، خطای سامانه از ۳٫۸۵ تنها به حدود ۳٫۷ میلی‌متر کاهش می‌یابد. بخش عمده خطا به خود سامانه تعلق دارد.</w:t>
             </w:r>
           </w:p>
         </w:tc>
@@ -7098,7 +7098,7 @@
           <w:szCs w:val="26"/>
           <w:rtl/>
         </w:rPr>
-        <w:t xml:space="preserve">«پس خطا واقعی است. سوال بعدی این است که چرا همان‌جاست.»</w:t>
+        <w:t xml:space="preserve">«بخش عمده خطا به خود سامانه تعلق دارد. علت آن در ادامه بیان می‌شود.»</w:t>
       </w:r>
     </w:p>
     <w:p>
@@ -7326,7 +7326,7 @@
           <w:szCs w:val="26"/>
           <w:rtl/>
         </w:rPr>
-        <w:t xml:space="preserve">بلافاصله به اسلاید بعد بروید.</w:t>
+        <w:t xml:space="preserve">بلافاصله به اسلاید بعد منتقل شوید.</w:t>
       </w:r>
     </w:p>
     <w:p>
@@ -7518,7 +7518,7 @@
                 <w:szCs w:val="26"/>
                 <w:rtl/>
               </w:rPr>
-              <w:t xml:space="preserve">و اینجا مهم‌ترین یافته‌ی پروژه است. [آرام]</w:t>
+              <w:t xml:space="preserve">مهم‌ترین یافته پژوهش در ادامه بیان می‌شود. [آرام]</w:t>
             </w:r>
           </w:p>
           <w:p>
@@ -7538,7 +7538,7 @@
                 <w:szCs w:val="26"/>
                 <w:rtl/>
               </w:rPr>
-              <w:t xml:space="preserve">در طول کار سه بار یک الگوی یکسان رخ داد: یک روش جدید و دقیق ساختم، سنجیدم، و معلوم شد روی همان زیرمجموعه‌ی آسانی فعال می‌شود که روش‌های موجود از پیش خوب حل کرده بودند.</w:t>
+              <w:t xml:space="preserve">در طول پژوهش، سه بار الگوی یکسانی مشاهده شد: یک روش جدید و دقیق طراحی و سنجیده شد و مشخص گردید تنها بر روی همان زیرمجموعه آسانی فعال می‌شود که روش‌های موجود پیش‌تر به خوبی حل کرده بودند.</w:t>
             </w:r>
           </w:p>
           <w:p>
@@ -7558,7 +7558,7 @@
                 <w:szCs w:val="26"/>
                 <w:rtl/>
               </w:rPr>
-              <w:t xml:space="preserve">بار چهارم ترتیب را عوض کردم. اول پیش‌فرض را سنجیدم و بعد تصمیم گرفتم که آیا ساختن روش تازه معنا دارد.</w:t>
+              <w:t xml:space="preserve">در مرتبه چهارم، ترتیب کار تغییر داده شد: نخست پیش‌فرض سنجیده و سپس درباره ساخت روش تازه تصمیم‌گیری شد.</w:t>
             </w:r>
           </w:p>
           <w:p>
@@ -7578,7 +7578,7 @@
                 <w:szCs w:val="26"/>
                 <w:rtl/>
               </w:rPr>
-              <w:t xml:space="preserve">آنچه اندازه گرفتم این بود: روی نیمی از دیسک‌ها، داخل یک هاله‌ی واقعی که میانه‌ی قطرش ۲۳ میلی‌متر است، روشنایی متوسط تنها حدود سه دهم انحراف معیار فضایی خود محیط کشت با آن فرق دارد.</w:t>
+              <w:t xml:space="preserve">نتیجه اندازه‌گیری چنین بود: بر روی حدود نیمی از دیسک‌ها، در هاله‌ای واقعی با میانه قطر ۲۳ میلی‌متر، اختلاف روشنایی متوسط داخل هاله با محیط کشت تنها حدود سه دهم انحراف معیار فضایی است.</w:t>
             </w:r>
           </w:p>
           <w:p>
@@ -7598,7 +7598,7 @@
                 <w:szCs w:val="26"/>
                 <w:rtl/>
               </w:rPr>
-              <w:t xml:space="preserve">دو کنترل انجام دادم تا مطمئن شوم این عدد مصنوع روش نیست. اول: مرجع داخل هاله در صفر درصد موارد بیرون هاله نیفتاده است. دوم: وقتی محل درست مرز را مجانی به الگوریتم دادم، جدایش به ۰٫۲۹ رسید، یعنی حتی کمتر.</w:t>
+              <w:t xml:space="preserve">دو آزمون کنترلی برای رد کردن احتمال مصنوع بودن این عدد انجام شد. کنترل نخست: مرجع داخل هاله در صفر درصد موارد خارج از هاله قرار گرفته است. کنترل دوم: با در اختیار گذاشتن محل واقعی مرز، جدایش به ۰٫۲۹ کاهش یافت.</w:t>
             </w:r>
           </w:p>
           <w:p>
@@ -7618,7 +7618,7 @@
                 <w:szCs w:val="26"/>
                 <w:rtl/>
               </w:rPr>
-              <w:t xml:space="preserve">دو راه استاندارد بینایی ماشین را هم آزمودم و هر دو رد شدند. تغییر فضای محاسبه به کمیت نوری، خطا را از ۳٫۴۰ به ۷٫۰۰ میلی‌متر برد. میانگین‌گیری فضایی جدایش را فقط دو برابر کرد در حالی که ۲٫۶۳ میلی‌متر تاری به مرز افزود؛ حدود ۹۴ درصد پراکندگی محیط کشت نویز ساختاریافته است و با میانگین‌گیری از بین نمی‌رود.</w:t>
+              <w:t xml:space="preserve">دو راهکار استاندارد بینایی ماشین نیز آزموده و هر دو رد شد. تغییر فضای محاسبه به کمیت نوری، خطا را از ۳٫۴۰ به ۷٫۰۰ میلی‌متر افزایش داد. میانگین‌گیری فضایی، جدایش را تنها دو برابر کرد و در مقابل ۲٫۶۳ میلی‌متر تاری به مرز افزود؛ حدود ۹۴ درصد پراکندگی محیط کشت نویز ساختاریافته است و با میانگین‌گیری حذف نمی‌شود.</w:t>
             </w:r>
           </w:p>
           <w:p>
@@ -7638,7 +7638,7 @@
                 <w:szCs w:val="26"/>
                 <w:rtl/>
               </w:rPr>
-              <w:t xml:space="preserve">نتیجه را باید دقیق گفت: این اطلاعات به‌کلی از تصویر حذف نشده، اما هیچ‌یک از روش‌های این پروژه نتوانست در این سطح کنتراست به آن دست یابد. همین یافته مسیر بهبود را از الگوریتم بهتر به تصویربرداری بهتر می‌چرخاند.</w:t>
+              <w:t xml:space="preserve">نتیجه به بیان دقیق چنین است: این اطلاعات به‌طور کامل از تصویر حذف نشده است؛ اما هیچ‌یک از روش‌های پژوهش حاضر در این سطح کنتراست به آن دست نیافت. این یافته، مسیر بهبود را از سطح الگوریتم به سطح تصویربرداری منتقل می‌کند.</w:t>
             </w:r>
           </w:p>
         </w:tc>
@@ -7674,7 +7674,7 @@
           <w:szCs w:val="26"/>
           <w:rtl/>
         </w:rPr>
-        <w:t xml:space="preserve">«پیش از نتیجه‌گیری، محدودیت‌ها را کامل بگویم.»</w:t>
+        <w:t xml:space="preserve">«پیش از نتیجه‌گیری، محدودیت‌های پژوهش بیان می‌شود.»</w:t>
       </w:r>
     </w:p>
     <w:p>
@@ -7902,7 +7902,7 @@
           <w:szCs w:val="26"/>
           <w:rtl/>
         </w:rPr>
-        <w:t xml:space="preserve">بلافاصله به اسلاید بعد بروید.</w:t>
+        <w:t xml:space="preserve">بلافاصله به اسلاید بعد منتقل شوید.</w:t>
       </w:r>
     </w:p>
     <w:p>
@@ -8073,7 +8073,7 @@
                 <w:szCs w:val="26"/>
                 <w:rtl/>
               </w:rPr>
-              <w:t xml:space="preserve">محدودیت‌ها را کامل می‌گویم. [لحن خونسرد، بدون عذرخواهی]</w:t>
+              <w:t xml:space="preserve">محدودیت‌های پژوهش به صورت کامل بیان می‌شود. [لحن خونسرد]</w:t>
             </w:r>
           </w:p>
           <w:p>
@@ -8093,7 +8093,7 @@
                 <w:szCs w:val="26"/>
                 <w:rtl/>
               </w:rPr>
-              <w:t xml:space="preserve">حجم نمونه کوچک است: ۱۱ عکس و ۹۳ دیسک. برای ارزیابی اولیه کافی است، برای اعتبارسنجی قطعی نه. تنوع تصویربرداری هم محدود است: یک آزمایشگاه، یک دوربین، یک شیوه‌ی نورپردازی.</w:t>
+              <w:t xml:space="preserve">حجم نمونه محدود است: ۱۱ تصویر و ۹۳ دیسک. این حجم برای ارزیابی اولیه کفایت می‌کند و برای اعتبارسنجی قطعی کافی نیست. تنوع تصویربرداری نیز محدود به یک آزمایشگاه، یک دوربین و یک شیوه نورپردازی است.</w:t>
             </w:r>
           </w:p>
           <w:p>
@@ -8113,7 +8113,7 @@
                 <w:szCs w:val="26"/>
                 <w:rtl/>
               </w:rPr>
-              <w:t xml:space="preserve">پروتکل تصویربرداری با توصیه‌ی استاندارد هم‌راستا نیست. استاندارد نور بازتابی و زمینه‌ی تیره را توصیه می‌کند؛ عکس‌های من با تلفن همراه و در نور معمولی اتاق گرفته شده‌اند. یعنی بخشی از خطای گزارش‌شده خطای پروتکل جمع‌آوری داده است، نه خطای الگوریتم.</w:t>
+              <w:t xml:space="preserve">پروتکل تصویربرداری با توصیه استاندارد هم‌راستا نیست. استاندارد، نور بازتابی و زمینه تیره را توصیه می‌کند، در حالی که تصاویر این پژوهش با تلفن همراه و در نور معمولی اتاق تهیه شده‌اند. بخشی از خطای گزارش‌شده به پروتکل جمع‌آوری داده مربوط می‌شود.</w:t>
             </w:r>
           </w:p>
           <w:p>
@@ -8133,7 +8133,7 @@
                 <w:szCs w:val="26"/>
                 <w:rtl/>
               </w:rPr>
-              <w:t xml:space="preserve">عدد دو میلی‌متری تکرارپذیری کارشناس یک اظهار شفاهی است و ما خودمان اندازه‌اش نگرفته‌ایم. نام آنتی‌بیوتیک هم خوانده نمی‌شود، پس سامانه دسته‌ی نهایی را اعلام نمی‌کند. زمان اجرا نیز یک تا سه دقیقه برای هر عکس است که برای کاربرد بی‌درنگ مناسب نیست.</w:t>
+              <w:t xml:space="preserve">عدد دو میلی‌متری تکرارپذیری کارشناس مبتنی بر اظهار شفاهی است و توسط ما اندازه‌گیری نشده است. نام آنتی‌بیوتیک نیز استخراج نمی‌شود و سامانه دسته نهایی را اعلام نمی‌کند. زمان اجرا یک تا سه دقیقه برای هر تصویر است که برای کاربرد بی‌درنگ مناسب نیست.</w:t>
             </w:r>
           </w:p>
         </w:tc>
@@ -8169,7 +8169,7 @@
           <w:szCs w:val="26"/>
           <w:rtl/>
         </w:rPr>
-        <w:t xml:space="preserve">«با این محدودیت‌ها، دستاورد کار چیست؟»</w:t>
+        <w:t xml:space="preserve">«دستاوردهای پژوهش در اسلاید بعد جمع‌بندی می‌شود.»</w:t>
       </w:r>
     </w:p>
     <w:p>
@@ -8340,7 +8340,7 @@
                 <w:szCs w:val="26"/>
                 <w:rtl/>
               </w:rPr>
-              <w:t xml:space="preserve">سه دستاورد.</w:t>
+              <w:t xml:space="preserve">پژوهش سه دستاورد دارد.</w:t>
             </w:r>
           </w:p>
           <w:p>
@@ -8360,7 +8360,7 @@
                 <w:szCs w:val="26"/>
                 <w:rtl/>
               </w:rPr>
-              <w:t xml:space="preserve">اول، یک زنجیره‌ی کامل و قطعی از عکس خام تا دسته‌ی بالینی ساخته شد. هیچ مدل یادگیرنده‌ای در آن نیست و یک ورودی یکسان همیشه همان خروجی را می‌دهد. نتیجه روی سه ماشین مستقل بازتولید شد و در یکی از آن‌ها تصویرهای خروجی بیت به بیت یکسان درآمدند.</w:t>
+              <w:t xml:space="preserve">نخست، زنجیره‌ای کامل و قطعی از تصویر خام تا دسته بالینی طراحی و پیاده‌سازی شد. این زنجیره هیچ مدل یادگیرنده‌ای ندارد و یک ورودی یکسان همواره خروجی یکسان تولید می‌کند. نتایج بر روی سه ماشین مستقل بازتولید شد و در یکی از آن‌ها تصاویر خروجی بیت به بیت یکسان بود.</w:t>
             </w:r>
           </w:p>
           <w:p>
@@ -8380,7 +8380,7 @@
                 <w:szCs w:val="26"/>
                 <w:rtl/>
               </w:rPr>
-              <w:t xml:space="preserve">دوم، مرز هاله با سه روش موازی تعیین و بر پایه‌ی نقاط قوت اندازه‌گیری‌شده‌ی هر کدام ترکیب شد. این ترکیب خطا را سی درصد کاهش داد.</w:t>
+              <w:t xml:space="preserve">دوم، مرز هاله با سه روش موازی تعیین و بر پایه نقاط قوت اندازه‌گیری‌شده هر یک ترکیب شد. این ترکیب، خطا را سی درصد کاهش داد.</w:t>
             </w:r>
           </w:p>
           <w:p>
@@ -8400,7 +8400,7 @@
                 <w:szCs w:val="26"/>
                 <w:rtl/>
               </w:rPr>
-              <w:t xml:space="preserve">سوم، و مهم‌تر از هر دو: هر تصمیم طراحی با اندازه‌گیری روی داده‌ی مرجع سنجیده شد. از جمله معیاری که در نگاه اول نتیجه را بهتر می‌کرد اما در اعتبارسنجی متقاطع رد شد و کنار گذاشته شد.</w:t>
+              <w:t xml:space="preserve">سوم، و مهم‌تر از دو مورد پیشین، هر تصمیم طراحی با اندازه‌گیری بر روی داده مرجع سنجیده شد؛ از جمله معیاری که در ارزیابی درون‌نمونه‌ای بهبود نشان می‌داد و در اعتبارسنجی متقاطع رد و کنار گذاشته شد.</w:t>
             </w:r>
           </w:p>
           <w:p>
@@ -8420,7 +8420,7 @@
                 <w:szCs w:val="26"/>
                 <w:rtl/>
               </w:rPr>
-              <w:t xml:space="preserve">جمع‌بندی در یک جمله: یافتن دیسک حل شده است. تعیین مرز هاله تا حدی حل شده، و علت باقی‌مانده‌اش اندازه‌گیری شده است، نه حدس زده.</w:t>
+              <w:t xml:space="preserve">جمع‌بندی: مسئله یافتن دیسک حل شده و مسئله تعیین مرز هاله تا حدی حل شده است. علت خطای باقی‌مانده نیز به صورت کمی اندازه‌گیری شده است.</w:t>
             </w:r>
           </w:p>
         </w:tc>
@@ -8456,7 +8456,7 @@
           <w:szCs w:val="26"/>
           <w:rtl/>
         </w:rPr>
-        <w:t xml:space="preserve">«و بر همین پایه، قدم بعد مشخص است.»</w:t>
+        <w:t xml:space="preserve">«بر همین پایه، افق‌های کار آینده تعریف می‌شود.»</w:t>
       </w:r>
     </w:p>
     <w:p>
@@ -8648,7 +8648,7 @@
                 <w:szCs w:val="26"/>
                 <w:rtl/>
               </w:rPr>
-              <w:t xml:space="preserve">کار آینده سه افق دارد.</w:t>
+              <w:t xml:space="preserve">کار آینده در سه افق تعریف می‌شود.</w:t>
             </w:r>
           </w:p>
           <w:p>
@@ -8668,7 +8668,7 @@
                 <w:szCs w:val="26"/>
                 <w:rtl/>
               </w:rPr>
-              <w:t xml:space="preserve">کوتاه‌مدت: افزودن مدل سیگموئید گذار شعاعی. این را از پیش سنجیدم؛ روی ۵۷ دیسک مشترک، خطای متوسط ۲٫۷۹ و میانه ۱٫۰۳ میلی‌متر داد. یعنی میانه‌ی خطا به داخل باند تکرارپذیری کارشناس می‌رسد.</w:t>
+              <w:t xml:space="preserve">افق کوتاه‌مدت، افزودن مدل سیگموئید گذار شعاعی است. این مدل پیش‌تر سنجیده شده و بر روی ۵۷ دیسک مشترک، خطای متوسط ۲٫۷۹ و میانه ۱٫۰۳ میلی‌متر داده است؛ میانه خطا با این مقدار به داخل باند تکرارپذیری کارشناس می‌رسد.</w:t>
             </w:r>
           </w:p>
           <w:p>
@@ -8688,7 +8688,7 @@
                 <w:szCs w:val="26"/>
                 <w:rtl/>
               </w:rPr>
-              <w:t xml:space="preserve">میان‌مدت: چهار شرط تصویربرداری. نورپردازی از پشت ظرف، کارت خاکستری مرجع در قاب، عکس‌برداری از یک ظرف در چند زمان، و یک مربع مرجع کالیبراسیون با ضلع ده میلی‌متر و رنگ متمایز کنار ظرف. این آخری مقیاس را از قطر دیسک‌ها مستقل می‌کند. هیچ‌کدام تجهیزات گران نمی‌خواهند.</w:t>
+              <w:t xml:space="preserve">افق میان‌مدت، چهار شرط تصویربرداری است: نورپردازی از پشت ظرف، کارت خاکستری مرجع در قاب، تصویربرداری از یک ظرف در چند زمان، و مربع مرجع کالیبراسیون با ضلع ده میلی‌متر و رنگ متمایز در کنار ظرف. مورد اخیر، مقیاس را از قطر دیسک‌ها مستقل می‌کند. هیچ‌یک از این شروط تجهیزات پرهزینه نمی‌طلبد.</w:t>
             </w:r>
           </w:p>
           <w:p>
@@ -8708,7 +8708,7 @@
                 <w:szCs w:val="26"/>
                 <w:rtl/>
               </w:rPr>
-              <w:t xml:space="preserve">بلندمدت: مجموعه‌ی مرجع بزرگ‌تر با چند آزمایشگاه و چند دوربین، و دور دوم اندازه‌گیری کارشناسی روی همان ظرف‌ها.</w:t>
+              <w:t xml:space="preserve">افق بلندمدت، تهیه مجموعه مرجع بزرگ‌تر با چند آزمایشگاه و چند دوربین، و انجام دور دوم اندازه‌گیری کارشناسی بر روی همان ظرف‌ها است.</w:t>
             </w:r>
           </w:p>
         </w:tc>
@@ -8744,7 +8744,7 @@
           <w:szCs w:val="26"/>
           <w:rtl/>
         </w:rPr>
-        <w:t xml:space="preserve">«با تشکر از توجه شما.»</w:t>
+        <w:t xml:space="preserve">«با سپاس از توجه شما.»</w:t>
       </w:r>
     </w:p>
     <w:p>
@@ -8915,7 +8915,7 @@
                 <w:szCs w:val="26"/>
                 <w:rtl/>
               </w:rPr>
-              <w:t xml:space="preserve">از استاد راهنمایم، جناب آقای دکتر محمدرضا یزدچی، صمیمانه سپاسگزارم. از کارشناسان آزمایشگاه که وقت گذاشتند و قطر ۶۴ هاله را دستی اندازه گرفتند قدردانی می‌کنم. از هیئت داوران برای وقتی که گذاشتند، و از خانواده‌ام.</w:t>
+              <w:t xml:space="preserve">از استاد راهنما، جناب آقای دکتر محمدرضا یزدچی، صمیمانه سپاسگزارم. از کارشناسان آزمایشگاه که قطر ۶۴ هاله را به صورت دستی اندازه‌گیری کردند قدردانی می‌کنم. همچنین از هیئت داوران و از خانواده‌ام سپاسگزارم.</w:t>
             </w:r>
           </w:p>
         </w:tc>
@@ -8951,7 +8951,7 @@
           <w:szCs w:val="26"/>
           <w:rtl/>
         </w:rPr>
-        <w:t xml:space="preserve">«ارائه‌ی من به پایان رسید.»</w:t>
+        <w:t xml:space="preserve">«ارائه به پایان رسید.»</w:t>
       </w:r>
     </w:p>
     <w:p>
@@ -9122,7 +9122,7 @@
                 <w:szCs w:val="26"/>
                 <w:rtl/>
               </w:rPr>
-              <w:t xml:space="preserve">سپاس از توجه شما. در خدمتم.</w:t>
+              <w:t xml:space="preserve">از توجه شما سپاسگزارم. آماده پاسخ‌گویی به پرسش‌ها هستم.</w:t>
             </w:r>
           </w:p>
         </w:tc>
@@ -9158,7 +9158,7 @@
           <w:szCs w:val="26"/>
           <w:rtl/>
         </w:rPr>
-        <w:t xml:space="preserve">این اسلاید تا پایان جلسه روی پرده می‌ماند.</w:t>
+        <w:t xml:space="preserve">این اسلاید تا پایان جلسه بر پرده باقی می‌ماند.</w:t>
       </w:r>
     </w:p>
     <w:p>
@@ -12435,7 +12435,7 @@
           <w:szCs w:val="26"/>
           <w:rtl/>
         </w:rPr>
-        <w:t xml:space="preserve">برای هر پرسش، پاسخ کوتاه و مستند آماده است. اگر پرسشی را نمی‌دانید، بگویید نمی‌دانم و بگویید کجا باید دنبالش گشت؛ این از پاسخ ساختگی بسیار بهتر است.</w:t>
+        <w:t xml:space="preserve">برای هر پرسش، پاسخ کوتاه و مستند آماده است. در مواجهه با پرسشی که پاسخ آن در دست نیست، اعلام نداشتن پاسخ به همراه ارجاع به محل بررسی، بر پاسخ ساختگی ترجیح دارد.</w:t>
       </w:r>
     </w:p>
     <w:p>
@@ -12522,7 +12522,7 @@
                 <w:szCs w:val="26"/>
                 <w:rtl/>
               </w:rPr>
-              <w:t xml:space="preserve">دو دلیل. اول، داده‌ی برچسب‌خورده‌ی کافی در دسترس نبود؛ یک مدل یادگیری عمیق برای تعیین مرز هاله به هزاران تصویر برچسب‌خورده در سطح پیکسل نیاز دارد و مجموعه‌ی ۹۳ دیسکی این پروژه برای سنجش کافی است ولی برای آموزش نه. دوم و مهم‌تر، از دل یافته‌ی بخش ۶-۲: اگر جدایش روشنایی روی نیمی از دیسک‌ها سه دهم انحراف معیار باشد، هیچ روشی که تنها از همان روشنایی تغذیه کند — از جمله شبکه‌ی عصبی — نمی‌تواند مرز را بیابد. دلیل سوم هم قابلیت توضیح است: در کاربرد پزشکی باید بتوان گفت چرا سامانه عدد خاصی داده است.</w:t>
+              <w:t xml:space="preserve">این انتخاب سه دلیل دارد. نخست، داده برچسب‌خورده کافی در دسترس نبود؛ یک مدل یادگیری عمیق برای تعیین مرز هاله به هزاران تصویر برچسب‌خورده در سطح پیکسل نیاز دارد و مجموعه ۹۳ دیسکی این پژوهش تنها برای سنجش کفایت می‌کند. دوم، بر پایه یافته بخش ۶-۲، جدایش روشنایی بر روی نیمی از دیسک‌ها سه دهم انحراف معیار است و در این سطح کنتراست، روش‌های متکی بر روشنایی پیکسل، از جمله شبکه عصبی، به مرز دست نمی‌یابند. سوم، قابلیت توضیح است؛ در کاربرد پزشکی، مبنای هر عدد گزارش‌شده باید قابل ردیابی باشد.</w:t>
             </w:r>
           </w:p>
         </w:tc>
@@ -12612,7 +12612,7 @@
                 <w:szCs w:val="26"/>
                 <w:rtl/>
               </w:rPr>
-              <w:t xml:space="preserve">این را در محدودیت‌ها گفتم و تکرارش می‌کنم: برای ارزیابی اولیه کافی است، برای اعتبارسنجی قطعی نه. ۹۳ دیسک روی ۱۱ عکس، ۹۳ اندازه‌گیری می‌دهد، ولی تنوع تصویربرداری همان یکی می‌ماند. رفع این محدودیت اولین بند افق بلندمدت است.</w:t>
+              <w:t xml:space="preserve">این محدودیت در بخش محدودیت‌ها نیز بیان شد. حجم موجود برای ارزیابی اولیه کفایت می‌کند و برای اعتبارسنجی قطعی کافی نیست. ۹۳ دیسک بر روی ۱۱ تصویر، ۹۳ اندازه‌گیری فراهم می‌کند، در حالی که تنوع تصویربرداری همچنان محدود به یک شرایط است. رفع این محدودیت، نخستین بند افق بلندمدت است.</w:t>
             </w:r>
           </w:p>
         </w:tc>
@@ -12702,7 +12702,7 @@
                 <w:szCs w:val="26"/>
                 <w:rtl/>
               </w:rPr>
-              <w:t xml:space="preserve">هست، و به همین دلیل سامانه را برای کاربرد بالینی پیشنهاد نمی‌کنم. دو نکته را اما باید کنارش گذاشت. اول، همان سقف ۱٫۵ درصدی را دو کارشناس انسانی هم برآورده نمی‌کنند، چون آن سقف برای مقایسه با مرجع رقت تعریف شده است. دوم، جدول ۵-۱۱ نشان می‌دهد کل این ریسک روی ۴۴ دیسکی است که به روش شعاعی سپرده شده‌اند؛ یعنی گلوگاه پوشش دو روش دقیق‌تر است، نه دقت سامانه به طور کلی.</w:t>
+              <w:t xml:space="preserve">این نرخ خطرناک است و به همین سبب سامانه برای کاربرد بالینی پیشنهاد نمی‌شود. دو نکته در کنار آن قرار می‌گیرد. نخست، سقف ۱٫۵ درصدی در توافق دو کارشناس انسانی نیز برآورده نمی‌شود، زیرا این سقف برای مقایسه با مرجع رقت در محیط مایع تعریف شده است. دوم، بر پایه جدول ۵-۱۱، تمرکز این ریسک بر ۴۴ دیسکی است که به روش شعاعی سپرده شده‌اند؛ گلوگاه اصلی، پوشش دو روش دقیق‌تر است.</w:t>
             </w:r>
           </w:p>
         </w:tc>
@@ -12792,7 +12792,7 @@
                 <w:szCs w:val="26"/>
                 <w:rtl/>
               </w:rPr>
-              <w:t xml:space="preserve">پرسش درستی است. قطر دیسک با استاندارد ساخت شش میلی‌متر است، پس یک قید بیرونی واقعی است، نه چیزی که سامانه ساخته باشد. اما درست است که چون خود دیسک را سامانه پیدا می‌کند، خطای ۰٫۱۸ میلی‌متری قطر دیسک یک اعتبارسنجی مستقل نیست. برای همین در بخش ۶-۶-۴ پیشنهاد کرده‌ام یک مربع مرجع با ضلع ده میلی‌متر و رنگ متمایز کنار ظرف گذاشته شود تا مقیاس از تشخیص دیسک مستقل شود.</w:t>
+              <w:t xml:space="preserve">قطر دیسک بر پایه استاندارد ساخت شش میلی‌متر است و یک قید بیرونی مستقل از سامانه به شمار می‌رود. با این حال، از آنجا که خود دیسک توسط سامانه شناسایی می‌شود، خطای ۰٫۱۸ میلی‌متری قطر دیسک اعتبارسنجی مستقل محسوب نمی‌شود. به همین سبب در بخش ۶-۶-۴ پیشنهاد شده است یک مربع مرجع با ضلع ده میلی‌متر و رنگ متمایز در کنار ظرف قرار گیرد تا مقیاس از مرحله تشخیص دیسک مستقل شود.</w:t>
             </w:r>
           </w:p>
         </w:tc>
@@ -12882,7 +12882,7 @@
                 <w:szCs w:val="26"/>
                 <w:rtl/>
               </w:rPr>
-              <w:t xml:space="preserve">چون هنوز وارد زنجیره نشده است. سنجش آن آفلاین و روی ۵۷ دیسک مشترک انجام شده، نه روی هر ۹۳ دیسک، و بدون نگهبان اعتبارسنجی. گزارش کردنش به عنوان نتیجه‌ی سامانه، ادعای اثبات‌نشده می‌بود. برای همین در کار آینده آمده است و نه در جدول نتایج.</w:t>
+              <w:t xml:space="preserve">این مدل هنوز وارد زنجیره پردازش نشده است. سنجش آن به صورت برون‌خط و بر روی ۵۷ دیسک مشترک انجام شده و نگهبان اعتبارسنجی نیز بر آن اعمال نشده است. گزارش آن به عنوان نتیجه سامانه، ادعایی اثبات‌نشده خواهد بود؛ از این رو در بخش کار آینده آمده است.</w:t>
             </w:r>
           </w:p>
         </w:tc>
@@ -12972,7 +12972,7 @@
                 <w:szCs w:val="26"/>
                 <w:rtl/>
               </w:rPr>
-              <w:t xml:space="preserve">بخشی بله و بخشی نه، و این را اندازه گرفته‌ام. با کم کردن سهم نویز مرجع، خطای سامانه فقط از ۳٫۸۵ به حدود ۳٫۷ می‌آید، پس بیشتر خطا مال خود سامانه است. اما جدول ۶-۱ نشان می‌دهد روی نیمی از دیسک‌ها کنتراستی که الگوریتم باید تشخیص دهد حدود سه دهم انحراف معیار است. دو راه استاندارد برای عبور از این سقف را آزمودم و هر دو بدتر شدند. نتیجه این است که در این شرایط تصویربرداری، بهبود بیشتر از راه الگوریتم به دست نمی‌آید.</w:t>
+              <w:t xml:space="preserve">سهم هر یک اندازه‌گیری شده است. با کسر سهم نویز مرجع، خطای سامانه از ۳٫۸۵ تنها به حدود ۳٫۷ میلی‌متر کاهش می‌یابد و بخش عمده خطا به خود سامانه تعلق دارد. در کنار آن، جدول ۶-۱ نشان می‌دهد کنتراست قابل تشخیص بر روی نیمی از دیسک‌ها حدود سه دهم انحراف معیار است. دو راهکار استاندارد برای عبور از این سقف آزموده شد و هر دو نتیجه را بدتر کرد. در این شرایط تصویربرداری، بهبود بیشتر از مسیر الگوریتم حاصل نمی‌شود.</w:t>
             </w:r>
           </w:p>
         </w:tc>
@@ -13062,7 +13062,7 @@
                 <w:szCs w:val="26"/>
                 <w:rtl/>
               </w:rPr>
-              <w:t xml:space="preserve">از نظر فناوری هر دو کلاسیک‌اند و AntibiogramJ توافق حدود ۸۷ درصد گزارش کرده، یعنی از سامانه‌ی من بالاتر. آنچه این کار می‌افزاید دقت بیشتر نیست: یک زنجیره‌ی کاملاً قطعی که خروجی‌اش بیت به بیت بازتولید می‌شود، و اندازه‌گیری علتی که خطای باقی‌مانده را می‌سازد.</w:t>
+              <w:t xml:space="preserve">از نظر فناوری هر دو کلاسیک هستند و توافق گزارش‌شده AntibiogramJ حدود ۸۷ درصد و بالاتر از سامانه حاضر است. سهم پژوهش حاضر در دو مورد است: یک زنجیره پردازش کاملاً قطعی با خروجی بیت به بیت بازتولیدپذیر، و اندازه‌گیری کمی عامل خطای باقی‌مانده.</w:t>
             </w:r>
           </w:p>
         </w:tc>
